--- a/downloads/teacher/ai-6-week-28.docx
+++ b/downloads/teacher/ai-6-week-28.docx
@@ -1938,6 +1938,396 @@
         <w:t>For the Grounded Learning Service, retain an annotated trace and the changed-case result. Name the contract or evidence that makes the deciding step valid, so another team can review it.</w:t>
       </w:r>
     </w:p>
+    <w:p>
+      <w:pPr>
+        <w:pStyle w:val="Heading1"/>
+      </w:pPr>
+      <w:r>
+        <w:t>07. Prepare, teach and assess</w:t>
+      </w:r>
+    </w:p>
+    <w:p>
+      <w:r>
+        <w:t>Teaching target: Explain the mechanism and terminology of accessibility and user feedback</w:t>
+      </w:r>
+    </w:p>
+    <w:p>
+      <w:r>
+        <w:t>Prepare the labelled worked-case picture, the matching workbook, fictional input cards and a place for individual responses. Check a local Python 3 environment before class; have a paper-trace version ready.</w:t>
+      </w:r>
+    </w:p>
+    <w:tbl>
+      <w:tblPr>
+        <w:tblStyle w:val="LightShading-Accent1"/>
+        <w:tblW w:type="auto" w:w="0"/>
+        <w:tblLook w:firstColumn="1" w:firstRow="1" w:lastColumn="0" w:lastRow="0" w:noHBand="0" w:noVBand="1" w:val="04A0"/>
+      </w:tblPr>
+      <w:tblGrid>
+        <w:gridCol w:w="3408"/>
+        <w:gridCol w:w="3408"/>
+        <w:gridCol w:w="3408"/>
+      </w:tblGrid>
+      <w:tr>
+        <w:trPr>
+          <w:tblHeader/>
+        </w:trPr>
+        <w:tc>
+          <w:tcPr>
+            <w:tcW w:type="dxa" w:w="3408"/>
+          </w:tcPr>
+          <w:p>
+            <w:r>
+              <w:t>Session</w:t>
+            </w:r>
+          </w:p>
+        </w:tc>
+        <w:tc>
+          <w:tcPr>
+            <w:tcW w:type="dxa" w:w="3408"/>
+          </w:tcPr>
+          <w:p>
+            <w:r>
+              <w:t>Plan</w:t>
+            </w:r>
+          </w:p>
+        </w:tc>
+        <w:tc>
+          <w:tcPr>
+            <w:tcW w:type="dxa" w:w="3408"/>
+          </w:tcPr>
+          <w:p>
+            <w:r>
+              <w:t>Resources</w:t>
+            </w:r>
+          </w:p>
+        </w:tc>
+      </w:tr>
+      <w:tr>
+        <w:tc>
+          <w:tcPr>
+            <w:tcW w:type="dxa" w:w="3408"/>
+          </w:tcPr>
+          <w:p>
+            <w:r>
+              <w:t>Session 1 · Understand · 45 min</w:t>
+            </w:r>
+          </w:p>
+        </w:tc>
+        <w:tc>
+          <w:tcPr>
+            <w:tcW w:type="dxa" w:w="3408"/>
+          </w:tcPr>
+          <w:p>
+            <w:r>
+              <w:t>0–7: recall and prerequisite; 7–15: inspect the concrete case and predict; 15–30: teacher models the worked trace; 30–40: learners explain a step using the text and visual; 40–45: check the core idea.</w:t>
+            </w:r>
+          </w:p>
+        </w:tc>
+        <w:tc>
+          <w:tcPr>
+            <w:tcW w:type="dxa" w:w="3408"/>
+          </w:tcPr>
+          <w:p>
+            <w:r>
+              <w:t>Sections 1–6; record the brief recall in the workbook.</w:t>
+            </w:r>
+          </w:p>
+        </w:tc>
+      </w:tr>
+      <w:tr>
+        <w:tc>
+          <w:tcPr>
+            <w:tcW w:type="dxa" w:w="3408"/>
+          </w:tcPr>
+          <w:p>
+            <w:r>
+              <w:t>Session 2 · Practise · 45 min</w:t>
+            </w:r>
+          </w:p>
+        </w:tc>
+        <w:tc>
+          <w:tcPr>
+            <w:tcW w:type="dxa" w:w="3408"/>
+          </w:tcPr>
+          <w:p>
+            <w:r>
+              <w:t>0–5: retrieve the procedure; 5–15: W2 completion practice; 15–23: explain and check with a partner; 23–30: each learner answers the misconception check; 30–40: targeted reteaching or a harder variation; 40–45: prepare the investigation.</w:t>
+            </w:r>
+          </w:p>
+        </w:tc>
+        <w:tc>
+          <w:tcPr>
+            <w:tcW w:type="dxa" w:w="3408"/>
+          </w:tcPr>
+          <w:p>
+            <w:r>
+              <w:t>Sections 7–10; use the matching workbook W2 and misconception check.</w:t>
+            </w:r>
+          </w:p>
+        </w:tc>
+      </w:tr>
+      <w:tr>
+        <w:tc>
+          <w:tcPr>
+            <w:tcW w:type="dxa" w:w="3408"/>
+          </w:tcPr>
+          <w:p>
+            <w:r>
+              <w:t>Session 3 · Investigate and transfer · 45 min</w:t>
+            </w:r>
+          </w:p>
+        </w:tc>
+        <w:tc>
+          <w:tcPr>
+            <w:tcW w:type="dxa" w:w="3408"/>
+          </w:tcPr>
+          <w:p>
+            <w:r>
+              <w:t>0–5: retrieve the decision rule; 5–20: investigate or trace; 20–30: start the independent case; 30–38: connect the project; 38–43: act on feedback; 43–45: plan the return check.</w:t>
+            </w:r>
+          </w:p>
+        </w:tc>
+        <w:tc>
+          <w:tcPr>
+            <w:tcW w:type="dxa" w:w="3408"/>
+          </w:tcPr>
+          <w:p>
+            <w:r>
+              <w:t>Sections 9 and 11–14. Give extra time to finish the full task set; use Section 15 when the week includes a coding lab.</w:t>
+            </w:r>
+          </w:p>
+        </w:tc>
+      </w:tr>
+    </w:tbl>
+    <w:p>
+      <w:r>
+        <w:t>Before class, solve the supported practice: An invalid room is marked only by a red border; no text error or associated label is provided. Show the intermediate steps and give the conclusion with its scope.</w:t>
+      </w:r>
+    </w:p>
+    <w:p>
+      <w:r>
+        <w:t>Reasoned practice answer: Teacher explanation: Colour alone does not communicate the failure to all users. Add labelled error text and an actionable correction; retain keyboard navigation.</w:t>
+      </w:r>
+    </w:p>
+    <w:p>
+      <w:r>
+        <w:t>Check every learner before discussion: Use the worked case for Accessibility and user feedback. Proposed explanation: “The worked result establishes every future case”. Decide whether this explanation is supported. Point to the step or supplied fact that decides; explain your repair if needed.</w:t>
+      </w:r>
+    </w:p>
+    <w:p>
+      <w:r>
+        <w:t>Misconception repair: Accessibility requirements need real interaction checks and appropriate user feedback; a checklist alone is incomplete.</w:t>
+      </w:r>
+    </w:p>
+    <w:p>
+      <w:r>
+        <w:t>Support: read the exact case aloud, enlarge the labelled picture, supply input cards and model only the first deciding step. Accept a spoken explanation or drawing; retain the reasoning goal.</w:t>
+      </w:r>
+    </w:p>
+    <w:p>
+      <w:r>
+        <w:t>Extension: Change the circle to orange without labels. Require a prediction and a reason before comparing. Expected result: The colour-only communication barrier remains. Reason: A different hue supplies no textual or programmatic equivalent.</w:t>
+      </w:r>
+    </w:p>
+    <w:p>
+      <w:r>
+        <w:t>Independent assessment: withhold the reserved answer until the learner has attempted the new case. Record support separately from correctness.</w:t>
+      </w:r>
+    </w:p>
+    <w:tbl>
+      <w:tblPr>
+        <w:tblStyle w:val="LightShading-Accent1"/>
+        <w:tblW w:type="auto" w:w="0"/>
+        <w:tblLook w:firstColumn="1" w:firstRow="1" w:lastColumn="0" w:lastRow="0" w:noHBand="0" w:noVBand="1" w:val="04A0"/>
+      </w:tblPr>
+      <w:tblGrid>
+        <w:gridCol w:w="2556"/>
+        <w:gridCol w:w="2556"/>
+        <w:gridCol w:w="2556"/>
+        <w:gridCol w:w="2556"/>
+      </w:tblGrid>
+      <w:tr>
+        <w:trPr>
+          <w:tblHeader/>
+        </w:trPr>
+        <w:tc>
+          <w:tcPr>
+            <w:tcW w:type="dxa" w:w="2556"/>
+          </w:tcPr>
+          <w:p>
+            <w:r>
+              <w:t>Criterion</w:t>
+            </w:r>
+          </w:p>
+        </w:tc>
+        <w:tc>
+          <w:tcPr>
+            <w:tcW w:type="dxa" w:w="2556"/>
+          </w:tcPr>
+          <w:p>
+            <w:r>
+              <w:t>Not yet</w:t>
+            </w:r>
+          </w:p>
+        </w:tc>
+        <w:tc>
+          <w:tcPr>
+            <w:tcW w:type="dxa" w:w="2556"/>
+          </w:tcPr>
+          <w:p>
+            <w:r>
+              <w:t>With support</w:t>
+            </w:r>
+          </w:p>
+        </w:tc>
+        <w:tc>
+          <w:tcPr>
+            <w:tcW w:type="dxa" w:w="2556"/>
+          </w:tcPr>
+          <w:p>
+            <w:r>
+              <w:t>Independent</w:t>
+            </w:r>
+          </w:p>
+        </w:tc>
+      </w:tr>
+      <w:tr>
+        <w:tc>
+          <w:tcPr>
+            <w:tcW w:type="dxa" w:w="2556"/>
+          </w:tcPr>
+          <w:p>
+            <w:r>
+              <w:t>Explanation</w:t>
+            </w:r>
+          </w:p>
+        </w:tc>
+        <w:tc>
+          <w:tcPr>
+            <w:tcW w:type="dxa" w:w="2556"/>
+          </w:tcPr>
+          <w:p>
+            <w:r>
+              <w:t>Names an answer without a deciding fact</w:t>
+            </w:r>
+          </w:p>
+        </w:tc>
+        <w:tc>
+          <w:tcPr>
+            <w:tcW w:type="dxa" w:w="2556"/>
+          </w:tcPr>
+          <w:p>
+            <w:r>
+              <w:t>Uses a hint to link fact and decision</w:t>
+            </w:r>
+          </w:p>
+        </w:tc>
+        <w:tc>
+          <w:tcPr>
+            <w:tcW w:type="dxa" w:w="2556"/>
+          </w:tcPr>
+          <w:p>
+            <w:r>
+              <w:t>Explains the deciding fact in own words</w:t>
+            </w:r>
+          </w:p>
+        </w:tc>
+      </w:tr>
+      <w:tr>
+        <w:tc>
+          <w:tcPr>
+            <w:tcW w:type="dxa" w:w="2556"/>
+          </w:tcPr>
+          <w:p>
+            <w:r>
+              <w:t>Trace or test</w:t>
+            </w:r>
+          </w:p>
+        </w:tc>
+        <w:tc>
+          <w:tcPr>
+            <w:tcW w:type="dxa" w:w="2556"/>
+          </w:tcPr>
+          <w:p>
+            <w:r>
+              <w:t>Cannot connect input and result</w:t>
+            </w:r>
+          </w:p>
+        </w:tc>
+        <w:tc>
+          <w:tcPr>
+            <w:tcW w:type="dxa" w:w="2556"/>
+          </w:tcPr>
+          <w:p>
+            <w:r>
+              <w:t>Completes steps with prompts</w:t>
+            </w:r>
+          </w:p>
+        </w:tc>
+        <w:tc>
+          <w:tcPr>
+            <w:tcW w:type="dxa" w:w="2556"/>
+          </w:tcPr>
+          <w:p>
+            <w:r>
+              <w:t>Traces or tests a changed case accurately</w:t>
+            </w:r>
+          </w:p>
+        </w:tc>
+      </w:tr>
+      <w:tr>
+        <w:tc>
+          <w:tcPr>
+            <w:tcW w:type="dxa" w:w="2556"/>
+          </w:tcPr>
+          <w:p>
+            <w:r>
+              <w:t>Limits and revision</w:t>
+            </w:r>
+          </w:p>
+        </w:tc>
+        <w:tc>
+          <w:tcPr>
+            <w:tcW w:type="dxa" w:w="2556"/>
+          </w:tcPr>
+          <w:p>
+            <w:r>
+              <w:t>Claims more than evidence supports</w:t>
+            </w:r>
+          </w:p>
+        </w:tc>
+        <w:tc>
+          <w:tcPr>
+            <w:tcW w:type="dxa" w:w="2556"/>
+          </w:tcPr>
+          <w:p>
+            <w:r>
+              <w:t>Names a limit after a prompt</w:t>
+            </w:r>
+          </w:p>
+        </w:tc>
+        <w:tc>
+          <w:tcPr>
+            <w:tcW w:type="dxa" w:w="2556"/>
+          </w:tcPr>
+          <w:p>
+            <w:r>
+              <w:t>States a defensible limit and useful next test</w:t>
+            </w:r>
+          </w:p>
+        </w:tc>
+      </w:tr>
+    </w:tbl>
+    <w:p>
+      <w:r>
+        <w:t>Project checkpoint: Prepare the demonstration. Gather reproducible instructions, evidence, access checks and remaining limitations.</w:t>
+      </w:r>
+    </w:p>
+    <w:p>
+      <w:r>
+        <w:t>Use the weekly teacher answer for topic-specific reasoning. A saved progress tick is an activity record; judge mastery from the learner’s explanation and evidence.</w:t>
+      </w:r>
+    </w:p>
     <w:sectPr>
       <w:pgSz w:w="12240" w:h="15840"/>
       <w:pgMar w:top="936" w:right="1008" w:bottom="936" w:left="1008" w:header="720" w:footer="720" w:gutter="0"/>

--- a/downloads/teacher/ai-6-week-28.docx
+++ b/downloads/teacher/ai-6-week-28.docx
@@ -2328,6 +2328,39 @@
         <w:t>Use the weekly teacher answer for topic-specific reasoning. A saved progress tick is an activity record; judge mastery from the learner’s explanation and evidence.</w:t>
       </w:r>
     </w:p>
+    <w:p>
+      <w:pPr>
+        <w:pStyle w:val="Heading1"/>
+      </w:pPr>
+      <w:r>
+        <w:t>08. Use feedback, labs and repair paths</w:t>
+      </w:r>
+    </w:p>
+    <w:p>
+      <w:r>
+        <w:t>Use the two formative questions as supported practice, not as independent mastery scores. Discuss the deciding evidence rather than accepting a guessed selection.</w:t>
+      </w:r>
+    </w:p>
+    <w:p>
+      <w:r>
+        <w:t>The feedback comes from the reviewed public worked case. Do not reveal the separately reserved independent teacher answer until the learner has attempted that case.</w:t>
+      </w:r>
+    </w:p>
+    <w:p>
+      <w:r>
+        <w:t>Ask students to predict before running code. Preserve errors and actual outputs; collect a changed test and an explanation. The branch-boundary and indexing lessons deliberately include failure cases.</w:t>
+      </w:r>
+    </w:p>
+    <w:p>
+      <w:r>
+        <w:t>Use the earlier worked-explanation links to address a specific missing building block, then return to the current question. Adapt this suggestion after observing the learner; it is not an automatic diagnosis.</w:t>
+      </w:r>
+    </w:p>
+    <w:p>
+      <w:r>
+        <w:t>Collect the completed-work portfolio as evidence. Record support separately from correctness, and assess explanation, trace/test and limitations. Progress ticks and quiz selections alone do not establish mastery.</w:t>
+      </w:r>
+    </w:p>
     <w:sectPr>
       <w:pgSz w:w="12240" w:h="15840"/>
       <w:pgMar w:top="936" w:right="1008" w:bottom="936" w:left="1008" w:header="720" w:footer="720" w:gutter="0"/>

--- a/downloads/teacher/ai-6-week-28.docx
+++ b/downloads/teacher/ai-6-week-28.docx
@@ -29,16 +29,39 @@
       </w:r>
     </w:p>
     <w:p>
-      <w:pPr>
-        <w:pStyle w:val="Heading3"/>
-      </w:pPr>
-      <w:r>
-        <w:t>Teach the learning cycle</w:t>
+      <w:r>
+        <w:t>Prepare Accessibility and user feedback: check the target, prerequisites, resources and adaptable teaching schedule.</w:t>
       </w:r>
     </w:p>
     <w:p>
-      <w:r>
-        <w:t>Primary target: Explain the mechanism and terminology of accessibility and user feedback</w:t>
+      <w:pPr>
+        <w:pStyle w:val="Heading3"/>
+      </w:pPr>
+      <w:r>
+        <w:t>Teach the learning cycle</w:t>
+      </w:r>
+    </w:p>
+    <w:p>
+      <w:pPr>
+        <w:spacing w:line="336" w:lineRule="auto" w:after="180"/>
+      </w:pPr>
+      <w:r>
+        <w:rPr>
+          <w:b w:val="0"/>
+        </w:rPr>
+        <w:t xml:space="preserve">Primary target: Explain the </w:t>
+      </w:r>
+      <w:r>
+        <w:rPr>
+          <w:b/>
+        </w:rPr>
+        <w:t>mechanism</w:t>
+      </w:r>
+      <w:r>
+        <w:rPr>
+          <w:b w:val="0"/>
+        </w:rPr>
+        <w:t xml:space="preserve"> and terminology of accessibility and user feedback</w:t>
       </w:r>
     </w:p>
     <w:tbl>
@@ -185,16 +208,37 @@
       </w:tr>
     </w:tbl>
     <w:p>
-      <w:r>
-        <w:t>This is a starting allocation of 135 minutes, not a validated duration. Preserve all named topics. Schedule extra time for connected examples, the full investigation, independent cases and project building. Repeated copies of a case share one recorded attempt; they are not new evidence.</w:t>
+      <w:pPr>
+        <w:spacing w:line="336" w:lineRule="auto" w:after="180"/>
+      </w:pPr>
+      <w:r>
+        <w:rPr>
+          <w:b w:val="0"/>
+        </w:rPr>
+        <w:t>This is a starting allocation of 135 minutes, not a validated duration. Preserve all named topics. Schedule extra time for connected examples, the full investigation, independent cases and project building.</w:t>
       </w:r>
     </w:p>
     <w:p>
       <w:pPr>
-        <w:pStyle w:val="Heading3"/>
-      </w:pPr>
-      <w:r>
-        <w:t>Retrieval answer guidance</w:t>
+        <w:spacing w:line="336" w:lineRule="auto" w:after="180"/>
+      </w:pPr>
+      <w:r>
+        <w:rPr>
+          <w:b w:val="0"/>
+        </w:rPr>
+        <w:t xml:space="preserve">Repeated copies of a case share one recorded attempt; they are not new </w:t>
+      </w:r>
+      <w:r>
+        <w:rPr>
+          <w:b/>
+        </w:rPr>
+        <w:t>evidence</w:t>
+      </w:r>
+      <w:r>
+        <w:rPr>
+          <w:b w:val="0"/>
+        </w:rPr>
+        <w:t>.</w:t>
       </w:r>
     </w:p>
     <w:p>
@@ -202,178 +246,576 @@
         <w:pStyle w:val="Heading3"/>
       </w:pPr>
       <w:r>
-        <w:t>Human escalation workflows</w:t>
+        <w:t>Retrieval answer guidance</w:t>
       </w:r>
     </w:p>
     <w:p>
-      <w:r>
-        <w:t>Without opening the old lesson, explain one key idea from Human escalation workflows. Give an example and a mistake that the idea helps you avoid.</w:t>
+      <w:pPr>
+        <w:pStyle w:val="Heading3"/>
+      </w:pPr>
+      <w:r>
+        <w:t>Human escalation workflows</w:t>
       </w:r>
     </w:p>
     <w:p>
-      <w:r>
-        <w:t>Look for: Explain the mechanism and terminology of human escalation workflows</w:t>
+      <w:pPr>
+        <w:spacing w:line="336" w:lineRule="auto" w:after="180"/>
+      </w:pPr>
+      <w:r>
+        <w:rPr>
+          <w:b w:val="0"/>
+        </w:rPr>
+        <w:t>Without opening the old lesson, explain one key idea from Human escalation workflows. Give an example and a mistake that the idea helps you avoid.</w:t>
       </w:r>
     </w:p>
     <w:p>
-      <w:r>
-        <w:t>Reference example, not the only acceptable wording: Teacher explanation: Escalation routes unresolved decisions to an authorised person with sufficient context. It must define owner, deadline and fallback. Toy workflow routes conflicting room approval to coordinator with source IDs and requested decision. While awaiting review the assistant returns needs_review and performs no booking.</w:t>
+      <w:pPr>
+        <w:spacing w:line="336" w:lineRule="auto" w:after="180"/>
+      </w:pPr>
+      <w:r>
+        <w:rPr>
+          <w:b w:val="0"/>
+        </w:rPr>
+        <w:t xml:space="preserve">Look for: Explain the </w:t>
+      </w:r>
+      <w:r>
+        <w:rPr>
+          <w:b/>
+        </w:rPr>
+        <w:t>mechanism</w:t>
+      </w:r>
+      <w:r>
+        <w:rPr>
+          <w:b w:val="0"/>
+        </w:rPr>
+        <w:t xml:space="preserve"> and terminology of human escalation workflows</w:t>
       </w:r>
     </w:p>
     <w:p>
       <w:pPr>
-        <w:pStyle w:val="Heading3"/>
-      </w:pPr>
-      <w:r>
-        <w:t>Monitoring quality drift</w:t>
+        <w:spacing w:line="336" w:lineRule="auto" w:after="180"/>
+      </w:pPr>
+      <w:r>
+        <w:rPr>
+          <w:b w:val="0"/>
+        </w:rPr>
+        <w:t>Reference example, not the only acceptable wording: Teacher explanation: Escalation routes unresolved decisions to an authorised person with sufficient context. It must define owner, deadline and fallback.</w:t>
       </w:r>
     </w:p>
     <w:p>
-      <w:r>
-        <w:t>Without opening the old lesson, explain one key idea from Monitoring quality drift. Give an example and a mistake that the idea helps you avoid.</w:t>
+      <w:pPr>
+        <w:spacing w:line="336" w:lineRule="auto" w:after="180"/>
+      </w:pPr>
+      <w:r>
+        <w:rPr>
+          <w:b w:val="0"/>
+        </w:rPr>
+        <w:t>Toy workflow routes conflicting room approval to coordinator with source IDs and requested decision. While awaiting review the assistant returns needs_review and performs no booking.</w:t>
       </w:r>
     </w:p>
     <w:p>
-      <w:r>
-        <w:t>Look for: Explain the mechanism and terminology of monitoring quality drift</w:t>
+      <w:pPr>
+        <w:pStyle w:val="Heading3"/>
+      </w:pPr>
+      <w:r>
+        <w:t>Monitoring quality drift</w:t>
       </w:r>
     </w:p>
     <w:p>
-      <w:r>
-        <w:t>Reference example, not the only acceptable wording: Teacher explanation: Monitoring compares current outcomes with a declared reference and sampling protocol. A change in observed quality may reflect case mix or instrumentation. For each window report eligible counts, passes, missing outcomes and condition mix. Alert when success falls below the toy80% threshold; investigate before attributing cause.</w:t>
+      <w:pPr>
+        <w:spacing w:line="336" w:lineRule="auto" w:after="180"/>
+      </w:pPr>
+      <w:r>
+        <w:rPr>
+          <w:b w:val="0"/>
+        </w:rPr>
+        <w:t>Without opening the old lesson, explain one key idea from Monitoring quality drift. Give an example and a mistake that the idea helps you avoid.</w:t>
       </w:r>
     </w:p>
     <w:p>
       <w:pPr>
-        <w:pStyle w:val="Heading3"/>
-      </w:pPr>
-      <w:r>
-        <w:t>Queues and asynchronous work</w:t>
+        <w:spacing w:line="336" w:lineRule="auto" w:after="180"/>
+      </w:pPr>
+      <w:r>
+        <w:rPr>
+          <w:b w:val="0"/>
+        </w:rPr>
+        <w:t xml:space="preserve">Look for: Explain the </w:t>
+      </w:r>
+      <w:r>
+        <w:rPr>
+          <w:b/>
+        </w:rPr>
+        <w:t>mechanism</w:t>
+      </w:r>
+      <w:r>
+        <w:rPr>
+          <w:b w:val="0"/>
+        </w:rPr>
+        <w:t xml:space="preserve"> and terminology of monitoring quality drift</w:t>
       </w:r>
     </w:p>
     <w:p>
-      <w:r>
-        <w:t>Without opening the old lesson, explain one key idea from Queues and asynchronous work. Give an example and a mistake that the idea helps you avoid.</w:t>
+      <w:pPr>
+        <w:spacing w:line="336" w:lineRule="auto" w:after="180"/>
+      </w:pPr>
+      <w:r>
+        <w:rPr>
+          <w:b w:val="0"/>
+        </w:rPr>
+        <w:t>Reference example, not the only acceptable wording: Teacher explanation: Monitoring compares current outcomes with a declared reference and sampling protocol.</w:t>
       </w:r>
     </w:p>
     <w:p>
-      <w:r>
-        <w:t>Look for: Explain the mechanism and terminology of queues and asynchronous work</w:t>
+      <w:pPr>
+        <w:spacing w:line="336" w:lineRule="auto" w:after="180"/>
+      </w:pPr>
+      <w:r>
+        <w:rPr>
+          <w:b w:val="0"/>
+        </w:rPr>
+        <w:t>A change in observed quality may reflect case mix or instrumentation. For each window report eligible counts, passes, missing outcomes and condition mix.</w:t>
       </w:r>
     </w:p>
     <w:p>
-      <w:r>
-        <w:t>Reference example, not the only acceptable wording: Teacher explanation: Queues separate acceptance from completion. Work may be redelivered, so consumers must preserve operation IDs and deduplicate committed effects. A queued job is pending, running, completed or failed. Acknowledge only after the declared durable completion step. A repeated completed ID returns its prior result; unknown status needs reconciliation.</w:t>
+      <w:pPr>
+        <w:spacing w:line="336" w:lineRule="auto" w:after="180"/>
+      </w:pPr>
+      <w:r>
+        <w:rPr>
+          <w:b w:val="0"/>
+        </w:rPr>
+        <w:t>Alert when success falls below the toy</w:t>
+      </w:r>
+      <w:r>
+        <w:rPr>
+          <w:b/>
+        </w:rPr>
+        <w:t>80%</w:t>
+      </w:r>
+      <w:r>
+        <w:rPr>
+          <w:b w:val="0"/>
+        </w:rPr>
+        <w:t xml:space="preserve"> threshold; investigate before attributing cause.</w:t>
       </w:r>
     </w:p>
     <w:p>
-      <w:r>
-        <w:t>Two 45-minute sessions. Accessibility makes information and controls usable across stated needs. Feedback should describe the problem and recovery action without exposing sensitive details. Use the supplied constructed scenarios to make the mechanism inspectable. Collect W4 before sharing solutions. Students should name intermediate evidence and limitations; classroom pacing and learning effectiveness remain unvalidated.</w:t>
+      <w:pPr>
+        <w:pStyle w:val="Heading3"/>
+      </w:pPr>
+      <w:r>
+        <w:t>Queues and asynchronous work</w:t>
       </w:r>
     </w:p>
     <w:p>
       <w:pPr>
-        <w:pStyle w:val="Heading3"/>
-      </w:pPr>
-      <w:r>
-        <w:t>Outcomes</w:t>
+        <w:spacing w:line="336" w:lineRule="auto" w:after="180"/>
+      </w:pPr>
+      <w:r>
+        <w:rPr>
+          <w:b w:val="0"/>
+        </w:rPr>
+        <w:t>Without opening the old lesson, explain one key idea from Queues and asynchronous work. Give an example and a mistake that the idea helps you avoid.</w:t>
       </w:r>
     </w:p>
     <w:p>
-      <w:r>
-        <w:t>Explain the mechanism and terminology of accessibility and user feedback</w:t>
+      <w:pPr>
+        <w:spacing w:line="336" w:lineRule="auto" w:after="180"/>
+      </w:pPr>
+      <w:r>
+        <w:rPr>
+          <w:b w:val="0"/>
+        </w:rPr>
+        <w:t xml:space="preserve">Look for: Explain the </w:t>
+      </w:r>
+      <w:r>
+        <w:rPr>
+          <w:b/>
+        </w:rPr>
+        <w:t>mechanism</w:t>
+      </w:r>
+      <w:r>
+        <w:rPr>
+          <w:b w:val="0"/>
+        </w:rPr>
+        <w:t xml:space="preserve"> and terminology of queues and asynchronous work</w:t>
       </w:r>
     </w:p>
     <w:p>
-      <w:r>
-        <w:t>Apply the stated procedure to a new case with a traceable result</w:t>
+      <w:pPr>
+        <w:spacing w:line="336" w:lineRule="auto" w:after="180"/>
+      </w:pPr>
+      <w:r>
+        <w:rPr>
+          <w:b w:val="0"/>
+        </w:rPr>
+        <w:t>Reference example, not the only acceptable wording: Teacher explanation: Queues separate acceptance from completion. Work may be redelivered, so consumers must preserve operation IDs and deduplicate committed effects.</w:t>
       </w:r>
     </w:p>
     <w:p>
-      <w:r>
-        <w:t>Identify an assumption or limitation and design a revealing follow-up</w:t>
+      <w:pPr>
+        <w:spacing w:line="336" w:lineRule="auto" w:after="180"/>
+      </w:pPr>
+      <w:r>
+        <w:rPr>
+          <w:b w:val="0"/>
+        </w:rPr>
+        <w:t>A queued job is pending, running, completed or failed. Acknowledge only after the declared durable completion step. A repeated completed ID returns its prior result; unknown status needs reconciliation.</w:t>
       </w:r>
     </w:p>
     <w:p>
       <w:pPr>
-        <w:pStyle w:val="Heading3"/>
-      </w:pPr>
-      <w:r>
-        <w:t>Preparation</w:t>
+        <w:spacing w:line="336" w:lineRule="auto" w:after="180"/>
+      </w:pPr>
+      <w:r>
+        <w:rPr>
+          <w:b w:val="0"/>
+        </w:rPr>
+        <w:t>Two 45-minute sessions. Accessibility makes information and controls usable across stated needs. Feedback should describe the problem and recovery action without exposing sensitive details.</w:t>
       </w:r>
     </w:p>
     <w:p>
-      <w:r>
-        <w:t>Lesson and workbook; paper and pencil</w:t>
+      <w:pPr>
+        <w:spacing w:line="336" w:lineRule="auto" w:after="180"/>
+      </w:pPr>
+      <w:r>
+        <w:rPr>
+          <w:b w:val="0"/>
+        </w:rPr>
+        <w:t xml:space="preserve">Use the supplied constructed scenarios to make the </w:t>
+      </w:r>
+      <w:r>
+        <w:rPr>
+          <w:b/>
+        </w:rPr>
+        <w:t>mechanism</w:t>
+      </w:r>
+      <w:r>
+        <w:rPr>
+          <w:b w:val="0"/>
+        </w:rPr>
+        <w:t xml:space="preserve"> inspectable. Collect W4 before sharing solutions.</w:t>
       </w:r>
     </w:p>
     <w:p>
-      <w:r>
-        <w:t>Calculator and optional local Python 3 for arithmetic; no live API or private data</w:t>
+      <w:pPr>
+        <w:spacing w:line="336" w:lineRule="auto" w:after="180"/>
+      </w:pPr>
+      <w:r>
+        <w:rPr>
+          <w:b w:val="0"/>
+        </w:rPr>
+        <w:t xml:space="preserve">Students should name intermediate </w:t>
+      </w:r>
+      <w:r>
+        <w:rPr>
+          <w:b/>
+        </w:rPr>
+        <w:t>evidence</w:t>
+      </w:r>
+      <w:r>
+        <w:rPr>
+          <w:b w:val="0"/>
+        </w:rPr>
+        <w:t xml:space="preserve"> and limitations; classroom pacing and learning effectiveness remain unvalidated.</w:t>
       </w:r>
     </w:p>
     <w:p>
-      <w:r>
-        <w:t>Prepare the fresh retry separately and withhold its solution until after collection</w:t>
+      <w:pPr>
+        <w:pStyle w:val="Heading3"/>
+      </w:pPr>
+      <w:r>
+        <w:t>Outcomes</w:t>
       </w:r>
     </w:p>
     <w:p>
       <w:pPr>
-        <w:pStyle w:val="Heading3"/>
-      </w:pPr>
-      <w:r>
-        <w:t>Prerequisite answer</w:t>
+        <w:spacing w:line="336" w:lineRule="auto" w:after="180"/>
+      </w:pPr>
+      <w:r>
+        <w:rPr>
+          <w:b w:val="0"/>
+        </w:rPr>
+        <w:t xml:space="preserve">Explain the </w:t>
+      </w:r>
+      <w:r>
+        <w:rPr>
+          <w:b/>
+        </w:rPr>
+        <w:t>mechanism</w:t>
+      </w:r>
+      <w:r>
+        <w:rPr>
+          <w:b w:val="0"/>
+        </w:rPr>
+        <w:t xml:space="preserve"> and terminology of accessibility and user feedback</w:t>
       </w:r>
     </w:p>
     <w:p>
-      <w:r>
-        <w:t>A result depends on the inputs, procedure and conditions that produced it. Preserve data roles and distinguish observed outcomes from predictions or unmeasured conditions. If the prior concept cannot be explained, use a short retrieval activity before this chapter.</w:t>
+      <w:pPr>
+        <w:spacing w:line="336" w:lineRule="auto" w:after="180"/>
+      </w:pPr>
+      <w:r>
+        <w:rPr>
+          <w:b w:val="0"/>
+        </w:rPr>
+        <w:t>Apply the stated procedure to a new case with a traceable result</w:t>
       </w:r>
     </w:p>
     <w:p>
       <w:pPr>
-        <w:pStyle w:val="Heading3"/>
-      </w:pPr>
-      <w:r>
-        <w:t>End goal for the pictorial case</w:t>
+        <w:spacing w:line="336" w:lineRule="auto" w:after="180"/>
+      </w:pPr>
+      <w:r>
+        <w:rPr>
+          <w:b w:val="0"/>
+        </w:rPr>
+        <w:t>Identify an assumption or limitation and design a revealing follow-up</w:t>
       </w:r>
     </w:p>
     <w:p>
-      <w:r>
-        <w:t>Explain accessibility and user feedback using the deciding step in this fictional service.</w:t>
+      <w:pPr>
+        <w:pStyle w:val="Heading3"/>
+      </w:pPr>
+      <w:r>
+        <w:t>Preparation</w:t>
       </w:r>
     </w:p>
     <w:p>
-      <w:r>
-        <w:t>This added worked case illustrates the week’s main idea. Retain all original and connected topics; schedule its practice within the teaching cycle.</w:t>
+      <w:pPr>
+        <w:spacing w:line="336" w:lineRule="auto" w:after="180"/>
+      </w:pPr>
+      <w:r>
+        <w:rPr>
+          <w:b w:val="0"/>
+        </w:rPr>
+        <w:t>Lesson and workbook; paper and pencil</w:t>
       </w:r>
     </w:p>
     <w:p>
       <w:pPr>
-        <w:pStyle w:val="Heading1"/>
-      </w:pPr>
-      <w:r>
-        <w:t>02. Explain and model the mechanism</w:t>
+        <w:spacing w:line="336" w:lineRule="auto" w:after="180"/>
+      </w:pPr>
+      <w:r>
+        <w:rPr>
+          <w:b w:val="0"/>
+        </w:rPr>
+        <w:t>Calculator and optional local Python 3 for arithmetic; no live API or private data</w:t>
       </w:r>
     </w:p>
     <w:p>
-      <w:r>
-        <w:t>Accessibility makes information and controls usable across stated needs. Feedback should describe the problem and recovery action without exposing sensitive details.</w:t>
+      <w:pPr>
+        <w:spacing w:line="336" w:lineRule="auto" w:after="180"/>
+      </w:pPr>
+      <w:r>
+        <w:rPr>
+          <w:b w:val="0"/>
+        </w:rPr>
+        <w:t>Prepare the fresh retry separately and withhold its solution until after collection</w:t>
       </w:r>
     </w:p>
     <w:p>
-      <w:r>
-        <w:t>Begin by writing the question the procedure is intended to answer. Identify the information already supplied, the information it will produce and the information still missing. These are constructed classroom examples; they do not require live accounts, private records or an external service. Do not treat a plausible explanation as a measured outcome.</w:t>
+      <w:pPr>
+        <w:pStyle w:val="Heading3"/>
+      </w:pPr>
+      <w:r>
+        <w:t>Prerequisite answer</w:t>
       </w:r>
     </w:p>
     <w:p>
-      <w:r>
-        <w:t>A form provides visible labels, keyboard access, associated error text and a non-colour status indicator. Test at zoom and with keyboard. Do not treat automated checks as a complete user evaluation.</w:t>
+      <w:pPr>
+        <w:spacing w:line="336" w:lineRule="auto" w:after="180"/>
+      </w:pPr>
+      <w:r>
+        <w:rPr>
+          <w:b w:val="0"/>
+        </w:rPr>
+        <w:t xml:space="preserve">A result depends on the </w:t>
+      </w:r>
+      <w:r>
+        <w:rPr>
+          <w:b/>
+        </w:rPr>
+        <w:t>input</w:t>
+      </w:r>
+      <w:r>
+        <w:rPr>
+          <w:b w:val="0"/>
+        </w:rPr>
+        <w:t xml:space="preserve">s, procedure and conditions that produced it. Preserve data roles and distinguish observed outcomes from </w:t>
+      </w:r>
+      <w:r>
+        <w:rPr>
+          <w:b/>
+        </w:rPr>
+        <w:t>prediction</w:t>
+      </w:r>
+      <w:r>
+        <w:rPr>
+          <w:b w:val="0"/>
+        </w:rPr>
+        <w:t>s or unmeasured conditions.</w:t>
       </w:r>
     </w:p>
     <w:p>
-      <w:r>
-        <w:t>Before applying the procedure, write its units, denominator or decision boundary where relevant. A partner should be able to repeat each step using the same inputs. If a required input is absent or violates the stated contract, record that condition explicitly instead of quietly replacing it with a convenient value.</w:t>
+      <w:pPr>
+        <w:spacing w:line="336" w:lineRule="auto" w:after="180"/>
+      </w:pPr>
+      <w:r>
+        <w:rPr>
+          <w:b w:val="0"/>
+        </w:rPr>
+        <w:t>If the prior concept cannot be explained, use a short retrieval activity before this chapter.</w:t>
+      </w:r>
+    </w:p>
+    <w:p>
+      <w:pPr>
+        <w:pStyle w:val="Heading3"/>
+      </w:pPr>
+      <w:r>
+        <w:t>End goal for the pictorial case</w:t>
+      </w:r>
+    </w:p>
+    <w:p>
+      <w:pPr>
+        <w:spacing w:line="336" w:lineRule="auto" w:after="180"/>
+      </w:pPr>
+      <w:r>
+        <w:rPr>
+          <w:b w:val="0"/>
+        </w:rPr>
+        <w:t>Explain accessibility and user feedback using the deciding step in this fictional service.</w:t>
+      </w:r>
+    </w:p>
+    <w:p>
+      <w:pPr>
+        <w:spacing w:line="336" w:lineRule="auto" w:after="180"/>
+      </w:pPr>
+      <w:r>
+        <w:rPr>
+          <w:b w:val="0"/>
+        </w:rPr>
+        <w:t>This added worked case illustrates the week’s main idea. Retain all original and connected topics; schedule its practice within the teaching cycle.</w:t>
+      </w:r>
+    </w:p>
+    <w:p>
+      <w:pPr>
+        <w:pStyle w:val="Heading1"/>
+      </w:pPr>
+      <w:r>
+        <w:t>02. Explain and model the mechanism</w:t>
+      </w:r>
+    </w:p>
+    <w:p>
+      <w:r>
+        <w:t>Model Accessibility and user feedback using the supplied case, labelled mechanism and reasoning. Make the scope of each conclusion explicit.</w:t>
+      </w:r>
+    </w:p>
+    <w:p>
+      <w:pPr>
+        <w:spacing w:line="336" w:lineRule="auto" w:after="180"/>
+      </w:pPr>
+      <w:r>
+        <w:rPr>
+          <w:b w:val="0"/>
+        </w:rPr>
+        <w:t>Accessibility makes information and controls usable across stated needs. Feedback should describe the problem and recovery action without exposing sensitive details.</w:t>
+      </w:r>
+    </w:p>
+    <w:p>
+      <w:pPr>
+        <w:pStyle w:val="Heading3"/>
+      </w:pPr>
+      <w:r>
+        <w:t>Explain Accessibility and user feedback · 1</w:t>
+      </w:r>
+    </w:p>
+    <w:p>
+      <w:pPr>
+        <w:spacing w:line="336" w:lineRule="auto" w:after="180"/>
+      </w:pPr>
+      <w:r>
+        <w:rPr>
+          <w:b w:val="0"/>
+        </w:rPr>
+        <w:t>Begin by writing the question the procedure is intended to answer. Identify the information already supplied, the information it will produce and the information still missing.</w:t>
+      </w:r>
+    </w:p>
+    <w:p>
+      <w:pPr>
+        <w:spacing w:line="336" w:lineRule="auto" w:after="180"/>
+      </w:pPr>
+      <w:r>
+        <w:rPr>
+          <w:b w:val="0"/>
+        </w:rPr>
+        <w:t>These are constructed classroom examples; they do not require live accounts, private records or an external service. Do not treat a plausible explanation as a measured outcome.</w:t>
+      </w:r>
+    </w:p>
+    <w:p>
+      <w:pPr>
+        <w:spacing w:line="336" w:lineRule="auto" w:after="180"/>
+      </w:pPr>
+      <w:r>
+        <w:rPr>
+          <w:b w:val="0"/>
+        </w:rPr>
+        <w:t>A form provides visible labels, keyboard access, associated error text and a non-colour status indicator. Test at zoom and with keyboard. Do not treat automated checks as a complete user evaluation.</w:t>
+      </w:r>
+    </w:p>
+    <w:p>
+      <w:pPr>
+        <w:pStyle w:val="Heading3"/>
+      </w:pPr>
+      <w:r>
+        <w:t>Explain Accessibility and user feedback · 2</w:t>
+      </w:r>
+    </w:p>
+    <w:p>
+      <w:pPr>
+        <w:spacing w:line="336" w:lineRule="auto" w:after="180"/>
+      </w:pPr>
+      <w:r>
+        <w:rPr>
+          <w:b w:val="0"/>
+        </w:rPr>
+        <w:t xml:space="preserve">Before applying the procedure, write its units, denominator or decision boundary where relevant. A partner should be able to repeat each step using the same </w:t>
+      </w:r>
+      <w:r>
+        <w:rPr>
+          <w:b/>
+        </w:rPr>
+        <w:t>input</w:t>
+      </w:r>
+      <w:r>
+        <w:rPr>
+          <w:b w:val="0"/>
+        </w:rPr>
+        <w:t>s.</w:t>
+      </w:r>
+    </w:p>
+    <w:p>
+      <w:pPr>
+        <w:spacing w:line="336" w:lineRule="auto" w:after="180"/>
+      </w:pPr>
+      <w:r>
+        <w:rPr>
+          <w:b w:val="0"/>
+        </w:rPr>
+        <w:t xml:space="preserve">If a required </w:t>
+      </w:r>
+      <w:r>
+        <w:rPr>
+          <w:b/>
+        </w:rPr>
+        <w:t>input</w:t>
+      </w:r>
+      <w:r>
+        <w:rPr>
+          <w:b w:val="0"/>
+        </w:rPr>
+        <w:t xml:space="preserve"> is absent or violates the stated contract, record that condition explicitly instead of quietly replacing it with a convenient value.</w:t>
       </w:r>
     </w:p>
     <w:tbl>
@@ -571,36 +1013,198 @@
       </w:r>
     </w:p>
     <w:p>
-      <w:r>
-        <w:t>Guided: Colour alone does not communicate the failure to all users. Add labelled error text and an actionable correction; retain keyboard navigation. Qualification: Accessibility requirements need real interaction checks and appropriate user feedback; a checklist alone is incomplete. Exit: accept a concrete variation with its predicted outcome and a stated condition that would challenge the mechanism; reject a claim resting on unmeasured evidence.</w:t>
+      <w:pPr>
+        <w:pStyle w:val="Heading3"/>
+      </w:pPr>
+      <w:r>
+        <w:t>Explain Accessibility and user feedback · 3</w:t>
       </w:r>
     </w:p>
     <w:p>
       <w:pPr>
-        <w:pStyle w:val="Heading3"/>
-      </w:pPr>
-      <w:r>
-        <w:t>Model the reasoning aloud</w:t>
+        <w:spacing w:line="336" w:lineRule="auto" w:after="180"/>
+      </w:pPr>
+      <w:r>
+        <w:rPr>
+          <w:b w:val="0"/>
+        </w:rPr>
+        <w:t>Guided: Colour alone does not communicate the failure to all users. Add labelled error text and an actionable correction; retain keyboard navigation.</w:t>
       </w:r>
     </w:p>
     <w:p>
-      <w:r>
-        <w:t>Use the complete worked example below before asking learners to complete W2. Reveal a small part, invite a prediction, then explain the deciding step. These teacher notes contain solutions; do not reveal the independent case answer during modelling.</w:t>
+      <w:pPr>
+        <w:spacing w:line="336" w:lineRule="auto" w:after="180"/>
+      </w:pPr>
+      <w:r>
+        <w:rPr>
+          <w:b w:val="0"/>
+        </w:rPr>
+        <w:t>Qualification: Accessibility requirements need real interaction checks and appropriate user feedback; a checklist alone is incomplete.</w:t>
       </w:r>
     </w:p>
     <w:p>
-      <w:r>
-        <w:t>An invalid room is marked only by a red border; no text error or associated label is provided.</w:t>
+      <w:pPr>
+        <w:spacing w:line="336" w:lineRule="auto" w:after="180"/>
+      </w:pPr>
+      <w:r>
+        <w:rPr>
+          <w:b w:val="0"/>
+        </w:rPr>
+        <w:t xml:space="preserve">Exit: accept a concrete variation with its predicted outcome and a stated condition that would challenge the </w:t>
+      </w:r>
+      <w:r>
+        <w:rPr>
+          <w:b/>
+        </w:rPr>
+        <w:t>mechanism</w:t>
+      </w:r>
+      <w:r>
+        <w:rPr>
+          <w:b w:val="0"/>
+        </w:rPr>
+        <w:t xml:space="preserve">; reject a claim resting on unmeasured </w:t>
+      </w:r>
+      <w:r>
+        <w:rPr>
+          <w:b/>
+        </w:rPr>
+        <w:t>evidence</w:t>
+      </w:r>
+      <w:r>
+        <w:rPr>
+          <w:b w:val="0"/>
+        </w:rPr>
+        <w:t>.</w:t>
       </w:r>
     </w:p>
     <w:p>
-      <w:r>
-        <w:t>Colour alone does not communicate the failure to all users. Add labelled error text and an actionable correction; retain keyboard navigation.</w:t>
+      <w:pPr>
+        <w:pStyle w:val="Heading3"/>
+      </w:pPr>
+      <w:r>
+        <w:t>Model the reasoning aloud</w:t>
       </w:r>
     </w:p>
     <w:p>
-      <w:r>
-        <w:t>Compare the intermediate evidence with the final statement. Explain why each number or decision follows from the stated inputs. The conclusion belongs to this scenario and procedure; changing the inputs, evaluation population or authority can change what it establishes. Retain the raw record so a later revision can be compared honestly.</w:t>
+      <w:pPr>
+        <w:spacing w:line="336" w:lineRule="auto" w:after="180"/>
+      </w:pPr>
+      <w:r>
+        <w:rPr>
+          <w:b w:val="0"/>
+        </w:rPr>
+        <w:t xml:space="preserve">Use the complete worked example below before asking learners to complete W2. Reveal a small part, invite a </w:t>
+      </w:r>
+      <w:r>
+        <w:rPr>
+          <w:b/>
+        </w:rPr>
+        <w:t>prediction</w:t>
+      </w:r>
+      <w:r>
+        <w:rPr>
+          <w:b w:val="0"/>
+        </w:rPr>
+        <w:t>, then explain the deciding step.</w:t>
+      </w:r>
+    </w:p>
+    <w:p>
+      <w:pPr>
+        <w:spacing w:line="336" w:lineRule="auto" w:after="180"/>
+      </w:pPr>
+      <w:r>
+        <w:rPr>
+          <w:b w:val="0"/>
+        </w:rPr>
+        <w:t>These teacher notes contain solutions; do not reveal the independent case answer during modelling.</w:t>
+      </w:r>
+    </w:p>
+    <w:p>
+      <w:pPr>
+        <w:spacing w:line="336" w:lineRule="auto" w:after="180"/>
+      </w:pPr>
+      <w:r>
+        <w:rPr>
+          <w:b w:val="0"/>
+        </w:rPr>
+        <w:t>An invalid room is marked only by a red border; no text error or associated label is provided.</w:t>
+      </w:r>
+    </w:p>
+    <w:p>
+      <w:pPr>
+        <w:spacing w:line="336" w:lineRule="auto" w:after="180"/>
+      </w:pPr>
+      <w:r>
+        <w:rPr>
+          <w:b w:val="0"/>
+        </w:rPr>
+        <w:t>Colour alone does not communicate the failure to all users. Add labelled error text and an actionable correction; retain keyboard navigation.</w:t>
+      </w:r>
+    </w:p>
+    <w:p>
+      <w:pPr>
+        <w:pStyle w:val="Heading3"/>
+      </w:pPr>
+      <w:r>
+        <w:t>Model the reasoning aloud · 4</w:t>
+      </w:r>
+    </w:p>
+    <w:p>
+      <w:pPr>
+        <w:spacing w:line="336" w:lineRule="auto" w:after="180"/>
+      </w:pPr>
+      <w:r>
+        <w:rPr>
+          <w:b w:val="0"/>
+        </w:rPr>
+        <w:t xml:space="preserve">Compare the intermediate </w:t>
+      </w:r>
+      <w:r>
+        <w:rPr>
+          <w:b/>
+        </w:rPr>
+        <w:t>evidence</w:t>
+      </w:r>
+      <w:r>
+        <w:rPr>
+          <w:b w:val="0"/>
+        </w:rPr>
+        <w:t xml:space="preserve"> with the final statement. Explain why each number or decision follows from the stated </w:t>
+      </w:r>
+      <w:r>
+        <w:rPr>
+          <w:b/>
+        </w:rPr>
+        <w:t>input</w:t>
+      </w:r>
+      <w:r>
+        <w:rPr>
+          <w:b w:val="0"/>
+        </w:rPr>
+        <w:t>s.</w:t>
+      </w:r>
+    </w:p>
+    <w:p>
+      <w:pPr>
+        <w:spacing w:line="336" w:lineRule="auto" w:after="180"/>
+      </w:pPr>
+      <w:r>
+        <w:rPr>
+          <w:b w:val="0"/>
+        </w:rPr>
+        <w:t xml:space="preserve">The conclusion belongs to this scenario and procedure; changing the </w:t>
+      </w:r>
+      <w:r>
+        <w:rPr>
+          <w:b/>
+        </w:rPr>
+        <w:t>input</w:t>
+      </w:r>
+      <w:r>
+        <w:rPr>
+          <w:b w:val="0"/>
+        </w:rPr>
+        <w:t>s, evaluation population or authority can change what it establishes. Retain the raw record so a later revision can be compared honestly.</w:t>
       </w:r>
     </w:p>
     <w:tbl>
@@ -706,7 +1310,13 @@
       </w:tr>
     </w:tbl>
     <w:p>
-      <w:r>
+      <w:pPr>
+        <w:spacing w:line="336" w:lineRule="auto" w:after="180"/>
+      </w:pPr>
+      <w:r>
+        <w:rPr>
+          <w:b w:val="0"/>
+        </w:rPr>
         <w:t>Use the diagram and verbal explanation together. Ask learners to match a sentence to a specific visual step; do not assign learners fixed visual or auditory learning styles.</w:t>
       </w:r>
     </w:p>
@@ -719,7 +1329,13 @@
       </w:r>
     </w:p>
     <w:p>
-      <w:r>
+      <w:pPr>
+        <w:spacing w:line="336" w:lineRule="auto" w:after="180"/>
+      </w:pPr>
+      <w:r>
+        <w:rPr>
+          <w:b w:val="0"/>
+        </w:rPr>
         <w:t>Make feedback accessible. An app marks an incomplete answer with a red circle only; a revision adds equivalent text and keyboard access.</w:t>
       </w:r>
     </w:p>
@@ -732,7 +1348,22 @@
       </w:r>
     </w:p>
     <w:p>
-      <w:r>
+      <w:pPr>
+        <w:pStyle w:val="Heading3"/>
+      </w:pPr>
+      <w:r>
+        <w:t>Supplied facts</w:t>
+      </w:r>
+    </w:p>
+    <w:p>
+      <w:pPr>
+        <w:spacing w:line="336" w:lineRule="auto" w:after="180"/>
+        <w:shd w:fill="F1F6FC"/>
+      </w:pPr>
+      <w:r>
+        <w:rPr>
+          <w:b w:val="0"/>
+        </w:rPr>
         <w:t>New text: "More explanation needed". The next-action link is labelled and focusable; status is exposed to assistive technology.</w:t>
       </w:r>
     </w:p>
@@ -896,21 +1527,31 @@
       </w:r>
     </w:p>
     <w:p>
-      <w:r>
-        <w:t>Accessibility offers the same meaning and actions through usable channels. Feedback should say what to improve, not merely show a mark.</w:t>
+      <w:pPr>
+        <w:pStyle w:val="Heading3"/>
+      </w:pPr>
+      <w:r>
+        <w:t>Why the result follows</w:t>
       </w:r>
     </w:p>
     <w:p>
       <w:pPr>
-        <w:pStyle w:val="Heading3"/>
-      </w:pPr>
-      <w:r>
-        <w:t>What this example does not establish</w:t>
+        <w:spacing w:line="336" w:lineRule="auto" w:after="180"/>
+        <w:shd w:fill="F1F6FC"/>
+      </w:pPr>
+      <w:r>
+        <w:rPr>
+          <w:b w:val="0"/>
+        </w:rPr>
+        <w:t>Accessibility offers the same meaning and actions through usable channels. Feedback should say what to improve, not merely show a mark.</w:t>
       </w:r>
     </w:p>
     <w:p>
-      <w:r>
-        <w:t>One keyboard check is not a complete accessibility audit; test relevant assistive technologies and gather user feedback.</w:t>
+      <w:pPr>
+        <w:pStyle w:val="Heading3"/>
+      </w:pPr>
+      <w:r>
+        <w:t>What this example does not establish</w:t>
       </w:r>
     </w:p>
     <w:p>
@@ -918,43 +1559,168 @@
         <w:pStyle w:val="Heading3"/>
       </w:pPr>
       <w:r>
-        <w:t>Change one thing in the pictured case</w:t>
+        <w:t>Keep the stated limit</w:t>
       </w:r>
     </w:p>
     <w:p>
-      <w:r>
-        <w:t>Change: Change the circle to orange without labels.</w:t>
+      <w:pPr>
+        <w:spacing w:line="336" w:lineRule="auto" w:after="180"/>
+        <w:shd w:fill="FFF5E6"/>
+      </w:pPr>
+      <w:r>
+        <w:rPr>
+          <w:b w:val="0"/>
+        </w:rPr>
+        <w:t>One keyboard check is not a complete accessibility audit; test relevant assistive technologies and gather user feedback.</w:t>
       </w:r>
     </w:p>
     <w:p>
-      <w:r>
-        <w:t>Prediction: The colour-only communication barrier remains.</w:t>
+      <w:pPr>
+        <w:pStyle w:val="Heading3"/>
+      </w:pPr>
+      <w:r>
+        <w:t>Change one thing in the pictured case</w:t>
       </w:r>
     </w:p>
     <w:p>
-      <w:r>
-        <w:t>Reason: A different hue supplies no textual or programmatic equivalent.</w:t>
+      <w:pPr>
+        <w:pStyle w:val="Heading3"/>
+      </w:pPr>
+      <w:r>
+        <w:t>Change one thing</w:t>
       </w:r>
     </w:p>
     <w:p>
       <w:pPr>
-        <w:pStyle w:val="Heading3"/>
-      </w:pPr>
-      <w:r>
-        <w:t>Ask while showing the picture</w:t>
+        <w:spacing w:line="336" w:lineRule="auto" w:after="180"/>
+        <w:shd w:fill="F5F1FB"/>
+      </w:pPr>
+      <w:r>
+        <w:rPr>
+          <w:b w:val="0"/>
+        </w:rPr>
+        <w:t>Change: Change the circle to orange without labels.</w:t>
       </w:r>
     </w:p>
     <w:p>
-      <w:r>
-        <w:t>Cover the result. Ask learners to name the inputs and predict the next step. Uncover one step, connect the icon to the actual procedure, and explain its evidence. Then change the supplied condition and compare. The picture is a representation; it does not document execution of a real AI model.</w:t>
+      <w:pPr>
+        <w:pStyle w:val="Heading3"/>
+      </w:pPr>
+      <w:r>
+        <w:t>Predicted result</w:t>
       </w:r>
     </w:p>
     <w:p>
       <w:pPr>
+        <w:spacing w:line="336" w:lineRule="auto" w:after="180"/>
+        <w:shd w:fill="F1F6FC"/>
+      </w:pPr>
+      <w:r>
+        <w:rPr>
+          <w:b/>
+        </w:rPr>
+        <w:t>Prediction</w:t>
+      </w:r>
+      <w:r>
+        <w:rPr>
+          <w:b w:val="0"/>
+        </w:rPr>
+        <w:t>: The colour-only communication barrier remains.</w:t>
+      </w:r>
+    </w:p>
+    <w:p>
+      <w:pPr>
+        <w:pStyle w:val="Heading3"/>
+      </w:pPr>
+      <w:r>
+        <w:t>Why the result follows</w:t>
+      </w:r>
+    </w:p>
+    <w:p>
+      <w:pPr>
+        <w:spacing w:line="336" w:lineRule="auto" w:after="180"/>
+        <w:shd w:fill="F1F6FC"/>
+      </w:pPr>
+      <w:r>
+        <w:rPr>
+          <w:b w:val="0"/>
+        </w:rPr>
+        <w:t>Reason: A different hue supplies no textual or programmatic equivalent.</w:t>
+      </w:r>
+    </w:p>
+    <w:p>
+      <w:pPr>
+        <w:pStyle w:val="Heading3"/>
+      </w:pPr>
+      <w:r>
+        <w:t>Ask while showing the picture</w:t>
+      </w:r>
+    </w:p>
+    <w:p>
+      <w:pPr>
+        <w:pStyle w:val="Heading3"/>
+      </w:pPr>
+      <w:r>
+        <w:t>Ask while showing the picture · 5</w:t>
+      </w:r>
+    </w:p>
+    <w:p>
+      <w:pPr>
+        <w:spacing w:line="336" w:lineRule="auto" w:after="180"/>
+      </w:pPr>
+      <w:r>
+        <w:rPr>
+          <w:b w:val="0"/>
+        </w:rPr>
+        <w:t xml:space="preserve">Cover the result. Ask learners to name the </w:t>
+      </w:r>
+      <w:r>
+        <w:rPr>
+          <w:b/>
+        </w:rPr>
+        <w:t>input</w:t>
+      </w:r>
+      <w:r>
+        <w:rPr>
+          <w:b w:val="0"/>
+        </w:rPr>
+        <w:t xml:space="preserve">s and predict the next step. Uncover one step, connect the icon to the actual procedure, and explain its </w:t>
+      </w:r>
+      <w:r>
+        <w:rPr>
+          <w:b/>
+        </w:rPr>
+        <w:t>evidence</w:t>
+      </w:r>
+      <w:r>
+        <w:rPr>
+          <w:b w:val="0"/>
+        </w:rPr>
+        <w:t>. Then change the supplied condition and compare.</w:t>
+      </w:r>
+    </w:p>
+    <w:p>
+      <w:pPr>
+        <w:spacing w:line="336" w:lineRule="auto" w:after="180"/>
+      </w:pPr>
+      <w:r>
+        <w:rPr>
+          <w:b w:val="0"/>
+        </w:rPr>
+        <w:t>The picture is a representation; it does not document execution of a real AI model.</w:t>
+      </w:r>
+    </w:p>
+    <w:p>
+      <w:pPr>
         <w:pStyle w:val="Heading1"/>
       </w:pPr>
       <w:r>
         <w:t>03. Demonstrate and guide practice</w:t>
+      </w:r>
+    </w:p>
+    <w:p>
+      <w:r>
+        <w:t>Demonstrate Accessibility and user feedback, reduce support deliberately and check individual reasoning before discussing answers.</w:t>
       </w:r>
     </w:p>
     <w:tbl>
@@ -1170,36 +1936,100 @@
       </w:tr>
     </w:tbl>
     <w:p>
-      <w:r>
-        <w:t>Use the worked example in Sections 3 and 6. Collect a prediction before revealing its result; ask the learner to point to each intermediate fact.</w:t>
+      <w:pPr>
+        <w:spacing w:line="336" w:lineRule="auto" w:after="180"/>
+      </w:pPr>
+      <w:r>
+        <w:rPr>
+          <w:b w:val="0"/>
+        </w:rPr>
+        <w:t xml:space="preserve">Use the worked example in Sections 3 and 6. Collect a </w:t>
+      </w:r>
+      <w:r>
+        <w:rPr>
+          <w:b/>
+        </w:rPr>
+        <w:t>prediction</w:t>
+      </w:r>
+      <w:r>
+        <w:rPr>
+          <w:b w:val="0"/>
+        </w:rPr>
+        <w:t xml:space="preserve"> before revealing its result; ask the learner to point to each intermediate fact.</w:t>
       </w:r>
     </w:p>
     <w:p>
-      <w:r>
-        <w:t>Provide an input/procedure/result/limit frame and a calculator when needed. Ask students to identify the first step before completing the whole trace. Extension: compare two concrete variants of this mechanism while holding unrelated conditions fixed; report both successful and unsuccessful outcomes.</w:t>
+      <w:pPr>
+        <w:spacing w:line="336" w:lineRule="auto" w:after="180"/>
+      </w:pPr>
+      <w:r>
+        <w:rPr>
+          <w:b w:val="0"/>
+        </w:rPr>
+        <w:t xml:space="preserve">Provide an </w:t>
+      </w:r>
+      <w:r>
+        <w:rPr>
+          <w:b/>
+        </w:rPr>
+        <w:t>input</w:t>
+      </w:r>
+      <w:r>
+        <w:rPr>
+          <w:b w:val="0"/>
+        </w:rPr>
+        <w:t>/procedure/result/limit frame and a calculator when needed. Ask students to identify the first step before completing the whole trace.</w:t>
       </w:r>
     </w:p>
     <w:p>
       <w:pPr>
-        <w:pStyle w:val="Heading3"/>
-      </w:pPr>
-      <w:r>
-        <w:t>Reduce help deliberately</w:t>
+        <w:spacing w:line="336" w:lineRule="auto" w:after="180"/>
+      </w:pPr>
+      <w:r>
+        <w:rPr>
+          <w:b w:val="0"/>
+        </w:rPr>
+        <w:t xml:space="preserve">Extension: compare two concrete variants of this </w:t>
+      </w:r>
+      <w:r>
+        <w:rPr>
+          <w:b/>
+        </w:rPr>
+        <w:t>mechanism</w:t>
+      </w:r>
+      <w:r>
+        <w:rPr>
+          <w:b w:val="0"/>
+        </w:rPr>
+        <w:t xml:space="preserve"> while holding unrelated conditions fixed; report both successful and unsuccessful outcomes.</w:t>
       </w:r>
     </w:p>
     <w:p>
-      <w:r>
-        <w:t>Completion task: An invalid room is marked only by a red border; no text error or associated label is provided. Show the intermediate steps and give the conclusion with its scope.</w:t>
+      <w:pPr>
+        <w:pStyle w:val="Heading3"/>
+      </w:pPr>
+      <w:r>
+        <w:t>Reduce help deliberately</w:t>
       </w:r>
     </w:p>
     <w:p>
-      <w:r>
-        <w:t>Teacher check: Teacher explanation: Colour alone does not communicate the failure to all users. Add labelled error text and an actionable correction; retain keyboard navigation.</w:t>
+      <w:pPr>
+        <w:pStyle w:val="Heading3"/>
+      </w:pPr>
+      <w:r>
+        <w:t>Completion practice</w:t>
       </w:r>
     </w:p>
     <w:p>
-      <w:r>
-        <w:t>Start by identifying the given inputs together. Leave the intermediate steps blank. If needed, model one step, then withdraw that help on the next step. Move to a full trace only when the partial trace is understood. For partners, alternate explainer and checker; collect a response from every learner before discussion.</w:t>
+      <w:pPr>
+        <w:spacing w:line="336" w:lineRule="auto" w:after="180"/>
+        <w:shd w:fill="F5F1FB"/>
+      </w:pPr>
+      <w:r>
+        <w:rPr>
+          <w:b w:val="0"/>
+        </w:rPr>
+        <w:t>Completion task: An invalid room is marked only by a red border; no text error or associated label is provided. Show the intermediate steps and give the conclusion with its scope.</w:t>
       </w:r>
     </w:p>
     <w:p>
@@ -1207,22 +2037,53 @@
         <w:pStyle w:val="Heading3"/>
       </w:pPr>
       <w:r>
-        <w:t>Individual reasoning check</w:t>
+        <w:t>Reasoning to listen for</w:t>
       </w:r>
     </w:p>
     <w:p>
-      <w:r>
-        <w:t>Use the worked case for Accessibility and user feedback. Proposed explanation: “The worked result establishes every future case”. Decide whether this explanation is supported. Point to the step or supplied fact that decides; explain your repair if needed.</w:t>
+      <w:pPr>
+        <w:spacing w:line="336" w:lineRule="auto" w:after="180"/>
+        <w:shd w:fill="F1F6FC"/>
+      </w:pPr>
+      <w:r>
+        <w:rPr>
+          <w:b w:val="0"/>
+        </w:rPr>
+        <w:t>Teacher check: Teacher explanation: Colour alone does not communicate the failure to all users. Add labelled error text and an actionable correction; retain keyboard navigation.</w:t>
       </w:r>
     </w:p>
     <w:p>
-      <w:r>
-        <w:t>Expected correction: Accessibility requirements need real interaction checks and appropriate user feedback; a checklist alone is incomplete.</w:t>
+      <w:pPr>
+        <w:spacing w:line="336" w:lineRule="auto" w:after="180"/>
+      </w:pPr>
+      <w:r>
+        <w:rPr>
+          <w:b w:val="0"/>
+        </w:rPr>
+        <w:t xml:space="preserve">Start by identifying the given </w:t>
+      </w:r>
+      <w:r>
+        <w:rPr>
+          <w:b/>
+        </w:rPr>
+        <w:t>input</w:t>
+      </w:r>
+      <w:r>
+        <w:rPr>
+          <w:b w:val="0"/>
+        </w:rPr>
+        <w:t>s together. Leave the intermediate steps blank. If needed, model one step, then withdraw that help on the next step. Move to a full trace only when the partial trace is understood.</w:t>
       </w:r>
     </w:p>
     <w:p>
-      <w:r>
-        <w:t>Collect explanations, not only yes/no votes. If a misunderstanding is common, re-model the relevant step for the class. If it affects a few learners, give a short targeted group explanation while others solve a more demanding variation.</w:t>
+      <w:pPr>
+        <w:spacing w:line="336" w:lineRule="auto" w:after="180"/>
+      </w:pPr>
+      <w:r>
+        <w:rPr>
+          <w:b w:val="0"/>
+        </w:rPr>
+        <w:t>For partners, alternate explainer and checker; collect a response from every learner before discussion.</w:t>
       </w:r>
     </w:p>
     <w:p>
@@ -1230,63 +2091,284 @@
         <w:pStyle w:val="Heading3"/>
       </w:pPr>
       <w:r>
-        <w:t>Pictorial practice question</w:t>
+        <w:t>Individual reasoning check</w:t>
       </w:r>
     </w:p>
     <w:p>
-      <w:r>
-        <w:t>Explain what each text, keyboard and assistive-technology change adds to the feedback. Why does changing the red circle to orange alone not solve the communication barrier?</w:t>
+      <w:pPr>
+        <w:spacing w:line="336" w:lineRule="auto" w:after="180"/>
+      </w:pPr>
+      <w:r>
+        <w:rPr>
+          <w:b w:val="0"/>
+        </w:rPr>
+        <w:t>Use the worked case for Accessibility and user feedback. Proposed explanation: “The worked result establishes every future case”. Decide whether this explanation is supported.</w:t>
       </w:r>
     </w:p>
     <w:p>
       <w:pPr>
-        <w:pStyle w:val="Heading3"/>
-      </w:pPr>
-      <w:r>
-        <w:t>Reasoned teacher answer</w:t>
+        <w:spacing w:line="336" w:lineRule="auto" w:after="180"/>
+      </w:pPr>
+      <w:r>
+        <w:rPr>
+          <w:b w:val="0"/>
+        </w:rPr>
+        <w:t>Point to the step or supplied fact that decides; explain your repair if needed.</w:t>
       </w:r>
     </w:p>
     <w:p>
-      <w:r>
-        <w:t>Colour alone may not communicate the status to every learner. Text and programmatic status explain the same result. A keyboard user can reach the labelled explanation link. Changed case: The colour-only communication barrier remains. A different hue supplies no textual or programmatic equivalent.</w:t>
+      <w:pPr>
+        <w:pStyle w:val="Heading3"/>
+      </w:pPr>
+      <w:r>
+        <w:t>Expected repair</w:t>
       </w:r>
     </w:p>
     <w:p>
-      <w:r>
-        <w:t>Changed-case reasoning: The colour-only communication barrier remains. A different hue supplies no textual or programmatic equivalent.</w:t>
+      <w:pPr>
+        <w:spacing w:line="336" w:lineRule="auto" w:after="180"/>
+        <w:shd w:fill="F1F6FC"/>
+      </w:pPr>
+      <w:r>
+        <w:rPr>
+          <w:b w:val="0"/>
+        </w:rPr>
+        <w:t>Expected correction: Accessibility requirements need real interaction checks and appropriate user feedback; a checklist alone is incomplete.</w:t>
       </w:r>
     </w:p>
     <w:p>
-      <w:r>
-        <w:t>Collect each learner’s explanation before discussion. Use the first missing connection between input, deciding step and result to choose support. This question is worked-case practice, not fresh mastery evidence.</w:t>
+      <w:pPr>
+        <w:spacing w:line="336" w:lineRule="auto" w:after="180"/>
+      </w:pPr>
+      <w:r>
+        <w:rPr>
+          <w:b w:val="0"/>
+        </w:rPr>
+        <w:t>Collect explanations, not only yes/no votes. If a misunderstanding is common, re-model the relevant step for the class.</w:t>
       </w:r>
     </w:p>
     <w:p>
       <w:pPr>
-        <w:pStyle w:val="Heading1"/>
-      </w:pPr>
-      <w:r>
-        <w:t>04. Run the investigation and diagnose misconceptions</w:t>
+        <w:spacing w:line="336" w:lineRule="auto" w:after="180"/>
+      </w:pPr>
+      <w:r>
+        <w:rPr>
+          <w:b w:val="0"/>
+        </w:rPr>
+        <w:t>If it affects a few learners, give a short targeted group explanation while others solve a more demanding variation.</w:t>
       </w:r>
     </w:p>
     <w:p>
-      <w:r>
-        <w:t>The worked result establishes every future case: Accessibility requirements need real interaction checks and appropriate user feedback; a checklist alone is incomplete.</w:t>
+      <w:pPr>
+        <w:pStyle w:val="Heading3"/>
+      </w:pPr>
+      <w:r>
+        <w:t>Pictorial practice question</w:t>
       </w:r>
     </w:p>
     <w:p>
-      <w:r>
-        <w:t>A missing input may be replaced without recording the change: A replacement changes the evidence or contract. Record the change and its justification; do not silently turn unknown into a measured value.</w:t>
+      <w:pPr>
+        <w:spacing w:line="336" w:lineRule="auto" w:after="180"/>
+        <w:shd w:fill="F5F1FB"/>
+      </w:pPr>
+      <w:r>
+        <w:rPr>
+          <w:b w:val="0"/>
+        </w:rPr>
+        <w:t>Explain what each text, keyboard and assistive-technology change adds to the feedback. Why does changing the red circle to orange alone not solve the communication barrier?</w:t>
       </w:r>
     </w:p>
     <w:p>
-      <w:r>
-        <w:t>Repeating an assessed case is new independent evidence: A replay checks consistency. An example used for feedback or revision cannot later be described as untouched final evaluation.</w:t>
+      <w:pPr>
+        <w:pStyle w:val="Heading3"/>
+      </w:pPr>
+      <w:r>
+        <w:t>Reasoned teacher answer</w:t>
       </w:r>
     </w:p>
     <w:p>
-      <w:r>
-        <w:t>Use Section 9 for the evidence ledger. Add a boundary or missing-input case and record the expected response before checking. More successful repeats of one case do not establish wider coverage.</w:t>
+      <w:pPr>
+        <w:spacing w:line="336" w:lineRule="auto" w:after="180"/>
+      </w:pPr>
+      <w:r>
+        <w:rPr>
+          <w:b w:val="0"/>
+        </w:rPr>
+        <w:t>Colour alone may not communicate the status to every learner. Text and programmatic status explain the same result. A keyboard user can reach the labelled explanation link.</w:t>
+      </w:r>
+    </w:p>
+    <w:p>
+      <w:pPr>
+        <w:spacing w:line="336" w:lineRule="auto" w:after="180"/>
+      </w:pPr>
+      <w:r>
+        <w:rPr>
+          <w:b w:val="0"/>
+        </w:rPr>
+        <w:t>Changed case: The colour-only communication barrier remains. A different hue supplies no textual or programmatic equivalent.</w:t>
+      </w:r>
+    </w:p>
+    <w:p>
+      <w:pPr>
+        <w:spacing w:line="336" w:lineRule="auto" w:after="180"/>
+      </w:pPr>
+      <w:r>
+        <w:rPr>
+          <w:b w:val="0"/>
+        </w:rPr>
+        <w:t>Changed-case reasoning: The colour-only communication barrier remains. A different hue supplies no textual or programmatic equivalent.</w:t>
+      </w:r>
+    </w:p>
+    <w:p>
+      <w:pPr>
+        <w:spacing w:line="336" w:lineRule="auto" w:after="180"/>
+      </w:pPr>
+      <w:r>
+        <w:rPr>
+          <w:b w:val="0"/>
+        </w:rPr>
+        <w:t xml:space="preserve">Collect each learner’s explanation before discussion. Use the first missing connection between </w:t>
+      </w:r>
+      <w:r>
+        <w:rPr>
+          <w:b/>
+        </w:rPr>
+        <w:t>input</w:t>
+      </w:r>
+      <w:r>
+        <w:rPr>
+          <w:b w:val="0"/>
+        </w:rPr>
+        <w:t xml:space="preserve">, deciding step and result to choose support. This question is worked-case practice, not fresh mastery </w:t>
+      </w:r>
+      <w:r>
+        <w:rPr>
+          <w:b/>
+        </w:rPr>
+        <w:t>evidence</w:t>
+      </w:r>
+      <w:r>
+        <w:rPr>
+          <w:b w:val="0"/>
+        </w:rPr>
+        <w:t>.</w:t>
+      </w:r>
+    </w:p>
+    <w:p>
+      <w:pPr>
+        <w:pStyle w:val="Heading1"/>
+      </w:pPr>
+      <w:r>
+        <w:t>04. Run the investigation and diagnose misconceptions</w:t>
+      </w:r>
+    </w:p>
+    <w:p>
+      <w:r>
+        <w:t>Run the Accessibility and user feedback investigation and use the first unsupported step to choose a teaching response.</w:t>
+      </w:r>
+    </w:p>
+    <w:p>
+      <w:pPr>
+        <w:spacing w:line="336" w:lineRule="auto" w:after="180"/>
+      </w:pPr>
+      <w:r>
+        <w:rPr>
+          <w:b w:val="0"/>
+        </w:rPr>
+        <w:t>The worked result establishes every future case: Accessibility requirements need real interaction checks and appropriate user feedback; a checklist alone is incomplete.</w:t>
+      </w:r>
+    </w:p>
+    <w:p>
+      <w:pPr>
+        <w:spacing w:line="336" w:lineRule="auto" w:after="180"/>
+      </w:pPr>
+      <w:r>
+        <w:rPr>
+          <w:b w:val="0"/>
+        </w:rPr>
+        <w:t xml:space="preserve">A missing </w:t>
+      </w:r>
+      <w:r>
+        <w:rPr>
+          <w:b/>
+        </w:rPr>
+        <w:t>input</w:t>
+      </w:r>
+      <w:r>
+        <w:rPr>
+          <w:b w:val="0"/>
+        </w:rPr>
+        <w:t xml:space="preserve"> may be replaced without recording the change: A replacement changes the </w:t>
+      </w:r>
+      <w:r>
+        <w:rPr>
+          <w:b/>
+        </w:rPr>
+        <w:t>evidence</w:t>
+      </w:r>
+      <w:r>
+        <w:rPr>
+          <w:b w:val="0"/>
+        </w:rPr>
+        <w:t xml:space="preserve"> or contract. Record the change and its justification; do not silently turn unknown into a measured value.</w:t>
+      </w:r>
+    </w:p>
+    <w:p>
+      <w:pPr>
+        <w:spacing w:line="336" w:lineRule="auto" w:after="180"/>
+      </w:pPr>
+      <w:r>
+        <w:rPr>
+          <w:b w:val="0"/>
+        </w:rPr>
+        <w:t xml:space="preserve">Repeating an assessed case is new independent </w:t>
+      </w:r>
+      <w:r>
+        <w:rPr>
+          <w:b/>
+        </w:rPr>
+        <w:t>evidence</w:t>
+      </w:r>
+      <w:r>
+        <w:rPr>
+          <w:b w:val="0"/>
+        </w:rPr>
+        <w:t>: A replay checks consistency. An example used for feedback or revision cannot later be described as untouched final evaluation.</w:t>
+      </w:r>
+    </w:p>
+    <w:p>
+      <w:pPr>
+        <w:spacing w:line="336" w:lineRule="auto" w:after="180"/>
+      </w:pPr>
+      <w:r>
+        <w:rPr>
+          <w:b w:val="0"/>
+        </w:rPr>
+        <w:t xml:space="preserve">Use Section 9 for the </w:t>
+      </w:r>
+      <w:r>
+        <w:rPr>
+          <w:b/>
+        </w:rPr>
+        <w:t>evidence</w:t>
+      </w:r>
+      <w:r>
+        <w:rPr>
+          <w:b w:val="0"/>
+        </w:rPr>
+        <w:t xml:space="preserve"> ledger. Add a boundary or missing-</w:t>
+      </w:r>
+      <w:r>
+        <w:rPr>
+          <w:b/>
+        </w:rPr>
+        <w:t>input</w:t>
+      </w:r>
+      <w:r>
+        <w:rPr>
+          <w:b w:val="0"/>
+        </w:rPr>
+        <w:t xml:space="preserve"> case and record the expected response before checking. More successful repeats of one case do not establish wider coverage.</w:t>
       </w:r>
     </w:p>
     <w:p>
@@ -1444,29 +2526,38 @@
       </w:tr>
     </w:tbl>
     <w:p>
-      <w:r>
-        <w:t>Offer an oral explanation, drawing, enlarged visual or fewer examples when that removes a reading/writing barrier. Keep the same reasoning goal. Stretch secure learners by changing a boundary or assumption and asking them to defend the effect, not simply by assigning more of the same questions.</w:t>
+      <w:pPr>
+        <w:spacing w:line="336" w:lineRule="auto" w:after="180"/>
+      </w:pPr>
+      <w:r>
+        <w:rPr>
+          <w:b w:val="0"/>
+        </w:rPr>
+        <w:t>Offer an oral explanation, drawing, enlarged visual or fewer examples when that removes a reading/writing barrier. Keep the same reasoning goal.</w:t>
       </w:r>
     </w:p>
     <w:p>
       <w:pPr>
-        <w:pStyle w:val="Heading1"/>
-      </w:pPr>
-      <w:r>
-        <w:t>05. Assess and explain the answers</w:t>
+        <w:spacing w:line="336" w:lineRule="auto" w:after="180"/>
+      </w:pPr>
+      <w:r>
+        <w:rPr>
+          <w:b w:val="0"/>
+        </w:rPr>
+        <w:t>Stretch secure learners by changing a boundary or assumption and asking them to defend the effect, not simply by assigning more of the same questions.</w:t>
       </w:r>
     </w:p>
     <w:p>
       <w:pPr>
-        <w:pStyle w:val="Heading3"/>
-      </w:pPr>
-      <w:r>
-        <w:t>Guided and exit questions</w:t>
+        <w:pStyle w:val="Heading1"/>
+      </w:pPr>
+      <w:r>
+        <w:t>05. Assess and explain the answers</w:t>
       </w:r>
     </w:p>
     <w:p>
       <w:r>
-        <w:t>Guided: Colour alone does not communicate the failure to all users. Add labelled error text and an actionable correction; retain keyboard navigation. Qualification: Accessibility requirements need real interaction checks and appropriate user feedback; a checklist alone is incomplete. Exit: accept a concrete variation with its predicted outcome and a stated condition that would challenge the mechanism; reject a claim resting on unmeasured evidence.</w:t>
+        <w:t>Use the Accessibility and user feedback questions, teacher keys and criteria after the relevant attempts. Previously discussed cases are practice; protect the separately selected independent task.</w:t>
       </w:r>
     </w:p>
     <w:p>
@@ -1474,89 +2565,208 @@
         <w:pStyle w:val="Heading3"/>
       </w:pPr>
       <w:r>
-        <w:t>W1 Explain the mechanism</w:t>
+        <w:t>Guided and exit questions</w:t>
       </w:r>
     </w:p>
     <w:p>
-      <w:r>
-        <w:t>Explain the weekly mechanism in your own words. Use the worked scenario to name its input, decision rule and output.</w:t>
+      <w:pPr>
+        <w:spacing w:line="336" w:lineRule="auto" w:after="180"/>
+      </w:pPr>
+      <w:r>
+        <w:rPr>
+          <w:b w:val="0"/>
+        </w:rPr>
+        <w:t>Guided: Colour alone does not communicate the failure to all users. Add labelled error text and an actionable correction; retain keyboard navigation.</w:t>
       </w:r>
     </w:p>
     <w:p>
-      <w:r>
-        <w:t>Teacher explanation: Accessibility makes information and controls usable across stated needs. Feedback should describe the problem and recovery action without exposing sensitive details. A form provides visible labels, keyboard access, associated error text and a non-colour status indicator. Test at zoom and with keyboard. Do not treat automated checks as a complete user evaluation.</w:t>
+      <w:pPr>
+        <w:spacing w:line="336" w:lineRule="auto" w:after="180"/>
+      </w:pPr>
+      <w:r>
+        <w:rPr>
+          <w:b w:val="0"/>
+        </w:rPr>
+        <w:t>Qualification: Accessibility requirements need real interaction checks and appropriate user feedback; a checklist alone is incomplete.</w:t>
       </w:r>
     </w:p>
     <w:p>
       <w:pPr>
-        <w:pStyle w:val="Heading3"/>
-      </w:pPr>
-      <w:r>
-        <w:t>W2 Trace the worked case</w:t>
+        <w:spacing w:line="336" w:lineRule="auto" w:after="180"/>
+      </w:pPr>
+      <w:r>
+        <w:rPr>
+          <w:b w:val="0"/>
+        </w:rPr>
+        <w:t xml:space="preserve">Exit: accept a concrete variation with its predicted outcome and a stated condition that would challenge the </w:t>
+      </w:r>
+      <w:r>
+        <w:rPr>
+          <w:b/>
+        </w:rPr>
+        <w:t>mechanism</w:t>
+      </w:r>
+      <w:r>
+        <w:rPr>
+          <w:b w:val="0"/>
+        </w:rPr>
+        <w:t xml:space="preserve">; reject a claim resting on unmeasured </w:t>
+      </w:r>
+      <w:r>
+        <w:rPr>
+          <w:b/>
+        </w:rPr>
+        <w:t>evidence</w:t>
+      </w:r>
+      <w:r>
+        <w:rPr>
+          <w:b w:val="0"/>
+        </w:rPr>
+        <w:t>.</w:t>
       </w:r>
     </w:p>
     <w:p>
-      <w:r>
-        <w:t>An invalid room is marked only by a red border; no text error or associated label is provided. Show the intermediate steps and give the conclusion with its scope.</w:t>
+      <w:pPr>
+        <w:pStyle w:val="Heading3"/>
+      </w:pPr>
+      <w:r>
+        <w:t>W1 Explain the mechanism</w:t>
       </w:r>
     </w:p>
     <w:p>
-      <w:r>
-        <w:t>Teacher explanation: Colour alone does not communicate the failure to all users. Add labelled error text and an actionable correction; retain keyboard navigation.</w:t>
+      <w:pPr>
+        <w:pStyle w:val="Heading3"/>
+      </w:pPr>
+      <w:r>
+        <w:t>Workbook question · W1</w:t>
       </w:r>
     </w:p>
     <w:p>
       <w:pPr>
-        <w:pStyle w:val="Heading3"/>
-      </w:pPr>
-      <w:r>
-        <w:t>W3 Audit the limit</w:t>
+        <w:spacing w:line="336" w:lineRule="auto" w:after="180"/>
+        <w:shd w:fill="F5F1FB"/>
+      </w:pPr>
+      <w:r>
+        <w:rPr>
+          <w:b w:val="0"/>
+        </w:rPr>
+        <w:t xml:space="preserve">Explain the weekly </w:t>
+      </w:r>
+      <w:r>
+        <w:rPr>
+          <w:b/>
+        </w:rPr>
+        <w:t>mechanism</w:t>
+      </w:r>
+      <w:r>
+        <w:rPr>
+          <w:b w:val="0"/>
+        </w:rPr>
+        <w:t xml:space="preserve"> in your own words. Use the worked scenario to name its </w:t>
+      </w:r>
+      <w:r>
+        <w:rPr>
+          <w:b/>
+        </w:rPr>
+        <w:t>input</w:t>
+      </w:r>
+      <w:r>
+        <w:rPr>
+          <w:b w:val="0"/>
+        </w:rPr>
+        <w:t xml:space="preserve">, decision rule and </w:t>
+      </w:r>
+      <w:r>
+        <w:rPr>
+          <w:b/>
+        </w:rPr>
+        <w:t>output</w:t>
+      </w:r>
+      <w:r>
+        <w:rPr>
+          <w:b w:val="0"/>
+        </w:rPr>
+        <w:t>.</w:t>
       </w:r>
     </w:p>
     <w:p>
-      <w:r>
-        <w:t>A report omits this qualification: Accessibility requirements need real interaction checks and appropriate user feedback; a checklist alone is incomplete. Explain how omitting it could change a reader's interpretation, and write an accurate replacement.</w:t>
+      <w:pPr>
+        <w:pStyle w:val="Heading3"/>
+      </w:pPr>
+      <w:r>
+        <w:t>Teacher reasoning · W1</w:t>
       </w:r>
     </w:p>
     <w:p>
-      <w:r>
-        <w:t>Teacher explanation: Accessibility requirements need real interaction checks and appropriate user feedback; a checklist alone is incomplete. State the observed result separately from the unverified or out-of-scope claim; preserve the original evidence rather than inventing a missing fact.</w:t>
+      <w:pPr>
+        <w:spacing w:line="336" w:lineRule="auto" w:after="180"/>
+        <w:shd w:fill="F1F6FC"/>
+      </w:pPr>
+      <w:r>
+        <w:rPr>
+          <w:b w:val="0"/>
+        </w:rPr>
+        <w:t>Teacher explanation: Accessibility makes information and controls usable across stated needs. Feedback should describe the problem and recovery action without exposing sensitive details.</w:t>
       </w:r>
     </w:p>
     <w:p>
       <w:pPr>
-        <w:pStyle w:val="Heading3"/>
-      </w:pPr>
-      <w:r>
-        <w:t>W4 Apply a new case independently</w:t>
+        <w:spacing w:line="336" w:lineRule="auto" w:after="180"/>
+        <w:shd w:fill="F1F6FC"/>
+      </w:pPr>
+      <w:r>
+        <w:rPr>
+          <w:b w:val="0"/>
+        </w:rPr>
+        <w:t>A form provides visible labels, keyboard access, associated error text and a non-colour status indicator. Test at zoom and with keyboard. Do not treat automated checks as a complete user evaluation.</w:t>
       </w:r>
     </w:p>
     <w:p>
-      <w:r>
-        <w:t>Submit is mouse-only; timeout replaces the entire form and loses input. Propose two concrete improvements.</w:t>
+      <w:pPr>
+        <w:pStyle w:val="Heading3"/>
+      </w:pPr>
+      <w:r>
+        <w:t>W2 Trace the worked case</w:t>
       </w:r>
     </w:p>
     <w:p>
-      <w:r>
-        <w:t>Teacher explanation: Provide keyboard-operable submit and preserve non-sensitive valid input with a clear retry/review message. Verify focus order and error association.</w:t>
+      <w:pPr>
+        <w:pStyle w:val="Heading3"/>
+      </w:pPr>
+      <w:r>
+        <w:t>Workbook question · W2</w:t>
       </w:r>
     </w:p>
     <w:p>
       <w:pPr>
-        <w:pStyle w:val="Heading3"/>
-      </w:pPr>
-      <w:r>
-        <w:t>W5 Design a revealing follow-up</w:t>
+        <w:spacing w:line="336" w:lineRule="auto" w:after="180"/>
+        <w:shd w:fill="F5F1FB"/>
+      </w:pPr>
+      <w:r>
+        <w:rPr>
+          <w:b w:val="0"/>
+        </w:rPr>
+        <w:t>An invalid room is marked only by a red border; no text error or associated label is provided. Show the intermediate steps and give the conclusion with its scope.</w:t>
       </w:r>
     </w:p>
     <w:p>
-      <w:r>
-        <w:t>For the worked scenario, propose one additional case that could reveal a failure, describe its expected outcome before running it, and explain what would need to remain fixed for a fair comparison. Do not reuse W4 as a new final test after receiving feedback.</w:t>
+      <w:pPr>
+        <w:pStyle w:val="Heading3"/>
+      </w:pPr>
+      <w:r>
+        <w:t>Teacher reasoning · W2</w:t>
       </w:r>
     </w:p>
     <w:p>
-      <w:r>
-        <w:t>Teacher explanation: Accept a concrete variant of the worked input or a missing/conflicting/boundary condition, with an expectation derived from the declared procedure. Require preserved settings, original outputs and data roles. Accessibility requirements need real interaction checks and appropriate user feedback; a checklist alone is incomplete. The new case should test this particular mechanism rather than merely restate the original result.</w:t>
+      <w:pPr>
+        <w:spacing w:line="336" w:lineRule="auto" w:after="180"/>
+        <w:shd w:fill="F1F6FC"/>
+      </w:pPr>
+      <w:r>
+        <w:rPr>
+          <w:b w:val="0"/>
+        </w:rPr>
+        <w:t>Teacher explanation: Colour alone does not communicate the failure to all users. Add labelled error text and an actionable correction; retain keyboard navigation.</w:t>
       </w:r>
     </w:p>
     <w:p>
@@ -1564,25 +2774,39 @@
         <w:pStyle w:val="Heading3"/>
       </w:pPr>
       <w:r>
-        <w:t>Independent assessment and fresh retry</w:t>
+        <w:t>W3 Audit the limit</w:t>
       </w:r>
     </w:p>
     <w:p>
-      <w:r>
-        <w:t>W4: Provide keyboard-operable submit and preserve non-sensitive valid input with a clear retry/review message. Verify focus order and error association. Require intermediate reasoning and the stated scope. Fresh retry: Status uses a green icon without text; focus jumps unpredictably after error. Expected reasoning: Add status text and manage focus to the relevant error or summary. Test the actual interaction. If students need support, record it and reassess with another new case rather than awarding independence to a copied answer.</w:t>
+      <w:pPr>
+        <w:pStyle w:val="Heading3"/>
+      </w:pPr>
+      <w:r>
+        <w:t>Workbook question · W3</w:t>
       </w:r>
     </w:p>
     <w:p>
       <w:pPr>
-        <w:pStyle w:val="Heading3"/>
-      </w:pPr>
-      <w:r>
-        <w:t>Assess independent transfer</w:t>
+        <w:spacing w:line="336" w:lineRule="auto" w:after="180"/>
+        <w:shd w:fill="F5F1FB"/>
+      </w:pPr>
+      <w:r>
+        <w:rPr>
+          <w:b w:val="0"/>
+        </w:rPr>
+        <w:t>A report omits this qualification: Accessibility requirements need real interaction checks and appropriate user feedback; a checklist alone is incomplete.</w:t>
       </w:r>
     </w:p>
     <w:p>
-      <w:r>
-        <w:t>Selected case: Submit is mouse-only; timeout replaces the entire form and loses input. Propose two concrete improvements.</w:t>
+      <w:pPr>
+        <w:spacing w:line="336" w:lineRule="auto" w:after="180"/>
+        <w:shd w:fill="F5F1FB"/>
+      </w:pPr>
+      <w:r>
+        <w:rPr>
+          <w:b w:val="0"/>
+        </w:rPr>
+        <w:t>Explain how omitting it could change a reader's interpretation, and write an accurate replacement.</w:t>
       </w:r>
     </w:p>
     <w:p>
@@ -1590,12 +2814,415 @@
         <w:pStyle w:val="Heading3"/>
       </w:pPr>
       <w:r>
-        <w:t>Selected case answer</w:t>
+        <w:t>Teacher reasoning · W3</w:t>
       </w:r>
     </w:p>
     <w:p>
-      <w:r>
-        <w:t>Teacher explanation: Provide keyboard-operable submit and preserve non-sensitive valid input with a clear retry/review message. Verify focus order and error association.</w:t>
+      <w:pPr>
+        <w:spacing w:line="336" w:lineRule="auto" w:after="180"/>
+        <w:shd w:fill="F1F6FC"/>
+      </w:pPr>
+      <w:r>
+        <w:rPr>
+          <w:b w:val="0"/>
+        </w:rPr>
+        <w:t>Teacher explanation: Accessibility requirements need real interaction checks and appropriate user feedback; a checklist alone is incomplete.</w:t>
+      </w:r>
+    </w:p>
+    <w:p>
+      <w:pPr>
+        <w:spacing w:line="336" w:lineRule="auto" w:after="180"/>
+        <w:shd w:fill="F1F6FC"/>
+      </w:pPr>
+      <w:r>
+        <w:rPr>
+          <w:b w:val="0"/>
+        </w:rPr>
+        <w:t xml:space="preserve">State the observed result separately from the unverified or out-of-scope claim; preserve the original </w:t>
+      </w:r>
+      <w:r>
+        <w:rPr>
+          <w:b/>
+        </w:rPr>
+        <w:t>evidence</w:t>
+      </w:r>
+      <w:r>
+        <w:rPr>
+          <w:b w:val="0"/>
+        </w:rPr>
+        <w:t xml:space="preserve"> rather than inventing a missing fact.</w:t>
+      </w:r>
+    </w:p>
+    <w:p>
+      <w:pPr>
+        <w:pStyle w:val="Heading3"/>
+      </w:pPr>
+      <w:r>
+        <w:t>W4 Apply a new case independently</w:t>
+      </w:r>
+    </w:p>
+    <w:p>
+      <w:pPr>
+        <w:pStyle w:val="Heading3"/>
+      </w:pPr>
+      <w:r>
+        <w:t>Workbook question · W4</w:t>
+      </w:r>
+    </w:p>
+    <w:p>
+      <w:pPr>
+        <w:spacing w:line="336" w:lineRule="auto" w:after="180"/>
+        <w:shd w:fill="F5F1FB"/>
+      </w:pPr>
+      <w:r>
+        <w:rPr>
+          <w:b w:val="0"/>
+        </w:rPr>
+        <w:t xml:space="preserve">Submit is mouse-only; timeout replaces the entire form and loses </w:t>
+      </w:r>
+      <w:r>
+        <w:rPr>
+          <w:b/>
+        </w:rPr>
+        <w:t>input</w:t>
+      </w:r>
+      <w:r>
+        <w:rPr>
+          <w:b w:val="0"/>
+        </w:rPr>
+        <w:t>. Propose two concrete improvements.</w:t>
+      </w:r>
+    </w:p>
+    <w:p>
+      <w:pPr>
+        <w:pStyle w:val="Heading3"/>
+      </w:pPr>
+      <w:r>
+        <w:t>Teacher reasoning · W4</w:t>
+      </w:r>
+    </w:p>
+    <w:p>
+      <w:pPr>
+        <w:spacing w:line="336" w:lineRule="auto" w:after="180"/>
+        <w:shd w:fill="F1F6FC"/>
+      </w:pPr>
+      <w:r>
+        <w:rPr>
+          <w:b w:val="0"/>
+        </w:rPr>
+        <w:t xml:space="preserve">Teacher explanation: Provide keyboard-operable submit and preserve non-sensitive valid </w:t>
+      </w:r>
+      <w:r>
+        <w:rPr>
+          <w:b/>
+        </w:rPr>
+        <w:t>input</w:t>
+      </w:r>
+      <w:r>
+        <w:rPr>
+          <w:b w:val="0"/>
+        </w:rPr>
+        <w:t xml:space="preserve"> with a clear retry/review message. Verify </w:t>
+      </w:r>
+      <w:r>
+        <w:rPr>
+          <w:b/>
+        </w:rPr>
+        <w:t>focus order</w:t>
+      </w:r>
+      <w:r>
+        <w:rPr>
+          <w:b w:val="0"/>
+        </w:rPr>
+        <w:t xml:space="preserve"> and error association.</w:t>
+      </w:r>
+    </w:p>
+    <w:p>
+      <w:pPr>
+        <w:pStyle w:val="Heading3"/>
+      </w:pPr>
+      <w:r>
+        <w:t>W5 Design a revealing follow-up</w:t>
+      </w:r>
+    </w:p>
+    <w:p>
+      <w:pPr>
+        <w:pStyle w:val="Heading3"/>
+      </w:pPr>
+      <w:r>
+        <w:t>Workbook question · W5</w:t>
+      </w:r>
+    </w:p>
+    <w:p>
+      <w:pPr>
+        <w:spacing w:line="336" w:lineRule="auto" w:after="180"/>
+        <w:shd w:fill="F5F1FB"/>
+      </w:pPr>
+      <w:r>
+        <w:rPr>
+          <w:b w:val="0"/>
+        </w:rPr>
+        <w:t>For the worked scenario, propose one additional case that could reveal a failure, describe its expected outcome before running it, and explain what would need to remain fixed for a fair comparison.</w:t>
+      </w:r>
+    </w:p>
+    <w:p>
+      <w:pPr>
+        <w:spacing w:line="336" w:lineRule="auto" w:after="180"/>
+        <w:shd w:fill="F5F1FB"/>
+      </w:pPr>
+      <w:r>
+        <w:rPr>
+          <w:b w:val="0"/>
+        </w:rPr>
+        <w:t>Do not reuse W4 as a new final test after receiving feedback.</w:t>
+      </w:r>
+    </w:p>
+    <w:p>
+      <w:pPr>
+        <w:pStyle w:val="Heading3"/>
+      </w:pPr>
+      <w:r>
+        <w:t>Teacher reasoning · W5</w:t>
+      </w:r>
+    </w:p>
+    <w:p>
+      <w:pPr>
+        <w:spacing w:line="336" w:lineRule="auto" w:after="180"/>
+        <w:shd w:fill="F1F6FC"/>
+      </w:pPr>
+      <w:r>
+        <w:rPr>
+          <w:b w:val="0"/>
+        </w:rPr>
+        <w:t xml:space="preserve">Teacher explanation: Accept a concrete variant of the worked </w:t>
+      </w:r>
+      <w:r>
+        <w:rPr>
+          <w:b/>
+        </w:rPr>
+        <w:t>input</w:t>
+      </w:r>
+      <w:r>
+        <w:rPr>
+          <w:b w:val="0"/>
+        </w:rPr>
+        <w:t xml:space="preserve"> or a missing/conflicting/boundary condition, with an expectation derived from the declared procedure.</w:t>
+      </w:r>
+    </w:p>
+    <w:p>
+      <w:pPr>
+        <w:spacing w:line="336" w:lineRule="auto" w:after="180"/>
+        <w:shd w:fill="F1F6FC"/>
+      </w:pPr>
+      <w:r>
+        <w:rPr>
+          <w:b w:val="0"/>
+        </w:rPr>
+        <w:t xml:space="preserve">Require preserved settings, original </w:t>
+      </w:r>
+      <w:r>
+        <w:rPr>
+          <w:b/>
+        </w:rPr>
+        <w:t>output</w:t>
+      </w:r>
+      <w:r>
+        <w:rPr>
+          <w:b w:val="0"/>
+        </w:rPr>
+        <w:t>s and data roles. Accessibility requirements need real interaction checks and appropriate user feedback; a checklist alone is incomplete.</w:t>
+      </w:r>
+    </w:p>
+    <w:p>
+      <w:pPr>
+        <w:spacing w:line="336" w:lineRule="auto" w:after="180"/>
+        <w:shd w:fill="F1F6FC"/>
+      </w:pPr>
+      <w:r>
+        <w:rPr>
+          <w:b w:val="0"/>
+        </w:rPr>
+        <w:t xml:space="preserve">The new case should test this particular </w:t>
+      </w:r>
+      <w:r>
+        <w:rPr>
+          <w:b/>
+        </w:rPr>
+        <w:t>mechanism</w:t>
+      </w:r>
+      <w:r>
+        <w:rPr>
+          <w:b w:val="0"/>
+        </w:rPr>
+        <w:t xml:space="preserve"> rather than merely restate the original result.</w:t>
+      </w:r>
+    </w:p>
+    <w:p>
+      <w:pPr>
+        <w:pStyle w:val="Heading3"/>
+      </w:pPr>
+      <w:r>
+        <w:t>Independent assessment and fresh retry</w:t>
+      </w:r>
+    </w:p>
+    <w:p>
+      <w:pPr>
+        <w:pStyle w:val="Heading3"/>
+      </w:pPr>
+      <w:r>
+        <w:t>Teacher key · Independent assessment and fresh retry</w:t>
+      </w:r>
+    </w:p>
+    <w:p>
+      <w:pPr>
+        <w:spacing w:line="336" w:lineRule="auto" w:after="180"/>
+        <w:shd w:fill="F1F6FC"/>
+      </w:pPr>
+      <w:r>
+        <w:rPr>
+          <w:b w:val="0"/>
+        </w:rPr>
+        <w:t xml:space="preserve">W4: Provide keyboard-operable submit and preserve non-sensitive valid </w:t>
+      </w:r>
+      <w:r>
+        <w:rPr>
+          <w:b/>
+        </w:rPr>
+        <w:t>input</w:t>
+      </w:r>
+      <w:r>
+        <w:rPr>
+          <w:b w:val="0"/>
+        </w:rPr>
+        <w:t xml:space="preserve"> with a clear retry/review message. Verify </w:t>
+      </w:r>
+      <w:r>
+        <w:rPr>
+          <w:b/>
+        </w:rPr>
+        <w:t>focus order</w:t>
+      </w:r>
+      <w:r>
+        <w:rPr>
+          <w:b w:val="0"/>
+        </w:rPr>
+        <w:t xml:space="preserve"> and error association. Require intermediate reasoning and the stated scope.</w:t>
+      </w:r>
+    </w:p>
+    <w:p>
+      <w:pPr>
+        <w:spacing w:line="336" w:lineRule="auto" w:after="180"/>
+        <w:shd w:fill="F1F6FC"/>
+      </w:pPr>
+      <w:r>
+        <w:rPr>
+          <w:b w:val="0"/>
+        </w:rPr>
+        <w:t>Fresh retry: Status uses a green icon without text; focus jumps unpredictably after error. Expected reasoning: Add status text and manage focus to the relevant error or summary. Test the actual interaction.</w:t>
+      </w:r>
+    </w:p>
+    <w:p>
+      <w:pPr>
+        <w:spacing w:line="336" w:lineRule="auto" w:after="180"/>
+        <w:shd w:fill="F1F6FC"/>
+      </w:pPr>
+      <w:r>
+        <w:rPr>
+          <w:b w:val="0"/>
+        </w:rPr>
+        <w:t>If students need support, record it and reassess with another new case rather than awarding independence to a copied answer.</w:t>
+      </w:r>
+    </w:p>
+    <w:p>
+      <w:pPr>
+        <w:pStyle w:val="Heading3"/>
+      </w:pPr>
+      <w:r>
+        <w:t>Assess independent transfer</w:t>
+      </w:r>
+    </w:p>
+    <w:p>
+      <w:pPr>
+        <w:pStyle w:val="Heading3"/>
+      </w:pPr>
+      <w:r>
+        <w:t>Independent question · withhold the key</w:t>
+      </w:r>
+    </w:p>
+    <w:p>
+      <w:pPr>
+        <w:spacing w:line="336" w:lineRule="auto" w:after="180"/>
+        <w:shd w:fill="F5F1FB"/>
+      </w:pPr>
+      <w:r>
+        <w:rPr>
+          <w:b w:val="0"/>
+        </w:rPr>
+        <w:t xml:space="preserve">Selected case: Submit is mouse-only; timeout replaces the entire form and loses </w:t>
+      </w:r>
+      <w:r>
+        <w:rPr>
+          <w:b/>
+        </w:rPr>
+        <w:t>input</w:t>
+      </w:r>
+      <w:r>
+        <w:rPr>
+          <w:b w:val="0"/>
+        </w:rPr>
+        <w:t>. Propose two concrete improvements.</w:t>
+      </w:r>
+    </w:p>
+    <w:p>
+      <w:pPr>
+        <w:pStyle w:val="Heading3"/>
+      </w:pPr>
+      <w:r>
+        <w:t>Selected case answer</w:t>
+      </w:r>
+    </w:p>
+    <w:p>
+      <w:pPr>
+        <w:pStyle w:val="Heading3"/>
+      </w:pPr>
+      <w:r>
+        <w:t>Teacher key · Selected case answer</w:t>
+      </w:r>
+    </w:p>
+    <w:p>
+      <w:pPr>
+        <w:spacing w:line="336" w:lineRule="auto" w:after="180"/>
+        <w:shd w:fill="F1F6FC"/>
+      </w:pPr>
+      <w:r>
+        <w:rPr>
+          <w:b w:val="0"/>
+        </w:rPr>
+        <w:t xml:space="preserve">Teacher explanation: Provide keyboard-operable submit and preserve non-sensitive valid </w:t>
+      </w:r>
+      <w:r>
+        <w:rPr>
+          <w:b/>
+        </w:rPr>
+        <w:t>input</w:t>
+      </w:r>
+      <w:r>
+        <w:rPr>
+          <w:b w:val="0"/>
+        </w:rPr>
+        <w:t xml:space="preserve"> with a clear retry/review message. Verify </w:t>
+      </w:r>
+      <w:r>
+        <w:rPr>
+          <w:b/>
+        </w:rPr>
+        <w:t>focus order</w:t>
+      </w:r>
+      <w:r>
+        <w:rPr>
+          <w:b w:val="0"/>
+        </w:rPr>
+        <w:t xml:space="preserve"> and error association.</w:t>
       </w:r>
     </w:p>
     <w:tbl>
@@ -1701,67 +3328,281 @@
       </w:tr>
     </w:tbl>
     <w:p>
-      <w:r>
-        <w:t>Record each dimension as not yet, with support, or independent. Accept a valid alternative procedure with a defensible trace. Do not penalise an honestly recorded model failure if the learner correctly explains its evidence and limits.</w:t>
+      <w:pPr>
+        <w:pStyle w:val="Heading3"/>
+      </w:pPr>
+      <w:r>
+        <w:t>Teacher key · Selected case answer</w:t>
       </w:r>
     </w:p>
     <w:p>
       <w:pPr>
-        <w:pStyle w:val="Heading3"/>
-      </w:pPr>
-      <w:r>
-        <w:t>Feedback that the learner uses</w:t>
+        <w:spacing w:line="336" w:lineRule="auto" w:after="180"/>
+        <w:shd w:fill="F1F6FC"/>
+      </w:pPr>
+      <w:r>
+        <w:rPr>
+          <w:b w:val="0"/>
+        </w:rPr>
+        <w:t>Record each dimension as not yet, with support, or independent. Accept a valid alternative procedure with a defensible trace.</w:t>
       </w:r>
     </w:p>
     <w:p>
-      <w:r>
-        <w:t>Name the earliest unsupported step and give one action to repair it. Have the learner make that repair now and explain why. Then assess the relevant skill on a fresh, fully specified case. Confirm it was not previously practised with feedback; solve and check the new case before assigning it. A follow-up design prompt is a starting brief, not automatically an equivalent test.</w:t>
+      <w:pPr>
+        <w:spacing w:line="336" w:lineRule="auto" w:after="180"/>
+        <w:shd w:fill="F1F6FC"/>
+      </w:pPr>
+      <w:r>
+        <w:rPr>
+          <w:b w:val="0"/>
+        </w:rPr>
+        <w:t xml:space="preserve">Do not penalise an honestly recorded model failure if the learner correctly explains its </w:t>
+      </w:r>
+      <w:r>
+        <w:rPr>
+          <w:b/>
+        </w:rPr>
+        <w:t>evidence</w:t>
+      </w:r>
+      <w:r>
+        <w:rPr>
+          <w:b w:val="0"/>
+        </w:rPr>
+        <w:t xml:space="preserve"> and limits.</w:t>
       </w:r>
     </w:p>
     <w:p>
       <w:pPr>
-        <w:pStyle w:val="Heading1"/>
-      </w:pPr>
-      <w:r>
-        <w:t>06. Connect the project, support and next lesson</w:t>
+        <w:pStyle w:val="Heading3"/>
+      </w:pPr>
+      <w:r>
+        <w:t>Feedback that the learner uses</w:t>
       </w:r>
     </w:p>
     <w:p>
-      <w:r>
-        <w:t>Add a labelled accessibility and user feedback evidence sheet to Grounded Learning Service. Show how you can explain the mechanism and terminology of accessibility and user feedback. Use the supplied fictional case and keep its inputs, intermediate steps, calculation or prediction, and limitation. Connect this record to last week’s record; a matching answer without a trace is insufficient.</w:t>
+      <w:pPr>
+        <w:spacing w:line="336" w:lineRule="auto" w:after="180"/>
+      </w:pPr>
+      <w:r>
+        <w:rPr>
+          <w:b w:val="0"/>
+        </w:rPr>
+        <w:t>Name the earliest unsupported step and give one action to repair it. Have the learner make that repair now and explain why. Then assess the relevant skill on a fresh, fully specified case.</w:t>
       </w:r>
     </w:p>
     <w:p>
-      <w:r>
-        <w:t>Provide an input/procedure/result/limit frame and a calculator when needed. Ask students to identify the first step before completing the whole trace. Extension: compare two concrete variants of this mechanism while holding unrelated conditions fixed; report both successful and unsuccessful outcomes.</w:t>
+      <w:pPr>
+        <w:spacing w:line="336" w:lineRule="auto" w:after="180"/>
+      </w:pPr>
+      <w:r>
+        <w:rPr>
+          <w:b w:val="0"/>
+        </w:rPr>
+        <w:t>Confirm it was not previously practised with feedback; solve and check the new case before assigning it. A follow-up design prompt is a starting brief, not automatically an equivalent test.</w:t>
       </w:r>
     </w:p>
     <w:p>
-      <w:r>
-        <w:t>Next connection: Performance and cost experiments. Preserve the current case record and retrieve its evidence boundary before moving on.</w:t>
+      <w:pPr>
+        <w:pStyle w:val="Heading1"/>
+      </w:pPr>
+      <w:r>
+        <w:t>06. Connect the project, support and next lesson</w:t>
       </w:r>
     </w:p>
     <w:p>
       <w:r>
-        <w:t>Retain the project ledger and assess a changed case after support. Check the relevant prerequisite before carrying this component forward.</w:t>
+        <w:t>Connect Accessibility and user feedback to Grounded Learning Service, adapt support and plan a later changed-case check.</w:t>
       </w:r>
     </w:p>
     <w:p>
       <w:pPr>
-        <w:pStyle w:val="Heading3"/>
-      </w:pPr>
-      <w:r>
-        <w:t>Plan the delayed return</w:t>
+        <w:spacing w:line="336" w:lineRule="auto" w:after="180"/>
+      </w:pPr>
+      <w:r>
+        <w:rPr>
+          <w:b w:val="0"/>
+        </w:rPr>
+        <w:t xml:space="preserve">Add a labelled accessibility and user feedback </w:t>
+      </w:r>
+      <w:r>
+        <w:rPr>
+          <w:b/>
+        </w:rPr>
+        <w:t>evidence</w:t>
+      </w:r>
+      <w:r>
+        <w:rPr>
+          <w:b w:val="0"/>
+        </w:rPr>
+        <w:t xml:space="preserve"> sheet to Grounded Learning Service. Show how you can explain the </w:t>
+      </w:r>
+      <w:r>
+        <w:rPr>
+          <w:b/>
+        </w:rPr>
+        <w:t>mechanism</w:t>
+      </w:r>
+      <w:r>
+        <w:rPr>
+          <w:b w:val="0"/>
+        </w:rPr>
+        <w:t xml:space="preserve"> and terminology of accessibility and user feedback.</w:t>
       </w:r>
     </w:p>
     <w:p>
-      <w:r>
-        <w:t>Suggested return points in this level: ai-6/29, ai-6/31, ai-6/34. Use actual classroom dates, adjusting for holidays and gaps. One, three and six teaching weeks are scheduling choices, not a claimed optimal spacing.</w:t>
+      <w:pPr>
+        <w:spacing w:line="336" w:lineRule="auto" w:after="180"/>
+      </w:pPr>
+      <w:r>
+        <w:rPr>
+          <w:b w:val="0"/>
+        </w:rPr>
+        <w:t xml:space="preserve">Use the supplied fictional case and keep its </w:t>
+      </w:r>
+      <w:r>
+        <w:rPr>
+          <w:b/>
+        </w:rPr>
+        <w:t>input</w:t>
+      </w:r>
+      <w:r>
+        <w:rPr>
+          <w:b w:val="0"/>
+        </w:rPr>
+        <w:t xml:space="preserve">s, intermediate steps, calculation or </w:t>
+      </w:r>
+      <w:r>
+        <w:rPr>
+          <w:b/>
+        </w:rPr>
+        <w:t>prediction</w:t>
+      </w:r>
+      <w:r>
+        <w:rPr>
+          <w:b w:val="0"/>
+        </w:rPr>
+        <w:t>, and limitation. Connect this record to last week’s record; a matching answer without a trace is insufficient.</w:t>
       </w:r>
     </w:p>
     <w:p>
-      <w:r>
-        <w:t>At a delayed check, ask for the idea from memory and a changed application. Compare with the earlier independent response and record support used. For a new level, revisit the previous capstone before checking the new prerequisites.</w:t>
+      <w:pPr>
+        <w:spacing w:line="336" w:lineRule="auto" w:after="180"/>
+      </w:pPr>
+      <w:r>
+        <w:rPr>
+          <w:b w:val="0"/>
+        </w:rPr>
+        <w:t xml:space="preserve">Provide an </w:t>
+      </w:r>
+      <w:r>
+        <w:rPr>
+          <w:b/>
+        </w:rPr>
+        <w:t>input</w:t>
+      </w:r>
+      <w:r>
+        <w:rPr>
+          <w:b w:val="0"/>
+        </w:rPr>
+        <w:t>/procedure/result/limit frame and a calculator when needed. Ask students to identify the first step before completing the whole trace.</w:t>
+      </w:r>
+    </w:p>
+    <w:p>
+      <w:pPr>
+        <w:spacing w:line="336" w:lineRule="auto" w:after="180"/>
+      </w:pPr>
+      <w:r>
+        <w:rPr>
+          <w:b w:val="0"/>
+        </w:rPr>
+        <w:t xml:space="preserve">Extension: compare two concrete variants of this </w:t>
+      </w:r>
+      <w:r>
+        <w:rPr>
+          <w:b/>
+        </w:rPr>
+        <w:t>mechanism</w:t>
+      </w:r>
+      <w:r>
+        <w:rPr>
+          <w:b w:val="0"/>
+        </w:rPr>
+        <w:t xml:space="preserve"> while holding unrelated conditions fixed; report both successful and unsuccessful outcomes.</w:t>
+      </w:r>
+    </w:p>
+    <w:p>
+      <w:pPr>
+        <w:spacing w:line="336" w:lineRule="auto" w:after="180"/>
+      </w:pPr>
+      <w:r>
+        <w:rPr>
+          <w:b w:val="0"/>
+        </w:rPr>
+        <w:t xml:space="preserve">Next connection: Performance and cost experiments. Preserve the current case record and retrieve its </w:t>
+      </w:r>
+      <w:r>
+        <w:rPr>
+          <w:b/>
+        </w:rPr>
+        <w:t>evidence</w:t>
+      </w:r>
+      <w:r>
+        <w:rPr>
+          <w:b w:val="0"/>
+        </w:rPr>
+        <w:t xml:space="preserve"> boundary before moving on.</w:t>
+      </w:r>
+    </w:p>
+    <w:p>
+      <w:pPr>
+        <w:spacing w:line="336" w:lineRule="auto" w:after="180"/>
+      </w:pPr>
+      <w:r>
+        <w:rPr>
+          <w:b w:val="0"/>
+        </w:rPr>
+        <w:t>Retain the project ledger and assess a changed case after support. Check the relevant prerequisite before carrying this component forward.</w:t>
+      </w:r>
+    </w:p>
+    <w:p>
+      <w:pPr>
+        <w:pStyle w:val="Heading3"/>
+      </w:pPr>
+      <w:r>
+        <w:t>Plan the delayed return</w:t>
+      </w:r>
+    </w:p>
+    <w:p>
+      <w:pPr>
+        <w:spacing w:line="336" w:lineRule="auto" w:after="180"/>
+      </w:pPr>
+      <w:r>
+        <w:rPr>
+          <w:b w:val="0"/>
+        </w:rPr>
+        <w:t>Suggested return points in this level: ai-6/29, ai-6/31, ai-6/34. Use actual classroom dates, adjusting for holidays and gaps. One, three and six teaching weeks are scheduling choices, not a claimed optimal spacing.</w:t>
+      </w:r>
+    </w:p>
+    <w:p>
+      <w:pPr>
+        <w:spacing w:line="336" w:lineRule="auto" w:after="180"/>
+      </w:pPr>
+      <w:r>
+        <w:rPr>
+          <w:b w:val="0"/>
+        </w:rPr>
+        <w:t>At a delayed check, ask for the idea from memory and a changed application. Compare with the earlier independent response and record support used.</w:t>
+      </w:r>
+    </w:p>
+    <w:p>
+      <w:pPr>
+        <w:spacing w:line="336" w:lineRule="auto" w:after="180"/>
+      </w:pPr>
+      <w:r>
+        <w:rPr>
+          <w:b w:val="0"/>
+        </w:rPr>
+        <w:t>For a new level, revisit the previous capstone before checking the new prerequisites.</w:t>
       </w:r>
     </w:p>
     <w:tbl>
@@ -1921,8 +3762,26 @@
       </w:tr>
     </w:tbl>
     <w:p>
-      <w:r>
-        <w:t>Use the evidence to choose reteaching or the next step. A completed page, confidence rating or attractive project does not by itself demonstrate understanding.</w:t>
+      <w:pPr>
+        <w:spacing w:line="336" w:lineRule="auto" w:after="180"/>
+      </w:pPr>
+      <w:r>
+        <w:rPr>
+          <w:b w:val="0"/>
+        </w:rPr>
+        <w:t xml:space="preserve">Use the </w:t>
+      </w:r>
+      <w:r>
+        <w:rPr>
+          <w:b/>
+        </w:rPr>
+        <w:t>evidence</w:t>
+      </w:r>
+      <w:r>
+        <w:rPr>
+          <w:b w:val="0"/>
+        </w:rPr>
+        <w:t xml:space="preserve"> to choose reteaching or the next step. A completed page, confidence rating or attractive project does not by itself demonstrate understanding.</w:t>
       </w:r>
     </w:p>
     <w:p>
@@ -1934,8 +3793,26 @@
       </w:r>
     </w:p>
     <w:p>
-      <w:r>
-        <w:t>For the Grounded Learning Service, retain an annotated trace and the changed-case result. Name the contract or evidence that makes the deciding step valid, so another team can review it.</w:t>
+      <w:pPr>
+        <w:spacing w:line="336" w:lineRule="auto" w:after="180"/>
+      </w:pPr>
+      <w:r>
+        <w:rPr>
+          <w:b w:val="0"/>
+        </w:rPr>
+        <w:t xml:space="preserve">For the Grounded Learning Service, retain an annotated trace and the changed-case result. Name the contract or </w:t>
+      </w:r>
+      <w:r>
+        <w:rPr>
+          <w:b/>
+        </w:rPr>
+        <w:t>evidence</w:t>
+      </w:r>
+      <w:r>
+        <w:rPr>
+          <w:b w:val="0"/>
+        </w:rPr>
+        <w:t xml:space="preserve"> that makes the deciding step valid, so another team can review it.</w:t>
       </w:r>
     </w:p>
     <w:p>
@@ -1948,12 +3825,62 @@
     </w:p>
     <w:p>
       <w:r>
-        <w:t>Teaching target: Explain the mechanism and terminology of accessibility and user feedback</w:t>
+        <w:t>Use this preparation summary alongside the detailed Accessibility and user feedback lesson; it is a checklist rather than a replacement for the full sequence.</w:t>
       </w:r>
     </w:p>
     <w:p>
-      <w:r>
-        <w:t>Prepare the labelled worked-case picture, the matching workbook, fictional input cards and a place for individual responses. Check a local Python 3 environment before class; have a paper-trace version ready.</w:t>
+      <w:pPr>
+        <w:pStyle w:val="Heading3"/>
+      </w:pPr>
+      <w:r>
+        <w:t>Teaching target</w:t>
+      </w:r>
+    </w:p>
+    <w:p>
+      <w:pPr>
+        <w:spacing w:line="336" w:lineRule="auto" w:after="180"/>
+        <w:shd w:fill="EDF7F3"/>
+      </w:pPr>
+      <w:r>
+        <w:rPr>
+          <w:b w:val="0"/>
+        </w:rPr>
+        <w:t xml:space="preserve">Teaching target: Explain the </w:t>
+      </w:r>
+      <w:r>
+        <w:rPr>
+          <w:b/>
+        </w:rPr>
+        <w:t>mechanism</w:t>
+      </w:r>
+      <w:r>
+        <w:rPr>
+          <w:b w:val="0"/>
+        </w:rPr>
+        <w:t xml:space="preserve"> and terminology of accessibility and user feedback</w:t>
+      </w:r>
+    </w:p>
+    <w:p>
+      <w:pPr>
+        <w:spacing w:line="336" w:lineRule="auto" w:after="180"/>
+      </w:pPr>
+      <w:r>
+        <w:rPr>
+          <w:b w:val="0"/>
+        </w:rPr>
+        <w:t xml:space="preserve">Prepare the labelled worked-case picture, the matching workbook, fictional </w:t>
+      </w:r>
+      <w:r>
+        <w:rPr>
+          <w:b/>
+        </w:rPr>
+        <w:t>input</w:t>
+      </w:r>
+      <w:r>
+        <w:rPr>
+          <w:b w:val="0"/>
+        </w:rPr>
+        <w:t xml:space="preserve"> cards and a place for individual responses. Check a local Python 3 environment before class; have a paper-trace version ready.</w:t>
       </w:r>
     </w:p>
     <w:tbl>
@@ -2100,37 +4027,171 @@
       </w:tr>
     </w:tbl>
     <w:p>
-      <w:r>
+      <w:pPr>
+        <w:spacing w:line="336" w:lineRule="auto" w:after="180"/>
+      </w:pPr>
+      <w:r>
+        <w:rPr>
+          <w:b w:val="0"/>
+        </w:rPr>
         <w:t>Before class, solve the supported practice: An invalid room is marked only by a red border; no text error or associated label is provided. Show the intermediate steps and give the conclusion with its scope.</w:t>
       </w:r>
     </w:p>
     <w:p>
-      <w:r>
-        <w:t>Reasoned practice answer: Teacher explanation: Colour alone does not communicate the failure to all users. Add labelled error text and an actionable correction; retain keyboard navigation.</w:t>
+      <w:pPr>
+        <w:pStyle w:val="Heading3"/>
+      </w:pPr>
+      <w:r>
+        <w:t>Supported practice answer</w:t>
       </w:r>
     </w:p>
     <w:p>
-      <w:r>
-        <w:t>Check every learner before discussion: Use the worked case for Accessibility and user feedback. Proposed explanation: “The worked result establishes every future case”. Decide whether this explanation is supported. Point to the step or supplied fact that decides; explain your repair if needed.</w:t>
+      <w:pPr>
+        <w:spacing w:line="336" w:lineRule="auto" w:after="180"/>
+        <w:shd w:fill="F1F6FC"/>
+      </w:pPr>
+      <w:r>
+        <w:rPr>
+          <w:b w:val="0"/>
+        </w:rPr>
+        <w:t>Reasoned practice answer: Teacher explanation: Colour alone does not communicate the failure to all users. Add labelled error text and an actionable correction; retain keyboard navigation.</w:t>
       </w:r>
     </w:p>
     <w:p>
-      <w:r>
-        <w:t>Misconception repair: Accessibility requirements need real interaction checks and appropriate user feedback; a checklist alone is incomplete.</w:t>
+      <w:pPr>
+        <w:spacing w:line="336" w:lineRule="auto" w:after="180"/>
+      </w:pPr>
+      <w:r>
+        <w:rPr>
+          <w:b w:val="0"/>
+        </w:rPr>
+        <w:t>Check every learner before discussion: Use the worked case for Accessibility and user feedback. Proposed explanation: “The worked result establishes every future case”. Decide whether this explanation is supported.</w:t>
       </w:r>
     </w:p>
     <w:p>
-      <w:r>
-        <w:t>Support: read the exact case aloud, enlarge the labelled picture, supply input cards and model only the first deciding step. Accept a spoken explanation or drawing; retain the reasoning goal.</w:t>
+      <w:pPr>
+        <w:spacing w:line="336" w:lineRule="auto" w:after="180"/>
+      </w:pPr>
+      <w:r>
+        <w:rPr>
+          <w:b w:val="0"/>
+        </w:rPr>
+        <w:t>Point to the step or supplied fact that decides; explain your repair if needed.</w:t>
       </w:r>
     </w:p>
     <w:p>
-      <w:r>
-        <w:t>Extension: Change the circle to orange without labels. Require a prediction and a reason before comparing. Expected result: The colour-only communication barrier remains. Reason: A different hue supplies no textual or programmatic equivalent.</w:t>
+      <w:pPr>
+        <w:pStyle w:val="Heading3"/>
+      </w:pPr>
+      <w:r>
+        <w:t>Repair the misconception</w:t>
       </w:r>
     </w:p>
     <w:p>
-      <w:r>
+      <w:pPr>
+        <w:spacing w:line="336" w:lineRule="auto" w:after="180"/>
+        <w:shd w:fill="FFF5E6"/>
+      </w:pPr>
+      <w:r>
+        <w:rPr>
+          <w:b w:val="0"/>
+        </w:rPr>
+        <w:t>Misconception repair: Accessibility requirements need real interaction checks and appropriate user feedback; a checklist alone is incomplete.</w:t>
+      </w:r>
+    </w:p>
+    <w:p>
+      <w:pPr>
+        <w:pStyle w:val="Heading3"/>
+      </w:pPr>
+      <w:r>
+        <w:t>Support without giving away the answer</w:t>
+      </w:r>
+    </w:p>
+    <w:p>
+      <w:pPr>
+        <w:spacing w:line="336" w:lineRule="auto" w:after="180"/>
+        <w:shd w:fill="F1F6F8"/>
+      </w:pPr>
+      <w:r>
+        <w:rPr>
+          <w:b w:val="0"/>
+        </w:rPr>
+        <w:t xml:space="preserve">Support: read the exact case aloud, enlarge the labelled picture, supply </w:t>
+      </w:r>
+      <w:r>
+        <w:rPr>
+          <w:b/>
+        </w:rPr>
+        <w:t>input</w:t>
+      </w:r>
+      <w:r>
+        <w:rPr>
+          <w:b w:val="0"/>
+        </w:rPr>
+        <w:t xml:space="preserve"> cards and model only the first deciding step. Accept a spoken explanation or drawing; retain the reasoning goal.</w:t>
+      </w:r>
+    </w:p>
+    <w:p>
+      <w:pPr>
+        <w:pStyle w:val="Heading3"/>
+      </w:pPr>
+      <w:r>
+        <w:t>Extend the reasoning</w:t>
+      </w:r>
+    </w:p>
+    <w:p>
+      <w:pPr>
+        <w:spacing w:line="336" w:lineRule="auto" w:after="180"/>
+        <w:shd w:fill="F5F1FB"/>
+      </w:pPr>
+      <w:r>
+        <w:rPr>
+          <w:b w:val="0"/>
+        </w:rPr>
+        <w:t xml:space="preserve">Extension: Change the circle to orange without labels. Require a </w:t>
+      </w:r>
+      <w:r>
+        <w:rPr>
+          <w:b/>
+        </w:rPr>
+        <w:t>prediction</w:t>
+      </w:r>
+      <w:r>
+        <w:rPr>
+          <w:b w:val="0"/>
+        </w:rPr>
+        <w:t xml:space="preserve"> and a reason before comparing. Expected result: The colour-only communication barrier remains.</w:t>
+      </w:r>
+    </w:p>
+    <w:p>
+      <w:pPr>
+        <w:spacing w:line="336" w:lineRule="auto" w:after="180"/>
+        <w:shd w:fill="F5F1FB"/>
+      </w:pPr>
+      <w:r>
+        <w:rPr>
+          <w:b w:val="0"/>
+        </w:rPr>
+        <w:t>Reason: A different hue supplies no textual or programmatic equivalent.</w:t>
+      </w:r>
+    </w:p>
+    <w:p>
+      <w:pPr>
+        <w:pStyle w:val="Heading3"/>
+      </w:pPr>
+      <w:r>
+        <w:t>Protect the independent attempt</w:t>
+      </w:r>
+    </w:p>
+    <w:p>
+      <w:pPr>
+        <w:spacing w:line="336" w:lineRule="auto" w:after="180"/>
+        <w:shd w:fill="FFF5E6"/>
+      </w:pPr>
+      <w:r>
+        <w:rPr>
+          <w:b w:val="0"/>
+        </w:rPr>
         <w:t>Independent assessment: withhold the reserved answer until the learner has attempted the new case. Record support separately from correctness.</w:t>
       </w:r>
     </w:p>
@@ -2319,46 +4380,954 @@
       </w:tr>
     </w:tbl>
     <w:p>
-      <w:r>
-        <w:t>Project checkpoint: Prepare the demonstration. Gather reproducible instructions, evidence, access checks and remaining limitations.</w:t>
+      <w:pPr>
+        <w:pStyle w:val="Heading3"/>
+      </w:pPr>
+      <w:r>
+        <w:t>Project checkpoint</w:t>
       </w:r>
     </w:p>
     <w:p>
-      <w:r>
-        <w:t>Use the weekly teacher answer for topic-specific reasoning. A saved progress tick is an activity record; judge mastery from the learner’s explanation and evidence.</w:t>
+      <w:pPr>
+        <w:spacing w:line="336" w:lineRule="auto" w:after="180"/>
+        <w:shd w:fill="EDF7F3"/>
+      </w:pPr>
+      <w:r>
+        <w:rPr>
+          <w:b w:val="0"/>
+        </w:rPr>
+        <w:t xml:space="preserve">Project checkpoint: Prepare the demonstration. Gather reproducible instructions, </w:t>
+      </w:r>
+      <w:r>
+        <w:rPr>
+          <w:b/>
+        </w:rPr>
+        <w:t>evidence</w:t>
+      </w:r>
+      <w:r>
+        <w:rPr>
+          <w:b w:val="0"/>
+        </w:rPr>
+        <w:t>, access checks and remaining limitations.</w:t>
       </w:r>
     </w:p>
     <w:p>
       <w:pPr>
-        <w:pStyle w:val="Heading1"/>
-      </w:pPr>
-      <w:r>
-        <w:t>08. Use feedback, labs and repair paths</w:t>
+        <w:spacing w:line="336" w:lineRule="auto" w:after="180"/>
+      </w:pPr>
+      <w:r>
+        <w:rPr>
+          <w:b w:val="0"/>
+        </w:rPr>
+        <w:t xml:space="preserve">Use the weekly teacher answer for topic-specific reasoning. A saved progress tick is an activity record; judge mastery from the learner’s explanation and </w:t>
+      </w:r>
+      <w:r>
+        <w:rPr>
+          <w:b/>
+        </w:rPr>
+        <w:t>evidence</w:t>
+      </w:r>
+      <w:r>
+        <w:rPr>
+          <w:b w:val="0"/>
+        </w:rPr>
+        <w:t>.</w:t>
       </w:r>
     </w:p>
     <w:p>
-      <w:r>
-        <w:t>Use the two formative questions as supported practice, not as independent mastery scores. Discuss the deciding evidence rather than accepting a guessed selection.</w:t>
+      <w:pPr>
+        <w:pStyle w:val="Heading1"/>
+      </w:pPr>
+      <w:r>
+        <w:t>08. Use feedback, labs and repair paths</w:t>
       </w:r>
     </w:p>
     <w:p>
       <w:r>
-        <w:t>The feedback comes from the reviewed public worked case. Do not reveal the separately reserved independent teacher answer until the learner has attempted that case.</w:t>
+        <w:t>Use feedback, earlier review and portfolios purposefully. Apply the coding routine only when this lesson has an executable lab.</w:t>
       </w:r>
     </w:p>
     <w:p>
-      <w:r>
-        <w:t>Ask students to predict before running code. Preserve errors and actual outputs; collect a changed test and an explanation. The branch-boundary and indexing lessons deliberately include failure cases.</w:t>
+      <w:pPr>
+        <w:spacing w:line="336" w:lineRule="auto" w:after="180"/>
+      </w:pPr>
+      <w:r>
+        <w:rPr>
+          <w:b w:val="0"/>
+        </w:rPr>
+        <w:t xml:space="preserve">Use the two formative questions as supported practice, not as independent mastery scores. Discuss the deciding </w:t>
+      </w:r>
+      <w:r>
+        <w:rPr>
+          <w:b/>
+        </w:rPr>
+        <w:t>evidence</w:t>
+      </w:r>
+      <w:r>
+        <w:rPr>
+          <w:b w:val="0"/>
+        </w:rPr>
+        <w:t xml:space="preserve"> rather than accepting a guessed selection.</w:t>
       </w:r>
     </w:p>
     <w:p>
-      <w:r>
-        <w:t>Use the earlier worked-explanation links to address a specific missing building block, then return to the current question. Adapt this suggestion after observing the learner; it is not an automatic diagnosis.</w:t>
+      <w:pPr>
+        <w:spacing w:line="336" w:lineRule="auto" w:after="180"/>
+      </w:pPr>
+      <w:r>
+        <w:rPr>
+          <w:b w:val="0"/>
+        </w:rPr>
+        <w:t>The feedback comes from the reviewed public worked case. Do not reveal the separately reserved independent teacher answer until the learner has attempted that case.</w:t>
       </w:r>
     </w:p>
     <w:p>
-      <w:r>
-        <w:t>Collect the completed-work portfolio as evidence. Record support separately from correctness, and assess explanation, trace/test and limitations. Progress ticks and quiz selections alone do not establish mastery.</w:t>
+      <w:pPr>
+        <w:pStyle w:val="Heading3"/>
+      </w:pPr>
+      <w:r>
+        <w:t>For later coding lessons</w:t>
+      </w:r>
+    </w:p>
+    <w:p>
+      <w:r>
+        <w:t>This week has no code block. Use this routine when a later lesson includes an executable lab.</w:t>
+      </w:r>
+    </w:p>
+    <w:p>
+      <w:pPr>
+        <w:spacing w:line="336" w:lineRule="auto" w:after="180"/>
+        <w:shd w:fill="F1F6F8"/>
+      </w:pPr>
+      <w:r>
+        <w:rPr>
+          <w:b w:val="0"/>
+        </w:rPr>
+        <w:t xml:space="preserve">Ask students to predict before running code. Preserve errors and actual </w:t>
+      </w:r>
+      <w:r>
+        <w:rPr>
+          <w:b/>
+        </w:rPr>
+        <w:t>output</w:t>
+      </w:r>
+      <w:r>
+        <w:rPr>
+          <w:b w:val="0"/>
+        </w:rPr>
+        <w:t>s; collect a changed test and an explanation. The branch-boundary and indexing lessons deliberately include failure cases.</w:t>
+      </w:r>
+    </w:p>
+    <w:p>
+      <w:pPr>
+        <w:spacing w:line="336" w:lineRule="auto" w:after="180"/>
+      </w:pPr>
+      <w:r>
+        <w:rPr>
+          <w:b w:val="0"/>
+        </w:rPr>
+        <w:t>Use the earlier worked-explanation links to address a specific missing building block, then return to the current question. Adapt this suggestion after observing the learner; it is not an automatic diagnosis.</w:t>
+      </w:r>
+    </w:p>
+    <w:p>
+      <w:pPr>
+        <w:spacing w:line="336" w:lineRule="auto" w:after="180"/>
+      </w:pPr>
+      <w:r>
+        <w:rPr>
+          <w:b w:val="0"/>
+        </w:rPr>
+        <w:t xml:space="preserve">Collect the completed-work portfolio as </w:t>
+      </w:r>
+      <w:r>
+        <w:rPr>
+          <w:b/>
+        </w:rPr>
+        <w:t>evidence</w:t>
+      </w:r>
+      <w:r>
+        <w:rPr>
+          <w:b w:val="0"/>
+        </w:rPr>
+        <w:t>. Record support separately from correctness, and assess explanation, trace/test and limitations. Progress ticks and quiz selections alone do not establish mastery.</w:t>
+      </w:r>
+    </w:p>
+    <w:p>
+      <w:pPr>
+        <w:pStyle w:val="Heading1"/>
+      </w:pPr>
+      <w:r>
+        <w:t>09. Visual concept journey</w:t>
+      </w:r>
+    </w:p>
+    <w:p>
+      <w:r>
+        <w:t>Show one Accessibility and user feedback graphic at a time, request a prediction and discuss its trace before the independent assessment.</w:t>
+      </w:r>
+    </w:p>
+    <w:p>
+      <w:pPr>
+        <w:spacing w:line="336" w:lineRule="auto" w:after="180"/>
+      </w:pPr>
+      <w:r>
+        <w:rPr>
+          <w:b w:val="0"/>
+        </w:rPr>
+        <w:t xml:space="preserve">Use one picture at a time. Hide a worked result before asking for a </w:t>
+      </w:r>
+      <w:r>
+        <w:rPr>
+          <w:b/>
+        </w:rPr>
+        <w:t>prediction</w:t>
+      </w:r>
+      <w:r>
+        <w:rPr>
+          <w:b w:val="0"/>
+        </w:rPr>
+        <w:t>, then reveal it for feedback. These are supported teaching cases; retain the separate independent assessment for a fresh first attempt.</w:t>
+      </w:r>
+    </w:p>
+    <w:p>
+      <w:pPr>
+        <w:pStyle w:val="Heading3"/>
+      </w:pPr>
+      <w:r>
+        <w:t>01. Accessibility and user feedback: the case</w:t>
+      </w:r>
+    </w:p>
+    <w:p>
+      <w:r>
+        <w:drawing>
+          <wp:inline xmlns:a="http://schemas.openxmlformats.org/drawingml/2006/main" xmlns:pic="http://schemas.openxmlformats.org/drawingml/2006/picture">
+            <wp:extent cx="5486400" cy="2834640"/>
+            <wp:docPr id="2" name="Picture 2" descr="Make feedback accessible. An app marks an incomplete answer with a red circle only; a revision adds equivalent text and keyboard access. Supplied facts: New text: &quot;More explanation needed&quot;. The next-action link is labelled and focusable; status is exposed to assistive technology."/>
+            <wp:cNvGraphicFramePr>
+              <a:graphicFrameLocks noChangeAspect="1"/>
+            </wp:cNvGraphicFramePr>
+            <a:graphic>
+              <a:graphicData uri="http://schemas.openxmlformats.org/drawingml/2006/picture">
+                <pic:pic>
+                  <pic:nvPicPr>
+                    <pic:cNvPr id="0" name="academy-story-ai-6-28-01.png"/>
+                    <pic:cNvPicPr/>
+                  </pic:nvPicPr>
+                  <pic:blipFill>
+                    <a:blip r:embed="rId10"/>
+                    <a:stretch>
+                      <a:fillRect/>
+                    </a:stretch>
+                  </pic:blipFill>
+                  <pic:spPr>
+                    <a:xfrm>
+                      <a:off x="0" y="0"/>
+                      <a:ext cx="5486400" cy="2834640"/>
+                    </a:xfrm>
+                    <a:prstGeom prst="rect"/>
+                  </pic:spPr>
+                </pic:pic>
+              </a:graphicData>
+            </a:graphic>
+          </wp:inline>
+        </w:drawing>
+      </w:r>
+    </w:p>
+    <w:p>
+      <w:pPr>
+        <w:spacing w:line="336" w:lineRule="auto" w:after="180"/>
+      </w:pPr>
+      <w:r>
+        <w:rPr>
+          <w:b w:val="0"/>
+        </w:rPr>
+        <w:t>Make feedback accessible. An app marks an incomplete answer with a red circle only; a revision adds equivalent text and keyboard access. Supplied facts: New text: "More explanation needed".</w:t>
+      </w:r>
+    </w:p>
+    <w:p>
+      <w:pPr>
+        <w:spacing w:line="336" w:lineRule="auto" w:after="180"/>
+      </w:pPr>
+      <w:r>
+        <w:rPr>
+          <w:b w:val="0"/>
+        </w:rPr>
+        <w:t>The next-action link is labelled and focusable; status is exposed to assistive technology.</w:t>
+      </w:r>
+    </w:p>
+    <w:p>
+      <w:pPr>
+        <w:spacing w:line="336" w:lineRule="auto" w:after="180"/>
+        <w:shd w:fill="F5F1FB"/>
+      </w:pPr>
+      <w:r>
+        <w:rPr>
+          <w:b w:val="0"/>
+        </w:rPr>
+        <w:t>Point to the given fact that matters most. Explain why it matters.</w:t>
+      </w:r>
+    </w:p>
+    <w:p>
+      <w:pPr>
+        <w:pStyle w:val="Heading3"/>
+      </w:pPr>
+      <w:r>
+        <w:t>Discuss while showing the picture</w:t>
+      </w:r>
+    </w:p>
+    <w:p>
+      <w:pPr>
+        <w:spacing w:line="336" w:lineRule="auto" w:after="180"/>
+        <w:shd w:fill="F1F6F8"/>
+      </w:pPr>
+      <w:r>
+        <w:rPr>
+          <w:b w:val="0"/>
+        </w:rPr>
+        <w:t>Teacher prompt: Point to the given fact that matters most. Explain why it matters. Ask learners to describe one label or arrow in ordinary words. Use the adjacent transcript if the image is difficult to see.</w:t>
+      </w:r>
+    </w:p>
+    <w:p>
+      <w:pPr>
+        <w:pStyle w:val="Heading3"/>
+      </w:pPr>
+      <w:r>
+        <w:t>02. Follow the deciding steps</w:t>
+      </w:r>
+    </w:p>
+    <w:p>
+      <w:r>
+        <w:drawing>
+          <wp:inline xmlns:a="http://schemas.openxmlformats.org/drawingml/2006/main" xmlns:pic="http://schemas.openxmlformats.org/drawingml/2006/picture">
+            <wp:extent cx="5486400" cy="3182112"/>
+            <wp:docPr id="3" name="Picture 3" descr="Find the barrier: Colour alone may not communicate the status to every learner. → Provide meaning: Text and programmatic status explain the same result. → Test next action: A keyboard user can reach the labelled explanation link."/>
+            <wp:cNvGraphicFramePr>
+              <a:graphicFrameLocks noChangeAspect="1"/>
+            </wp:cNvGraphicFramePr>
+            <a:graphic>
+              <a:graphicData uri="http://schemas.openxmlformats.org/drawingml/2006/picture">
+                <pic:pic>
+                  <pic:nvPicPr>
+                    <pic:cNvPr id="0" name="academy-story-ai-6-28-02.png"/>
+                    <pic:cNvPicPr/>
+                  </pic:nvPicPr>
+                  <pic:blipFill>
+                    <a:blip r:embed="rId11"/>
+                    <a:stretch>
+                      <a:fillRect/>
+                    </a:stretch>
+                  </pic:blipFill>
+                  <pic:spPr>
+                    <a:xfrm>
+                      <a:off x="0" y="0"/>
+                      <a:ext cx="5486400" cy="3182112"/>
+                    </a:xfrm>
+                    <a:prstGeom prst="rect"/>
+                  </pic:spPr>
+                </pic:pic>
+              </a:graphicData>
+            </a:graphic>
+          </wp:inline>
+        </w:drawing>
+      </w:r>
+    </w:p>
+    <w:p>
+      <w:pPr>
+        <w:spacing w:line="336" w:lineRule="auto" w:after="180"/>
+      </w:pPr>
+      <w:r>
+        <w:rPr>
+          <w:b w:val="0"/>
+        </w:rPr>
+        <w:t>Find the barrier: Colour alone may not communicate the status to every learner. → Provide meaning: Text and programmatic status explain the same result. → Test next action: A keyboard user can reach the labelled explanation link.</w:t>
+      </w:r>
+    </w:p>
+    <w:p>
+      <w:pPr>
+        <w:spacing w:line="336" w:lineRule="auto" w:after="180"/>
+        <w:shd w:fill="F5F1FB"/>
+      </w:pPr>
+      <w:r>
+        <w:rPr>
+          <w:b w:val="0"/>
+        </w:rPr>
+        <w:t xml:space="preserve">Point to each numbered stage and explain which recorded </w:t>
+      </w:r>
+      <w:r>
+        <w:rPr>
+          <w:b/>
+        </w:rPr>
+        <w:t>input</w:t>
+      </w:r>
+      <w:r>
+        <w:rPr>
+          <w:b w:val="0"/>
+        </w:rPr>
+        <w:t xml:space="preserve"> it uses.</w:t>
+      </w:r>
+    </w:p>
+    <w:p>
+      <w:pPr>
+        <w:pStyle w:val="Heading3"/>
+      </w:pPr>
+      <w:r>
+        <w:t>Discuss while showing the picture</w:t>
+      </w:r>
+    </w:p>
+    <w:p>
+      <w:pPr>
+        <w:spacing w:line="336" w:lineRule="auto" w:after="180"/>
+        <w:shd w:fill="F1F6F8"/>
+      </w:pPr>
+      <w:r>
+        <w:rPr>
+          <w:b w:val="0"/>
+        </w:rPr>
+        <w:t xml:space="preserve">Teacher prompt: Point to each numbered stage and explain which recorded </w:t>
+      </w:r>
+      <w:r>
+        <w:rPr>
+          <w:b/>
+        </w:rPr>
+        <w:t>input</w:t>
+      </w:r>
+      <w:r>
+        <w:rPr>
+          <w:b w:val="0"/>
+        </w:rPr>
+        <w:t xml:space="preserve"> it uses. Ask learners to describe one label or arrow in ordinary words. Use the adjacent transcript if the image is difficult to see.</w:t>
+      </w:r>
+    </w:p>
+    <w:p>
+      <w:pPr>
+        <w:pStyle w:val="Heading3"/>
+      </w:pPr>
+      <w:r>
+        <w:t>03. Accessibility and user feedback — evidence trace</w:t>
+      </w:r>
+    </w:p>
+    <w:p>
+      <w:r>
+        <w:drawing>
+          <wp:inline xmlns:a="http://schemas.openxmlformats.org/drawingml/2006/main" xmlns:pic="http://schemas.openxmlformats.org/drawingml/2006/picture">
+            <wp:extent cx="5486400" cy="2996184"/>
+            <wp:docPr id="4" name="Picture 4" descr="Accessibility and user feedback — evidence trace. An invalid room is marked only by a red border; no text error or associated label is provided. | A form provides visible labels, keyboard access, associated error text and a non-colour status indicator. Test at zoom and with keyboard. Do not treat automated checks as a complete user evaluation. | Colour alone does not communicate the failure to all users. Add labelled error text and an actionable correction; retain keyboard navigation."/>
+            <wp:cNvGraphicFramePr>
+              <a:graphicFrameLocks noChangeAspect="1"/>
+            </wp:cNvGraphicFramePr>
+            <a:graphic>
+              <a:graphicData uri="http://schemas.openxmlformats.org/drawingml/2006/picture">
+                <pic:pic>
+                  <pic:nvPicPr>
+                    <pic:cNvPr id="0" name="academy-story-ai-6-28-03.png"/>
+                    <pic:cNvPicPr/>
+                  </pic:nvPicPr>
+                  <pic:blipFill>
+                    <a:blip r:embed="rId12"/>
+                    <a:stretch>
+                      <a:fillRect/>
+                    </a:stretch>
+                  </pic:blipFill>
+                  <pic:spPr>
+                    <a:xfrm>
+                      <a:off x="0" y="0"/>
+                      <a:ext cx="5486400" cy="2996184"/>
+                    </a:xfrm>
+                    <a:prstGeom prst="rect"/>
+                  </pic:spPr>
+                </pic:pic>
+              </a:graphicData>
+            </a:graphic>
+          </wp:inline>
+        </w:drawing>
+      </w:r>
+    </w:p>
+    <w:p>
+      <w:pPr>
+        <w:spacing w:line="336" w:lineRule="auto" w:after="180"/>
+      </w:pPr>
+      <w:r>
+        <w:rPr>
+          <w:b w:val="0"/>
+        </w:rPr>
+        <w:t xml:space="preserve">Accessibility and user feedback — </w:t>
+      </w:r>
+      <w:r>
+        <w:rPr>
+          <w:b/>
+        </w:rPr>
+        <w:t>evidence</w:t>
+      </w:r>
+      <w:r>
+        <w:rPr>
+          <w:b w:val="0"/>
+        </w:rPr>
+        <w:t xml:space="preserve"> trace.</w:t>
+      </w:r>
+    </w:p>
+    <w:p>
+      <w:pPr>
+        <w:spacing w:line="336" w:lineRule="auto" w:after="180"/>
+      </w:pPr>
+      <w:r>
+        <w:rPr>
+          <w:b w:val="0"/>
+        </w:rPr>
+        <w:t>An invalid room is marked only by a red border; no text error or associated label is provided. | A form provides visible labels, keyboard access, associated error text and a non-colour status indicator.</w:t>
+      </w:r>
+    </w:p>
+    <w:p>
+      <w:pPr>
+        <w:spacing w:line="336" w:lineRule="auto" w:after="180"/>
+      </w:pPr>
+      <w:r>
+        <w:rPr>
+          <w:b w:val="0"/>
+        </w:rPr>
+        <w:t>Test at zoom and with keyboard. Do not treat automated checks as a complete user evaluation. | Colour alone does not communicate the failure to all users.</w:t>
+      </w:r>
+    </w:p>
+    <w:p>
+      <w:pPr>
+        <w:spacing w:line="336" w:lineRule="auto" w:after="180"/>
+      </w:pPr>
+      <w:r>
+        <w:rPr>
+          <w:b w:val="0"/>
+        </w:rPr>
+        <w:t>Add labelled error text and an actionable correction; retain keyboard navigation.</w:t>
+      </w:r>
+    </w:p>
+    <w:p>
+      <w:pPr>
+        <w:spacing w:line="336" w:lineRule="auto" w:after="180"/>
+        <w:shd w:fill="F5F1FB"/>
+      </w:pPr>
+      <w:r>
+        <w:rPr>
+          <w:b w:val="0"/>
+        </w:rPr>
+        <w:t>Read the labels and values. Explain the relationship the model shows.</w:t>
+      </w:r>
+    </w:p>
+    <w:p>
+      <w:pPr>
+        <w:pStyle w:val="Heading3"/>
+      </w:pPr>
+      <w:r>
+        <w:t>Discuss while showing the picture</w:t>
+      </w:r>
+    </w:p>
+    <w:p>
+      <w:pPr>
+        <w:spacing w:line="336" w:lineRule="auto" w:after="180"/>
+        <w:shd w:fill="F1F6F8"/>
+      </w:pPr>
+      <w:r>
+        <w:rPr>
+          <w:b w:val="0"/>
+        </w:rPr>
+        <w:t>Teacher prompt: Read the labels and values. Explain the relationship the model shows. Ask learners to describe one label or arrow in ordinary words. Use the adjacent transcript if the image is difficult to see.</w:t>
+      </w:r>
+    </w:p>
+    <w:p>
+      <w:pPr>
+        <w:pStyle w:val="Heading3"/>
+      </w:pPr>
+      <w:r>
+        <w:t>04. Change one thing. Trace what follows.</w:t>
+      </w:r>
+    </w:p>
+    <w:p>
+      <w:r>
+        <w:drawing>
+          <wp:inline xmlns:a="http://schemas.openxmlformats.org/drawingml/2006/main" xmlns:pic="http://schemas.openxmlformats.org/drawingml/2006/picture">
+            <wp:extent cx="5486400" cy="3026664"/>
+            <wp:docPr id="5" name="Picture 5" descr="Original case: A keyboard user can reach the labelled explanation link. Changed condition: Change the circle to orange without labels. Expected result: The colour-only communication barrier remains. Reason: A different hue supplies no textual or programmatic equivalent."/>
+            <wp:cNvGraphicFramePr>
+              <a:graphicFrameLocks noChangeAspect="1"/>
+            </wp:cNvGraphicFramePr>
+            <a:graphic>
+              <a:graphicData uri="http://schemas.openxmlformats.org/drawingml/2006/picture">
+                <pic:pic>
+                  <pic:nvPicPr>
+                    <pic:cNvPr id="0" name="academy-story-ai-6-28-04.png"/>
+                    <pic:cNvPicPr/>
+                  </pic:nvPicPr>
+                  <pic:blipFill>
+                    <a:blip r:embed="rId13"/>
+                    <a:stretch>
+                      <a:fillRect/>
+                    </a:stretch>
+                  </pic:blipFill>
+                  <pic:spPr>
+                    <a:xfrm>
+                      <a:off x="0" y="0"/>
+                      <a:ext cx="5486400" cy="3026664"/>
+                    </a:xfrm>
+                    <a:prstGeom prst="rect"/>
+                  </pic:spPr>
+                </pic:pic>
+              </a:graphicData>
+            </a:graphic>
+          </wp:inline>
+        </w:drawing>
+      </w:r>
+    </w:p>
+    <w:p>
+      <w:pPr>
+        <w:spacing w:line="336" w:lineRule="auto" w:after="180"/>
+      </w:pPr>
+      <w:r>
+        <w:rPr>
+          <w:b w:val="0"/>
+        </w:rPr>
+        <w:t>Original case: A keyboard user can reach the labelled explanation link. Changed condition: Change the circle to orange without labels. Expected result: The colour-only communication barrier remains.</w:t>
+      </w:r>
+    </w:p>
+    <w:p>
+      <w:pPr>
+        <w:spacing w:line="336" w:lineRule="auto" w:after="180"/>
+      </w:pPr>
+      <w:r>
+        <w:rPr>
+          <w:b w:val="0"/>
+        </w:rPr>
+        <w:t>Reason: A different hue supplies no textual or programmatic equivalent.</w:t>
+      </w:r>
+    </w:p>
+    <w:p>
+      <w:pPr>
+        <w:spacing w:line="336" w:lineRule="auto" w:after="180"/>
+        <w:shd w:fill="F5F1FB"/>
+      </w:pPr>
+      <w:r>
+        <w:rPr>
+          <w:b w:val="0"/>
+        </w:rPr>
+        <w:t>Predict before checking the worked changed-case result. Name what changed and what the supplied facts allow you to conclude.</w:t>
+      </w:r>
+    </w:p>
+    <w:p>
+      <w:pPr>
+        <w:pStyle w:val="Heading3"/>
+      </w:pPr>
+      <w:r>
+        <w:t>Discuss while showing the picture</w:t>
+      </w:r>
+    </w:p>
+    <w:p>
+      <w:pPr>
+        <w:spacing w:line="336" w:lineRule="auto" w:after="180"/>
+        <w:shd w:fill="F1F6F8"/>
+      </w:pPr>
+      <w:r>
+        <w:rPr>
+          <w:b w:val="0"/>
+        </w:rPr>
+        <w:t>Teacher prompt: Predict before checking the worked changed-case result. Name what changed and what the supplied facts allow you to conclude. Ask learners to describe one label or arrow in ordinary words.</w:t>
+      </w:r>
+    </w:p>
+    <w:p>
+      <w:pPr>
+        <w:spacing w:line="336" w:lineRule="auto" w:after="180"/>
+        <w:shd w:fill="F1F6F8"/>
+      </w:pPr>
+      <w:r>
+        <w:rPr>
+          <w:b w:val="0"/>
+        </w:rPr>
+        <w:t>Use the adjacent transcript if the image is difficult to see. Changed-case reasoning: A different hue supplies no textual or programmatic equivalent.</w:t>
+      </w:r>
+    </w:p>
+    <w:p>
+      <w:pPr>
+        <w:pStyle w:val="Heading3"/>
+      </w:pPr>
+      <w:r>
+        <w:t>05. Connect the explanation to its limit</w:t>
+      </w:r>
+    </w:p>
+    <w:p>
+      <w:r>
+        <w:drawing>
+          <wp:inline xmlns:a="http://schemas.openxmlformats.org/drawingml/2006/main" xmlns:pic="http://schemas.openxmlformats.org/drawingml/2006/picture">
+            <wp:extent cx="5486400" cy="2834640"/>
+            <wp:docPr id="6" name="Picture 6" descr="Accessibility offers the same meaning and actions through usable channels. Feedback should say what to improve, not merely show a mark. Limit: One keyboard check is not a complete accessibility audit; test relevant assistive technologies and gather user feedback."/>
+            <wp:cNvGraphicFramePr>
+              <a:graphicFrameLocks noChangeAspect="1"/>
+            </wp:cNvGraphicFramePr>
+            <a:graphic>
+              <a:graphicData uri="http://schemas.openxmlformats.org/drawingml/2006/picture">
+                <pic:pic>
+                  <pic:nvPicPr>
+                    <pic:cNvPr id="0" name="academy-story-ai-6-28-05.png"/>
+                    <pic:cNvPicPr/>
+                  </pic:nvPicPr>
+                  <pic:blipFill>
+                    <a:blip r:embed="rId14"/>
+                    <a:stretch>
+                      <a:fillRect/>
+                    </a:stretch>
+                  </pic:blipFill>
+                  <pic:spPr>
+                    <a:xfrm>
+                      <a:off x="0" y="0"/>
+                      <a:ext cx="5486400" cy="2834640"/>
+                    </a:xfrm>
+                    <a:prstGeom prst="rect"/>
+                  </pic:spPr>
+                </pic:pic>
+              </a:graphicData>
+            </a:graphic>
+          </wp:inline>
+        </w:drawing>
+      </w:r>
+    </w:p>
+    <w:p>
+      <w:pPr>
+        <w:spacing w:line="336" w:lineRule="auto" w:after="180"/>
+      </w:pPr>
+      <w:r>
+        <w:rPr>
+          <w:b w:val="0"/>
+        </w:rPr>
+        <w:t>Accessibility offers the same meaning and actions through usable channels. Feedback should say what to improve, not merely show a mark.</w:t>
+      </w:r>
+    </w:p>
+    <w:p>
+      <w:pPr>
+        <w:spacing w:line="336" w:lineRule="auto" w:after="180"/>
+      </w:pPr>
+      <w:r>
+        <w:rPr>
+          <w:b w:val="0"/>
+        </w:rPr>
+        <w:t>Limit: One keyboard check is not a complete accessibility audit; test relevant assistive technologies and gather user feedback.</w:t>
+      </w:r>
+    </w:p>
+    <w:p>
+      <w:pPr>
+        <w:spacing w:line="336" w:lineRule="auto" w:after="180"/>
+        <w:shd w:fill="F5F1FB"/>
+      </w:pPr>
+      <w:r>
+        <w:rPr>
+          <w:b w:val="0"/>
+        </w:rPr>
+        <w:t>Explain the case, then point to a limit on the claim.</w:t>
+      </w:r>
+    </w:p>
+    <w:p>
+      <w:pPr>
+        <w:pStyle w:val="Heading3"/>
+      </w:pPr>
+      <w:r>
+        <w:t>Discuss while showing the picture</w:t>
+      </w:r>
+    </w:p>
+    <w:p>
+      <w:pPr>
+        <w:spacing w:line="336" w:lineRule="auto" w:after="180"/>
+        <w:shd w:fill="F1F6F8"/>
+      </w:pPr>
+      <w:r>
+        <w:rPr>
+          <w:b w:val="0"/>
+        </w:rPr>
+        <w:t>Teacher prompt: Explain the case, then point to a limit on the claim. Ask learners to describe one label or arrow in ordinary words. Use the adjacent transcript if the image is difficult to see.</w:t>
+      </w:r>
+    </w:p>
+    <w:p>
+      <w:pPr>
+        <w:spacing w:line="336" w:lineRule="auto" w:after="180"/>
+        <w:shd w:fill="F1F6F8"/>
+      </w:pPr>
+      <w:r>
+        <w:rPr>
+          <w:b w:val="0"/>
+        </w:rPr>
+        <w:t>Keep the stated scope: One keyboard check is not a complete accessibility audit; test relevant assistive technologies and gather user feedback.</w:t>
+      </w:r>
+    </w:p>
+    <w:p>
+      <w:pPr>
+        <w:pStyle w:val="Heading3"/>
+      </w:pPr>
+      <w:r>
+        <w:t>06. Make the idea visible in your project</w:t>
+      </w:r>
+    </w:p>
+    <w:p>
+      <w:r>
+        <w:drawing>
+          <wp:inline xmlns:a="http://schemas.openxmlformats.org/drawingml/2006/main" xmlns:pic="http://schemas.openxmlformats.org/drawingml/2006/picture">
+            <wp:extent cx="5486400" cy="3529584"/>
+            <wp:docPr id="7" name="Picture 7" descr="For the Grounded Learning Service, retain an annotated trace and the changed-case result. Name the contract or evidence that makes the deciding step valid, so another team can review it. Draw your input, deciding step, result and limit. Supported question: Explain what each text, keyboard and assistive-technology change adds to the feedback. Why does changing the red circle to orange alone not solve the communication barrier?"/>
+            <wp:cNvGraphicFramePr>
+              <a:graphicFrameLocks noChangeAspect="1"/>
+            </wp:cNvGraphicFramePr>
+            <a:graphic>
+              <a:graphicData uri="http://schemas.openxmlformats.org/drawingml/2006/picture">
+                <pic:pic>
+                  <pic:nvPicPr>
+                    <pic:cNvPr id="0" name="academy-story-ai-6-28-06.png"/>
+                    <pic:cNvPicPr/>
+                  </pic:nvPicPr>
+                  <pic:blipFill>
+                    <a:blip r:embed="rId15"/>
+                    <a:stretch>
+                      <a:fillRect/>
+                    </a:stretch>
+                  </pic:blipFill>
+                  <pic:spPr>
+                    <a:xfrm>
+                      <a:off x="0" y="0"/>
+                      <a:ext cx="5486400" cy="3529584"/>
+                    </a:xfrm>
+                    <a:prstGeom prst="rect"/>
+                  </pic:spPr>
+                </pic:pic>
+              </a:graphicData>
+            </a:graphic>
+          </wp:inline>
+        </w:drawing>
+      </w:r>
+    </w:p>
+    <w:p>
+      <w:pPr>
+        <w:spacing w:line="336" w:lineRule="auto" w:after="180"/>
+      </w:pPr>
+      <w:r>
+        <w:rPr>
+          <w:b w:val="0"/>
+        </w:rPr>
+        <w:t xml:space="preserve">For the Grounded Learning Service, retain an annotated trace and the changed-case result. Name the contract or </w:t>
+      </w:r>
+      <w:r>
+        <w:rPr>
+          <w:b/>
+        </w:rPr>
+        <w:t>evidence</w:t>
+      </w:r>
+      <w:r>
+        <w:rPr>
+          <w:b w:val="0"/>
+        </w:rPr>
+        <w:t xml:space="preserve"> that makes the deciding step valid, so another team can review it.</w:t>
+      </w:r>
+    </w:p>
+    <w:p>
+      <w:pPr>
+        <w:spacing w:line="336" w:lineRule="auto" w:after="180"/>
+      </w:pPr>
+      <w:r>
+        <w:rPr>
+          <w:b w:val="0"/>
+        </w:rPr>
+        <w:t xml:space="preserve">Draw your </w:t>
+      </w:r>
+      <w:r>
+        <w:rPr>
+          <w:b/>
+        </w:rPr>
+        <w:t>input</w:t>
+      </w:r>
+      <w:r>
+        <w:rPr>
+          <w:b w:val="0"/>
+        </w:rPr>
+        <w:t>, deciding step, result and limit. Supported question: Explain what each text, keyboard and assistive-technology change adds to the feedback.</w:t>
+      </w:r>
+    </w:p>
+    <w:p>
+      <w:pPr>
+        <w:spacing w:line="336" w:lineRule="auto" w:after="180"/>
+      </w:pPr>
+      <w:r>
+        <w:rPr>
+          <w:b w:val="0"/>
+        </w:rPr>
+        <w:t>Why does changing the red circle to orange alone not solve the communication barrier?</w:t>
+      </w:r>
+    </w:p>
+    <w:p>
+      <w:pPr>
+        <w:spacing w:line="336" w:lineRule="auto" w:after="180"/>
+        <w:shd w:fill="F5F1FB"/>
+      </w:pPr>
+      <w:r>
+        <w:rPr>
+          <w:b w:val="0"/>
+        </w:rPr>
+        <w:t xml:space="preserve">Draw your project trace and justify the deciding step using </w:t>
+      </w:r>
+      <w:r>
+        <w:rPr>
+          <w:b/>
+        </w:rPr>
+        <w:t>evidence</w:t>
+      </w:r>
+      <w:r>
+        <w:rPr>
+          <w:b w:val="0"/>
+        </w:rPr>
+        <w:t>.</w:t>
+      </w:r>
+    </w:p>
+    <w:p>
+      <w:pPr>
+        <w:pStyle w:val="Heading3"/>
+      </w:pPr>
+      <w:r>
+        <w:t>Discuss while showing the picture</w:t>
+      </w:r>
+    </w:p>
+    <w:p>
+      <w:pPr>
+        <w:spacing w:line="336" w:lineRule="auto" w:after="180"/>
+        <w:shd w:fill="F1F6F8"/>
+      </w:pPr>
+      <w:r>
+        <w:rPr>
+          <w:b w:val="0"/>
+        </w:rPr>
+        <w:t xml:space="preserve">Teacher prompt: Draw your project trace and justify the deciding step using </w:t>
+      </w:r>
+      <w:r>
+        <w:rPr>
+          <w:b/>
+        </w:rPr>
+        <w:t>evidence</w:t>
+      </w:r>
+      <w:r>
+        <w:rPr>
+          <w:b w:val="0"/>
+        </w:rPr>
+        <w:t>. Ask learners to describe one label or arrow in ordinary words. Use the adjacent transcript if the image is difficult to see.</w:t>
+      </w:r>
+    </w:p>
+    <w:p>
+      <w:pPr>
+        <w:spacing w:line="336" w:lineRule="auto" w:after="180"/>
+        <w:shd w:fill="F1F6F8"/>
+      </w:pPr>
+      <w:r>
+        <w:rPr>
+          <w:b w:val="0"/>
+        </w:rPr>
+        <w:t>Supported practice key: Colour alone may not communicate the status to every learner. Text and programmatic status explain the same result. A keyboard user can reach the labelled explanation link.</w:t>
+      </w:r>
+    </w:p>
+    <w:p>
+      <w:pPr>
+        <w:spacing w:line="336" w:lineRule="auto" w:after="180"/>
+        <w:shd w:fill="F1F6F8"/>
+      </w:pPr>
+      <w:r>
+        <w:rPr>
+          <w:b w:val="0"/>
+        </w:rPr>
+        <w:t>Changed case: The colour-only communication barrier remains. A different hue supplies no textual or programmatic equivalent.</w:t>
       </w:r>
     </w:p>
     <w:sectPr>

--- a/downloads/teacher/ai-6-week-28.docx
+++ b/downloads/teacher/ai-6-week-28.docx
@@ -137,7 +137,7 @@
           </w:tcPr>
           <w:p>
             <w:r>
-              <w:t>Sections 1–6; record the brief recall in the workbook.</w:t>
+              <w:t>Use Your mission, Notice the evidence, See how it works, Words that unlock the idea and Follow a worked example; record recall in the workbook.</w:t>
             </w:r>
           </w:p>
         </w:tc>
@@ -169,7 +169,7 @@
           </w:tcPr>
           <w:p>
             <w:r>
-              <w:t>Sections 7–10; use the matching workbook W2 and misconception check.</w:t>
+              <w:t>Use Find and repair a mistake, Practise together and Build your understanding; use the matching workbook W2 and Individual reasoning check.</w:t>
             </w:r>
           </w:p>
         </w:tc>
@@ -201,7 +201,7 @@
           </w:tcPr>
           <w:p>
             <w:r>
-              <w:t>Sections 9 and 11–14. Give extra time to finish the full task set; use Section 15 when the week includes a coding lab.</w:t>
+              <w:t>Use Run the investigation, Connect your project and Try a new case independently. Allow extra time for the full task set. When code is supplied, use the examples in See how it works or Follow a worked example and the browser lab in Supported practice, repair and portfolio.</w:t>
             </w:r>
           </w:p>
         </w:tc>
@@ -385,7 +385,7 @@
         <w:rPr>
           <w:b w:val="0"/>
         </w:rPr>
-        <w:t>Alert when success falls below the toy</w:t>
+        <w:t xml:space="preserve">Alert when success falls below the toy </w:t>
       </w:r>
       <w:r>
         <w:rPr>
@@ -1943,7 +1943,7 @@
         <w:rPr>
           <w:b w:val="0"/>
         </w:rPr>
-        <w:t xml:space="preserve">Use the worked example in Sections 3 and 6. Collect a </w:t>
+        <w:t xml:space="preserve">Use See how it works and Follow a worked example. Collect a </w:t>
       </w:r>
       <w:r>
         <w:rPr>
@@ -2344,7 +2344,7 @@
         <w:rPr>
           <w:b w:val="0"/>
         </w:rPr>
-        <w:t xml:space="preserve">Use Section 9 for the </w:t>
+        <w:t xml:space="preserve">Use Run the investigation for the </w:t>
       </w:r>
       <w:r>
         <w:rPr>
@@ -3956,7 +3956,7 @@
           </w:tcPr>
           <w:p>
             <w:r>
-              <w:t>Sections 1–6; record the brief recall in the workbook.</w:t>
+              <w:t>Use Your mission, Notice the evidence, See how it works, Words that unlock the idea and Follow a worked example; record recall in the workbook.</w:t>
             </w:r>
           </w:p>
         </w:tc>
@@ -3988,7 +3988,7 @@
           </w:tcPr>
           <w:p>
             <w:r>
-              <w:t>Sections 7–10; use the matching workbook W2 and misconception check.</w:t>
+              <w:t>Use Find and repair a mistake, Practise together and Build your understanding; use the matching workbook W2 and Individual reasoning check.</w:t>
             </w:r>
           </w:p>
         </w:tc>
@@ -4020,7 +4020,7 @@
           </w:tcPr>
           <w:p>
             <w:r>
-              <w:t>Sections 9 and 11–14. Give extra time to finish the full task set; use Section 15 when the week includes a coding lab.</w:t>
+              <w:t>Use Run the investigation, Connect your project and Try a new case independently. Allow extra time for the full task set. When code is supplied, use the examples in See how it works or Follow a worked example and the browser lab in Supported practice, repair and portfolio.</w:t>
             </w:r>
           </w:p>
         </w:tc>

--- a/downloads/teacher/ai-6-week-28.docx
+++ b/downloads/teacher/ai-6-week-28.docx
@@ -25,20 +25,38 @@
         <w:pStyle w:val="Heading1"/>
       </w:pPr>
       <w:r>
-        <w:t>01. Prepare the purpose, prerequisites and materials</w:t>
+        <w:t>Ask which barrier the repair addresses and what evidence checks it.</w:t>
       </w:r>
     </w:p>
     <w:p>
       <w:r>
-        <w:t>Prepare Accessibility and user feedback: check the target, prerequisites, resources and adaptable teaching schedule.</w:t>
+        <w:t>Teach labels, error recovery and keyboard/programmatic meaning with primary guidance and honest evaluation scope.</w:t>
       </w:r>
     </w:p>
     <w:p>
-      <w:pPr>
-        <w:pStyle w:val="Heading3"/>
-      </w:pPr>
-      <w:r>
-        <w:t>Teach the learning cycle</w:t>
+      <w:r>
+        <w:t>Model red-only barrier → inspect distinct repairs → plan keyboard/zoom/assistive checks → assess timeout proposal → record remaining user-evaluation gaps.</w:t>
+      </w:r>
+    </w:p>
+    <w:p>
+      <w:pPr>
+        <w:pStyle w:val="Heading1"/>
+      </w:pPr>
+      <w:r>
+        <w:t>01. Prepare the connected service investigation</w:t>
+      </w:r>
+    </w:p>
+    <w:p>
+      <w:r>
+        <w:t>Keep modelling, shared practice and independent evidence distinct.</w:t>
+      </w:r>
+    </w:p>
+    <w:p>
+      <w:pPr>
+        <w:pStyle w:val="Heading2"/>
+      </w:pPr>
+      <w:r>
+        <w:t>Target and main teaching plan</w:t>
       </w:r>
     </w:p>
     <w:p>
@@ -243,18 +261,21 @@
     </w:p>
     <w:p>
       <w:pPr>
-        <w:pStyle w:val="Heading3"/>
-      </w:pPr>
-      <w:r>
-        <w:t>Retrieval answer guidance</w:t>
+        <w:pStyle w:val="Heading2"/>
+      </w:pPr>
+      <w:r>
+        <w:t>Preparation and prerequisite</w:t>
       </w:r>
     </w:p>
     <w:p>
       <w:pPr>
-        <w:pStyle w:val="Heading3"/>
-      </w:pPr>
-      <w:r>
-        <w:t>Human escalation workflows</w:t>
+        <w:spacing w:line="336" w:lineRule="auto" w:after="180"/>
+      </w:pPr>
+      <w:r>
+        <w:rPr>
+          <w:b w:val="0"/>
+        </w:rPr>
+        <w:t>Lesson and workbook; paper and pencil</w:t>
       </w:r>
     </w:p>
     <w:p>
@@ -265,7 +286,7 @@
         <w:rPr>
           <w:b w:val="0"/>
         </w:rPr>
-        <w:t>Without opening the old lesson, explain one key idea from Human escalation workflows. Give an example and a mistake that the idea helps you avoid.</w:t>
+        <w:t>Calculator and optional local Python 3 for arithmetic; no live API or private data</w:t>
       </w:r>
     </w:p>
     <w:p>
@@ -276,19 +297,7 @@
         <w:rPr>
           <w:b w:val="0"/>
         </w:rPr>
-        <w:t xml:space="preserve">Look for: Explain the </w:t>
-      </w:r>
-      <w:r>
-        <w:rPr>
-          <w:b/>
-        </w:rPr>
-        <w:t>mechanism</w:t>
-      </w:r>
-      <w:r>
-        <w:rPr>
-          <w:b w:val="0"/>
-        </w:rPr>
-        <w:t xml:space="preserve"> and terminology of human escalation workflows</w:t>
+        <w:t>Prepare the fresh retry separately and withhold its solution until after collection</w:t>
       </w:r>
     </w:p>
     <w:p>
@@ -299,7 +308,31 @@
         <w:rPr>
           <w:b w:val="0"/>
         </w:rPr>
-        <w:t>Reference example, not the only acceptable wording: Teacher explanation: Escalation routes unresolved decisions to an authorised person with sufficient context. It must define owner, deadline and fallback.</w:t>
+        <w:t xml:space="preserve">A result depends on the </w:t>
+      </w:r>
+      <w:r>
+        <w:rPr>
+          <w:b/>
+        </w:rPr>
+        <w:t>input</w:t>
+      </w:r>
+      <w:r>
+        <w:rPr>
+          <w:b w:val="0"/>
+        </w:rPr>
+        <w:t xml:space="preserve">s, procedure and conditions that produced it. Preserve data roles and distinguish observed outcomes from </w:t>
+      </w:r>
+      <w:r>
+        <w:rPr>
+          <w:b/>
+        </w:rPr>
+        <w:t>prediction</w:t>
+      </w:r>
+      <w:r>
+        <w:rPr>
+          <w:b w:val="0"/>
+        </w:rPr>
+        <w:t>s or unmeasured conditions.</w:t>
       </w:r>
     </w:p>
     <w:p>
@@ -310,15 +343,15 @@
         <w:rPr>
           <w:b w:val="0"/>
         </w:rPr>
-        <w:t>Toy workflow routes conflicting room approval to coordinator with source IDs and requested decision. While awaiting review the assistant returns needs_review and performs no booking.</w:t>
+        <w:t>If the prior concept cannot be explained, use a short retrieval activity before this chapter.</w:t>
       </w:r>
     </w:p>
     <w:p>
       <w:pPr>
-        <w:pStyle w:val="Heading3"/>
-      </w:pPr>
-      <w:r>
-        <w:t>Monitoring quality drift</w:t>
+        <w:pStyle w:val="Heading2"/>
+      </w:pPr>
+      <w:r>
+        <w:t>Opening retrieval</w:t>
       </w:r>
     </w:p>
     <w:p>
@@ -329,7 +362,7 @@
         <w:rPr>
           <w:b w:val="0"/>
         </w:rPr>
-        <w:t>Without opening the old lesson, explain one key idea from Monitoring quality drift. Give an example and a mistake that the idea helps you avoid.</w:t>
+        <w:t>Without opening the old lesson, explain one key idea from Human escalation workflows. Give an example and a mistake that the idea helps you avoid.</w:t>
       </w:r>
     </w:p>
     <w:p>
@@ -352,7 +385,7 @@
         <w:rPr>
           <w:b w:val="0"/>
         </w:rPr>
-        <w:t xml:space="preserve"> and terminology of monitoring quality drift</w:t>
+        <w:t xml:space="preserve"> and terminology of human escalation workflows</w:t>
       </w:r>
     </w:p>
     <w:p>
@@ -363,7 +396,7 @@
         <w:rPr>
           <w:b w:val="0"/>
         </w:rPr>
-        <w:t>Reference example, not the only acceptable wording: Teacher explanation: Monitoring compares current outcomes with a declared reference and sampling protocol.</w:t>
+        <w:t>Reference example, not the only acceptable wording: Teacher explanation: Escalation routes unresolved decisions to an authorised person with sufficient context. It must define owner, deadline and fallback.</w:t>
       </w:r>
     </w:p>
     <w:p>
@@ -374,7 +407,7 @@
         <w:rPr>
           <w:b w:val="0"/>
         </w:rPr>
-        <w:t>A change in observed quality may reflect case mix or instrumentation. For each window report eligible counts, passes, missing outcomes and condition mix.</w:t>
+        <w:t>Toy workflow routes conflicting room approval to coordinator with source IDs and requested decision. While awaiting review the assistant returns needs_review and performs no booking.</w:t>
       </w:r>
     </w:p>
     <w:p>
@@ -385,27 +418,30 @@
         <w:rPr>
           <w:b w:val="0"/>
         </w:rPr>
-        <w:t xml:space="preserve">Alert when success falls below the toy </w:t>
-      </w:r>
-      <w:r>
-        <w:rPr>
-          <w:b/>
-        </w:rPr>
-        <w:t>80%</w:t>
-      </w:r>
-      <w:r>
-        <w:rPr>
-          <w:b w:val="0"/>
-        </w:rPr>
-        <w:t xml:space="preserve"> threshold; investigate before attributing cause.</w:t>
+        <w:t>Without opening the old lesson, explain one key idea from Monitoring quality drift. Give an example and a mistake that the idea helps you avoid.</w:t>
       </w:r>
     </w:p>
     <w:p>
       <w:pPr>
-        <w:pStyle w:val="Heading3"/>
-      </w:pPr>
-      <w:r>
-        <w:t>Queues and asynchronous work</w:t>
+        <w:spacing w:line="336" w:lineRule="auto" w:after="180"/>
+      </w:pPr>
+      <w:r>
+        <w:rPr>
+          <w:b w:val="0"/>
+        </w:rPr>
+        <w:t xml:space="preserve">Look for: Explain the </w:t>
+      </w:r>
+      <w:r>
+        <w:rPr>
+          <w:b/>
+        </w:rPr>
+        <w:t>mechanism</w:t>
+      </w:r>
+      <w:r>
+        <w:rPr>
+          <w:b w:val="0"/>
+        </w:rPr>
+        <w:t xml:space="preserve"> and terminology of monitoring quality drift</w:t>
       </w:r>
     </w:p>
     <w:p>
@@ -416,7 +452,7 @@
         <w:rPr>
           <w:b w:val="0"/>
         </w:rPr>
-        <w:t>Without opening the old lesson, explain one key idea from Queues and asynchronous work. Give an example and a mistake that the idea helps you avoid.</w:t>
+        <w:t>Reference example, not the only acceptable wording: Teacher explanation: Monitoring compares current outcomes with a declared reference and sampling protocol.</w:t>
       </w:r>
     </w:p>
     <w:p>
@@ -427,19 +463,7 @@
         <w:rPr>
           <w:b w:val="0"/>
         </w:rPr>
-        <w:t xml:space="preserve">Look for: Explain the </w:t>
-      </w:r>
-      <w:r>
-        <w:rPr>
-          <w:b/>
-        </w:rPr>
-        <w:t>mechanism</w:t>
-      </w:r>
-      <w:r>
-        <w:rPr>
-          <w:b w:val="0"/>
-        </w:rPr>
-        <w:t xml:space="preserve"> and terminology of queues and asynchronous work</w:t>
+        <w:t>A change in observed quality may reflect case mix or instrumentation. For each window report eligible counts, passes, missing outcomes and condition mix.</w:t>
       </w:r>
     </w:p>
     <w:p>
@@ -450,7 +474,19 @@
         <w:rPr>
           <w:b w:val="0"/>
         </w:rPr>
-        <w:t>Reference example, not the only acceptable wording: Teacher explanation: Queues separate acceptance from completion. Work may be redelivered, so consumers must preserve operation IDs and deduplicate committed effects.</w:t>
+        <w:t xml:space="preserve">Alert when success falls below the toy </w:t>
+      </w:r>
+      <w:r>
+        <w:rPr>
+          <w:b/>
+        </w:rPr>
+        <w:t>80%</w:t>
+      </w:r>
+      <w:r>
+        <w:rPr>
+          <w:b w:val="0"/>
+        </w:rPr>
+        <w:t xml:space="preserve"> threshold; investigate before attributing cause.</w:t>
       </w:r>
     </w:p>
     <w:p>
@@ -461,7 +497,7 @@
         <w:rPr>
           <w:b w:val="0"/>
         </w:rPr>
-        <w:t>A queued job is pending, running, completed or failed. Acknowledge only after the declared durable completion step. A repeated completed ID returns its prior result; unknown status needs reconciliation.</w:t>
+        <w:t>Without opening the old lesson, explain one key idea from Queues and asynchronous work. Give an example and a mistake that the idea helps you avoid.</w:t>
       </w:r>
     </w:p>
     <w:p>
@@ -472,7 +508,19 @@
         <w:rPr>
           <w:b w:val="0"/>
         </w:rPr>
-        <w:t>Two 45-minute sessions. Accessibility makes information and controls usable across stated needs. Feedback should describe the problem and recovery action without exposing sensitive details.</w:t>
+        <w:t xml:space="preserve">Look for: Explain the </w:t>
+      </w:r>
+      <w:r>
+        <w:rPr>
+          <w:b/>
+        </w:rPr>
+        <w:t>mechanism</w:t>
+      </w:r>
+      <w:r>
+        <w:rPr>
+          <w:b w:val="0"/>
+        </w:rPr>
+        <w:t xml:space="preserve"> and terminology of queues and asynchronous work</w:t>
       </w:r>
     </w:p>
     <w:p>
@@ -483,19 +531,7 @@
         <w:rPr>
           <w:b w:val="0"/>
         </w:rPr>
-        <w:t xml:space="preserve">Use the supplied constructed scenarios to make the </w:t>
-      </w:r>
-      <w:r>
-        <w:rPr>
-          <w:b/>
-        </w:rPr>
-        <w:t>mechanism</w:t>
-      </w:r>
-      <w:r>
-        <w:rPr>
-          <w:b w:val="0"/>
-        </w:rPr>
-        <w:t xml:space="preserve"> inspectable. Collect W4 before sharing solutions.</w:t>
+        <w:t>Reference example, not the only acceptable wording: Teacher explanation: Queues separate acceptance from completion. Work may be redelivered, so consumers must preserve operation IDs and deduplicate committed effects.</w:t>
       </w:r>
     </w:p>
     <w:p>
@@ -506,27 +542,15 @@
         <w:rPr>
           <w:b w:val="0"/>
         </w:rPr>
-        <w:t xml:space="preserve">Students should name intermediate </w:t>
-      </w:r>
-      <w:r>
-        <w:rPr>
-          <w:b/>
-        </w:rPr>
-        <w:t>evidence</w:t>
-      </w:r>
-      <w:r>
-        <w:rPr>
-          <w:b w:val="0"/>
-        </w:rPr>
-        <w:t xml:space="preserve"> and limitations; classroom pacing and learning effectiveness remain unvalidated.</w:t>
+        <w:t>A queued job is pending, running, completed or failed. Acknowledge only after the declared durable completion step. A repeated completed ID returns its prior result; unknown status needs reconciliation.</w:t>
       </w:r>
     </w:p>
     <w:p>
       <w:pPr>
-        <w:pStyle w:val="Heading3"/>
-      </w:pPr>
-      <w:r>
-        <w:t>Outcomes</w:t>
+        <w:pStyle w:val="Heading2"/>
+      </w:pPr>
+      <w:r>
+        <w:t>Pictured end goal</w:t>
       </w:r>
     </w:p>
     <w:p>
@@ -537,41 +561,23 @@
         <w:rPr>
           <w:b w:val="0"/>
         </w:rPr>
-        <w:t xml:space="preserve">Explain the </w:t>
-      </w:r>
-      <w:r>
-        <w:rPr>
-          <w:b/>
-        </w:rPr>
-        <w:t>mechanism</w:t>
-      </w:r>
-      <w:r>
-        <w:rPr>
-          <w:b w:val="0"/>
-        </w:rPr>
-        <w:t xml:space="preserve"> and terminology of accessibility and user feedback</w:t>
+        <w:t>Explain accessibility and user feedback using the deciding step in this fictional service.</w:t>
       </w:r>
     </w:p>
     <w:p>
       <w:pPr>
-        <w:spacing w:line="336" w:lineRule="auto" w:after="180"/>
-      </w:pPr>
-      <w:r>
-        <w:rPr>
-          <w:b w:val="0"/>
-        </w:rPr>
-        <w:t>Apply the stated procedure to a new case with a traceable result</w:t>
+        <w:pStyle w:val="Heading2"/>
+      </w:pPr>
+      <w:r>
+        <w:t>Earlier wording, alternatives and picture transcripts · reference / check after trying</w:t>
       </w:r>
     </w:p>
     <w:p>
       <w:pPr>
-        <w:spacing w:line="336" w:lineRule="auto" w:after="180"/>
-      </w:pPr>
-      <w:r>
-        <w:rPr>
-          <w:b w:val="0"/>
-        </w:rPr>
-        <w:t>Identify an assumption or limitation and design a revealing follow-up</w:t>
+        <w:pStyle w:val="Heading3"/>
+      </w:pPr>
+      <w:r>
+        <w:t>Teach the learning cycle</w:t>
       </w:r>
     </w:p>
     <w:p>
@@ -579,83 +585,74 @@
         <w:pStyle w:val="Heading3"/>
       </w:pPr>
       <w:r>
-        <w:t>Preparation</w:t>
+        <w:t>Retrieval answer guidance</w:t>
       </w:r>
     </w:p>
     <w:p>
       <w:pPr>
-        <w:spacing w:line="336" w:lineRule="auto" w:after="180"/>
-      </w:pPr>
-      <w:r>
-        <w:rPr>
-          <w:b w:val="0"/>
-        </w:rPr>
-        <w:t>Lesson and workbook; paper and pencil</w:t>
+        <w:pStyle w:val="Heading3"/>
+      </w:pPr>
+      <w:r>
+        <w:t>Human escalation workflows</w:t>
       </w:r>
     </w:p>
     <w:p>
       <w:pPr>
-        <w:spacing w:line="336" w:lineRule="auto" w:after="180"/>
-      </w:pPr>
-      <w:r>
-        <w:rPr>
-          <w:b w:val="0"/>
-        </w:rPr>
-        <w:t>Calculator and optional local Python 3 for arithmetic; no live API or private data</w:t>
+        <w:pStyle w:val="Heading3"/>
+      </w:pPr>
+      <w:r>
+        <w:t>Monitoring quality drift</w:t>
       </w:r>
     </w:p>
     <w:p>
       <w:pPr>
-        <w:spacing w:line="336" w:lineRule="auto" w:after="180"/>
-      </w:pPr>
-      <w:r>
-        <w:rPr>
-          <w:b w:val="0"/>
-        </w:rPr>
-        <w:t>Prepare the fresh retry separately and withhold its solution until after collection</w:t>
+        <w:pStyle w:val="Heading3"/>
+      </w:pPr>
+      <w:r>
+        <w:t>Queues and asynchronous work</w:t>
       </w:r>
     </w:p>
     <w:p>
       <w:pPr>
-        <w:pStyle w:val="Heading3"/>
-      </w:pPr>
-      <w:r>
-        <w:t>Prerequisite answer</w:t>
+        <w:spacing w:line="336" w:lineRule="auto" w:after="180"/>
+      </w:pPr>
+      <w:r>
+        <w:rPr>
+          <w:b w:val="0"/>
+        </w:rPr>
+        <w:t xml:space="preserve">Use the three-session teaching cycle above, with extra time as needed. Accessibility makes information and controls usable across stated needs. Feedback should describe the problem and recovery action without exposing sensitive details. Use the supplied constructed scenarios to make the </w:t>
+      </w:r>
+      <w:r>
+        <w:rPr>
+          <w:b/>
+        </w:rPr>
+        <w:t>mechanism</w:t>
+      </w:r>
+      <w:r>
+        <w:rPr>
+          <w:b w:val="0"/>
+        </w:rPr>
+        <w:t xml:space="preserve"> inspectable. Collect W4 before sharing solutions. Students should name intermediate </w:t>
+      </w:r>
+      <w:r>
+        <w:rPr>
+          <w:b/>
+        </w:rPr>
+        <w:t>evidence</w:t>
+      </w:r>
+      <w:r>
+        <w:rPr>
+          <w:b w:val="0"/>
+        </w:rPr>
+        <w:t xml:space="preserve"> and limitations; classroom pacing and learning effectiveness remain unvalidated.</w:t>
       </w:r>
     </w:p>
     <w:p>
       <w:pPr>
-        <w:spacing w:line="336" w:lineRule="auto" w:after="180"/>
-      </w:pPr>
-      <w:r>
-        <w:rPr>
-          <w:b w:val="0"/>
-        </w:rPr>
-        <w:t xml:space="preserve">A result depends on the </w:t>
-      </w:r>
-      <w:r>
-        <w:rPr>
-          <w:b/>
-        </w:rPr>
-        <w:t>input</w:t>
-      </w:r>
-      <w:r>
-        <w:rPr>
-          <w:b w:val="0"/>
-        </w:rPr>
-        <w:t xml:space="preserve">s, procedure and conditions that produced it. Preserve data roles and distinguish observed outcomes from </w:t>
-      </w:r>
-      <w:r>
-        <w:rPr>
-          <w:b/>
-        </w:rPr>
-        <w:t>prediction</w:t>
-      </w:r>
-      <w:r>
-        <w:rPr>
-          <w:b w:val="0"/>
-        </w:rPr>
-        <w:t>s or unmeasured conditions.</w:t>
+        <w:pStyle w:val="Heading3"/>
+      </w:pPr>
+      <w:r>
+        <w:t>Outcomes</w:t>
       </w:r>
     </w:p>
     <w:p>
@@ -666,15 +663,30 @@
         <w:rPr>
           <w:b w:val="0"/>
         </w:rPr>
-        <w:t>If the prior concept cannot be explained, use a short retrieval activity before this chapter.</w:t>
+        <w:t xml:space="preserve">Explain the </w:t>
+      </w:r>
+      <w:r>
+        <w:rPr>
+          <w:b/>
+        </w:rPr>
+        <w:t>mechanism</w:t>
+      </w:r>
+      <w:r>
+        <w:rPr>
+          <w:b w:val="0"/>
+        </w:rPr>
+        <w:t xml:space="preserve"> and terminology of accessibility and user feedback</w:t>
       </w:r>
     </w:p>
     <w:p>
       <w:pPr>
-        <w:pStyle w:val="Heading3"/>
-      </w:pPr>
-      <w:r>
-        <w:t>End goal for the pictorial case</w:t>
+        <w:spacing w:line="336" w:lineRule="auto" w:after="180"/>
+      </w:pPr>
+      <w:r>
+        <w:rPr>
+          <w:b w:val="0"/>
+        </w:rPr>
+        <w:t>Apply the stated procedure to a new case with a traceable result</w:t>
       </w:r>
     </w:p>
     <w:p>
@@ -685,31 +697,31 @@
         <w:rPr>
           <w:b w:val="0"/>
         </w:rPr>
-        <w:t>Explain accessibility and user feedback using the deciding step in this fictional service.</w:t>
+        <w:t>Identify an assumption or limitation and design a revealing follow-up</w:t>
       </w:r>
     </w:p>
     <w:p>
       <w:pPr>
-        <w:spacing w:line="336" w:lineRule="auto" w:after="180"/>
-      </w:pPr>
-      <w:r>
-        <w:rPr>
-          <w:b w:val="0"/>
-        </w:rPr>
-        <w:t>This added worked case illustrates the week’s main idea. Retain all original and connected topics; schedule its practice within the teaching cycle.</w:t>
+        <w:pStyle w:val="Heading3"/>
+      </w:pPr>
+      <w:r>
+        <w:t>Preparation</w:t>
       </w:r>
     </w:p>
     <w:p>
       <w:pPr>
-        <w:pStyle w:val="Heading1"/>
-      </w:pPr>
-      <w:r>
-        <w:t>02. Explain and model the mechanism</w:t>
+        <w:pStyle w:val="Heading3"/>
+      </w:pPr>
+      <w:r>
+        <w:t>Prerequisite answer</w:t>
       </w:r>
     </w:p>
     <w:p>
-      <w:r>
-        <w:t>Model Accessibility and user feedback using the supplied case, labelled mechanism and reasoning. Make the scope of each conclusion explicit.</w:t>
+      <w:pPr>
+        <w:pStyle w:val="Heading3"/>
+      </w:pPr>
+      <w:r>
+        <w:t>End goal for the pictorial case</w:t>
       </w:r>
     </w:p>
     <w:p>
@@ -720,37 +732,28 @@
         <w:rPr>
           <w:b w:val="0"/>
         </w:rPr>
-        <w:t>Accessibility makes information and controls usable across stated needs. Feedback should describe the problem and recovery action without exposing sensitive details.</w:t>
+        <w:t>This added worked case illustrates the week’s main idea. Retain all original and connected topics; schedule its practice within the teaching cycle.</w:t>
       </w:r>
     </w:p>
     <w:p>
       <w:pPr>
-        <w:pStyle w:val="Heading3"/>
-      </w:pPr>
-      <w:r>
-        <w:t>Explain Accessibility and user feedback · 1</w:t>
+        <w:pStyle w:val="Heading1"/>
+      </w:pPr>
+      <w:r>
+        <w:t>02. Teach equivalent meaning, usable actions and checked relationships</w:t>
       </w:r>
     </w:p>
     <w:p>
-      <w:pPr>
-        <w:spacing w:line="336" w:lineRule="auto" w:after="180"/>
-      </w:pPr>
-      <w:r>
-        <w:rPr>
-          <w:b w:val="0"/>
-        </w:rPr>
-        <w:t>Begin by writing the question the procedure is intended to answer. Identify the information already supplied, the information it will produce and the information still missing.</w:t>
+      <w:r>
+        <w:t>Distinguish proposed repairs, browser checks, assistive-technology checks and user feedback.</w:t>
       </w:r>
     </w:p>
     <w:p>
       <w:pPr>
-        <w:spacing w:line="336" w:lineRule="auto" w:after="180"/>
-      </w:pPr>
-      <w:r>
-        <w:rPr>
-          <w:b w:val="0"/>
-        </w:rPr>
-        <w:t>These are constructed classroom examples; they do not require live accounts, private records or an external service. Do not treat a plausible explanation as a measured outcome.</w:t>
+        <w:pStyle w:val="Heading2"/>
+      </w:pPr>
+      <w:r>
+        <w:t>Definitions and complete fictional form contract</w:t>
       </w:r>
     </w:p>
     <w:p>
@@ -761,15 +764,1293 @@
         <w:rPr>
           <w:b w:val="0"/>
         </w:rPr>
-        <w:t>A form provides visible labels, keyboard access, associated error text and a non-colour status indicator. Test at zoom and with keyboard. Do not treat automated checks as a complete user evaluation.</w:t>
+        <w:t>Accessibility makes information and controls usable across stated needs. Feedback should describe the problem and recovery action without exposing sensitive details.</w:t>
       </w:r>
     </w:p>
     <w:p>
       <w:pPr>
+        <w:spacing w:line="336" w:lineRule="auto" w:after="180"/>
+      </w:pPr>
+      <w:r>
+        <w:rPr>
+          <w:b w:val="0"/>
+        </w:rPr>
+        <w:t>A form provides visible labels, keyboard access, associated error text and a non-colour status indicator. Test at zoom and with keyboard. Do not treat automated checks as a complete user evaluation.</w:t>
+      </w:r>
+    </w:p>
+    <w:tbl>
+      <w:tblPr>
+        <w:tblStyle w:val="LightShading-Accent1"/>
+        <w:tblW w:type="auto" w:w="0"/>
+        <w:tblLook w:firstColumn="1" w:firstRow="1" w:lastColumn="0" w:lastRow="0" w:noHBand="0" w:noVBand="1" w:val="04A0"/>
+      </w:tblPr>
+      <w:tblGrid>
+        <w:gridCol w:w="5112"/>
+        <w:gridCol w:w="5112"/>
+      </w:tblGrid>
+      <w:tr>
+        <w:trPr>
+          <w:tblHeader/>
+        </w:trPr>
+        <w:tc>
+          <w:tcPr>
+            <w:tcW w:type="dxa" w:w="5112"/>
+          </w:tcPr>
+          <w:p>
+            <w:r>
+              <w:t>Complete fictional form requirement</w:t>
+            </w:r>
+          </w:p>
+        </w:tc>
+        <w:tc>
+          <w:tcPr>
+            <w:tcW w:type="dxa" w:w="5112"/>
+          </w:tcPr>
+          <w:p>
+            <w:r>
+              <w:t>Concrete supplied example or check</w:t>
+            </w:r>
+          </w:p>
+        </w:tc>
+      </w:tr>
+      <w:tr>
+        <w:tc>
+          <w:tcPr>
+            <w:tcW w:type="dxa" w:w="5112"/>
+          </w:tcPr>
+          <w:p>
+            <w:r>
+              <w:t>Field label</w:t>
+            </w:r>
+          </w:p>
+        </w:tc>
+        <w:tc>
+          <w:tcPr>
+            <w:tcW w:type="dxa" w:w="5112"/>
+          </w:tcPr>
+          <w:p>
+            <w:r>
+              <w:t>Visible “Room ID”, programmatically associated with its input</w:t>
+            </w:r>
+          </w:p>
+        </w:tc>
+      </w:tr>
+      <w:tr>
+        <w:tc>
+          <w:tcPr>
+            <w:tcW w:type="dxa" w:w="5112"/>
+          </w:tcPr>
+          <w:p>
+            <w:r>
+              <w:t>Exact classroom input contract</w:t>
+            </w:r>
+          </w:p>
+        </w:tc>
+        <w:tc>
+          <w:tcPr>
+            <w:tcW w:type="dxa" w:w="5112"/>
+          </w:tcPr>
+          <w:p>
+            <w:r>
+              <w:t>One ASCII uppercase letter followed by one ASCII digit; A1 is valid, a1 and A11 are not</w:t>
+            </w:r>
+          </w:p>
+        </w:tc>
+      </w:tr>
+      <w:tr>
+        <w:tc>
+          <w:tcPr>
+            <w:tcW w:type="dxa" w:w="5112"/>
+          </w:tcPr>
+          <w:p>
+            <w:r>
+              <w:t>Error text</w:t>
+            </w:r>
+          </w:p>
+        </w:tc>
+        <w:tc>
+          <w:tcPr>
+            <w:tcW w:type="dxa" w:w="5112"/>
+          </w:tcPr>
+          <w:p>
+            <w:r>
+              <w:t>“Room ID must be one uppercase letter and one digit, such as A1.”</w:t>
+            </w:r>
+          </w:p>
+        </w:tc>
+      </w:tr>
+      <w:tr>
+        <w:tc>
+          <w:tcPr>
+            <w:tcW w:type="dxa" w:w="5112"/>
+          </w:tcPr>
+          <w:p>
+            <w:r>
+              <w:t>Error association</w:t>
+            </w:r>
+          </w:p>
+        </w:tc>
+        <w:tc>
+          <w:tcPr>
+            <w:tcW w:type="dxa" w:w="5112"/>
+          </w:tcPr>
+          <w:p>
+            <w:r>
+              <w:t>Connect field to its error text; expose invalid state when a validation error exists</w:t>
+            </w:r>
+          </w:p>
+        </w:tc>
+      </w:tr>
+      <w:tr>
+        <w:tc>
+          <w:tcPr>
+            <w:tcW w:type="dxa" w:w="5112"/>
+          </w:tcPr>
+          <w:p>
+            <w:r>
+              <w:t>Colour-independent meaning</w:t>
+            </w:r>
+          </w:p>
+        </w:tc>
+        <w:tc>
+          <w:tcPr>
+            <w:tcW w:type="dxa" w:w="5112"/>
+          </w:tcPr>
+          <w:p>
+            <w:r>
+              <w:t>Text explains the same error conveyed by the optional border colour</w:t>
+            </w:r>
+          </w:p>
+        </w:tc>
+      </w:tr>
+      <w:tr>
+        <w:tc>
+          <w:tcPr>
+            <w:tcW w:type="dxa" w:w="5112"/>
+          </w:tcPr>
+          <w:p>
+            <w:r>
+              <w:t>Keyboard action</w:t>
+            </w:r>
+          </w:p>
+        </w:tc>
+        <w:tc>
+          <w:tcPr>
+            <w:tcW w:type="dxa" w:w="5112"/>
+          </w:tcPr>
+          <w:p>
+            <w:r>
+              <w:t>Reach and operate the named native submit button; visible focus and logical order</w:t>
+            </w:r>
+          </w:p>
+        </w:tc>
+      </w:tr>
+      <w:tr>
+        <w:tc>
+          <w:tcPr>
+            <w:tcW w:type="dxa" w:w="5112"/>
+          </w:tcPr>
+          <w:p>
+            <w:r>
+              <w:t>Recovery</w:t>
+            </w:r>
+          </w:p>
+        </w:tc>
+        <w:tc>
+          <w:tcPr>
+            <w:tcW w:type="dxa" w:w="5112"/>
+          </w:tcPr>
+          <w:p>
+            <w:r>
+              <w:t>Return to the error field with its message available; retain only permitted non-sensitive input</w:t>
+            </w:r>
+          </w:p>
+        </w:tc>
+      </w:tr>
+      <w:tr>
+        <w:tc>
+          <w:tcPr>
+            <w:tcW w:type="dxa" w:w="5112"/>
+          </w:tcPr>
+          <w:p>
+            <w:r>
+              <w:t>Status honesty</w:t>
+            </w:r>
+          </w:p>
+        </w:tc>
+        <w:tc>
+          <w:tcPr>
+            <w:tcW w:type="dxa" w:w="5112"/>
+          </w:tcPr>
+          <w:p>
+            <w:r>
+              <w:t>Valid input means format accepted, not authorization, room existence or a successful booking</w:t>
+            </w:r>
+          </w:p>
+        </w:tc>
+      </w:tr>
+      <w:tr>
+        <w:tc>
+          <w:tcPr>
+            <w:tcW w:type="dxa" w:w="5112"/>
+          </w:tcPr>
+          <w:p>
+            <w:r>
+              <w:t>Evaluation limit</w:t>
+            </w:r>
+          </w:p>
+        </w:tc>
+        <w:tc>
+          <w:tcPr>
+            <w:tcW w:type="dxa" w:w="5112"/>
+          </w:tcPr>
+          <w:p>
+            <w:r>
+              <w:t>Automated checks and a keyboard trial are useful evidence, not complete usability or assistive-technology coverage</w:t>
+            </w:r>
+          </w:p>
+        </w:tc>
+      </w:tr>
+    </w:tbl>
+    <w:p>
+      <w:pPr>
+        <w:pStyle w:val="Heading2"/>
+      </w:pPr>
+      <w:r>
+        <w:t>Main barrier ledger and checked reasoning</w:t>
+      </w:r>
+    </w:p>
+    <w:tbl>
+      <w:tblPr>
+        <w:tblStyle w:val="LightShading-Accent1"/>
+        <w:tblW w:type="auto" w:w="0"/>
+        <w:tblLook w:firstColumn="1" w:firstRow="1" w:lastColumn="0" w:lastRow="0" w:noHBand="0" w:noVBand="1" w:val="04A0"/>
+      </w:tblPr>
+      <w:tblGrid>
+        <w:gridCol w:w="3408"/>
+        <w:gridCol w:w="3408"/>
+        <w:gridCol w:w="3408"/>
+      </w:tblGrid>
+      <w:tr>
+        <w:trPr>
+          <w:tblHeader/>
+        </w:trPr>
+        <w:tc>
+          <w:tcPr>
+            <w:tcW w:type="dxa" w:w="3408"/>
+          </w:tcPr>
+          <w:p>
+            <w:r>
+              <w:t>Main form barrier</w:t>
+            </w:r>
+          </w:p>
+        </w:tc>
+        <w:tc>
+          <w:tcPr>
+            <w:tcW w:type="dxa" w:w="3408"/>
+          </w:tcPr>
+          <w:p>
+            <w:r>
+              <w:t>Concrete repair</w:t>
+            </w:r>
+          </w:p>
+        </w:tc>
+        <w:tc>
+          <w:tcPr>
+            <w:tcW w:type="dxa" w:w="3408"/>
+          </w:tcPr>
+          <w:p>
+            <w:r>
+              <w:t>Evidence to collect rather than assume</w:t>
+            </w:r>
+          </w:p>
+        </w:tc>
+      </w:tr>
+      <w:tr>
+        <w:tc>
+          <w:tcPr>
+            <w:tcW w:type="dxa" w:w="3408"/>
+          </w:tcPr>
+          <w:p>
+            <w:r>
+              <w:t>Red border only</w:t>
+            </w:r>
+          </w:p>
+        </w:tc>
+        <w:tc>
+          <w:tcPr>
+            <w:tcW w:type="dxa" w:w="3408"/>
+          </w:tcPr>
+          <w:p>
+            <w:r>
+              <w:t>Add exact text error; retain colour as optional reinforcement</w:t>
+            </w:r>
+          </w:p>
+        </w:tc>
+        <w:tc>
+          <w:tcPr>
+            <w:tcW w:type="dxa" w:w="3408"/>
+          </w:tcPr>
+          <w:p>
+            <w:r>
+              <w:t>Read meaning without relying on colour</w:t>
+            </w:r>
+          </w:p>
+        </w:tc>
+      </w:tr>
+      <w:tr>
+        <w:tc>
+          <w:tcPr>
+            <w:tcW w:type="dxa" w:w="3408"/>
+          </w:tcPr>
+          <w:p>
+            <w:r>
+              <w:t>No associated field label</w:t>
+            </w:r>
+          </w:p>
+        </w:tc>
+        <w:tc>
+          <w:tcPr>
+            <w:tcW w:type="dxa" w:w="3408"/>
+          </w:tcPr>
+          <w:p>
+            <w:r>
+              <w:t>Visible Room ID label associated with input</w:t>
+            </w:r>
+          </w:p>
+        </w:tc>
+        <w:tc>
+          <w:tcPr>
+            <w:tcW w:type="dxa" w:w="3408"/>
+          </w:tcPr>
+          <w:p>
+            <w:r>
+              <w:t>Inspect accessible name and label activation</w:t>
+            </w:r>
+          </w:p>
+        </w:tc>
+      </w:tr>
+      <w:tr>
+        <w:tc>
+          <w:tcPr>
+            <w:tcW w:type="dxa" w:w="3408"/>
+          </w:tcPr>
+          <w:p>
+            <w:r>
+              <w:t>Error text detached from input</w:t>
+            </w:r>
+          </w:p>
+        </w:tc>
+        <w:tc>
+          <w:tcPr>
+            <w:tcW w:type="dxa" w:w="3408"/>
+          </w:tcPr>
+          <w:p>
+            <w:r>
+              <w:t>Associate error description and invalid state with field</w:t>
+            </w:r>
+          </w:p>
+        </w:tc>
+        <w:tc>
+          <w:tcPr>
+            <w:tcW w:type="dxa" w:w="3408"/>
+          </w:tcPr>
+          <w:p>
+            <w:r>
+              <w:t>Inspect relationship and check relevant assistive technology</w:t>
+            </w:r>
+          </w:p>
+        </w:tc>
+      </w:tr>
+      <w:tr>
+        <w:tc>
+          <w:tcPr>
+            <w:tcW w:type="dxa" w:w="3408"/>
+          </w:tcPr>
+          <w:p>
+            <w:r>
+              <w:t>Recovery action unclear</w:t>
+            </w:r>
+          </w:p>
+        </w:tc>
+        <w:tc>
+          <w:tcPr>
+            <w:tcW w:type="dxa" w:w="3408"/>
+          </w:tcPr>
+          <w:p>
+            <w:r>
+              <w:t>State the accepted format and an example</w:t>
+            </w:r>
+          </w:p>
+        </w:tc>
+        <w:tc>
+          <w:tcPr>
+            <w:tcW w:type="dxa" w:w="3408"/>
+          </w:tcPr>
+          <w:p>
+            <w:r>
+              <w:t>Learner can explain what to change</w:t>
+            </w:r>
+          </w:p>
+        </w:tc>
+      </w:tr>
+      <w:tr>
+        <w:tc>
+          <w:tcPr>
+            <w:tcW w:type="dxa" w:w="3408"/>
+          </w:tcPr>
+          <w:p>
+            <w:r>
+              <w:t>Keyboard path unknown</w:t>
+            </w:r>
+          </w:p>
+        </w:tc>
+        <w:tc>
+          <w:tcPr>
+            <w:tcW w:type="dxa" w:w="3408"/>
+          </w:tcPr>
+          <w:p>
+            <w:r>
+              <w:t>Use native control; check focus order, activation and visible focus</w:t>
+            </w:r>
+          </w:p>
+        </w:tc>
+        <w:tc>
+          <w:tcPr>
+            <w:tcW w:type="dxa" w:w="3408"/>
+          </w:tcPr>
+          <w:p>
+            <w:r>
+              <w:t>Record actual tested path, browser and remaining gaps</w:t>
+            </w:r>
+          </w:p>
+        </w:tc>
+      </w:tr>
+    </w:tbl>
+    <w:p>
+      <w:pPr>
+        <w:spacing w:line="336" w:lineRule="auto" w:after="180"/>
+      </w:pPr>
+      <w:r>
+        <w:rPr>
+          <w:b w:val="0"/>
+        </w:rPr>
+        <w:t>Main red-only invalid room feedback needs a visible associated label, explicit error/correction text, programmatic field/error relationship and usable keyboard recovery. Added fictional format A1 passes, a1 fails; format validity does not establish authorization/existence/booking. Picture text “More explanation needed”, next-action link and programmatic status address different barriers; orange alone does not.</w:t>
+      </w:r>
+    </w:p>
+    <w:p>
+      <w:pPr>
+        <w:spacing w:line="336" w:lineRule="auto" w:after="180"/>
+      </w:pPr>
+      <w:r>
+        <w:rPr>
+          <w:b w:val="0"/>
+        </w:rPr>
+        <w:t>Encourage specific missing-reasoning feedback. The investigation is design/inspection, with actual interface, assistive-technology and learner trials marked not run unless performed. Selected timeout case: keyboard-operable submit plus preservation of permitted non-sensitive valid input with clear retry/review feedback; verify focus order/error association.</w:t>
+      </w:r>
+    </w:p>
+    <w:p>
+      <w:pPr>
+        <w:spacing w:line="336" w:lineRule="auto" w:after="180"/>
+      </w:pPr>
+      <w:r>
+        <w:rPr>
+          <w:b w:val="0"/>
+        </w:rPr>
+        <w:t>Do not preserve secrets by default or claim automated checks are a full audit.</w:t>
+      </w:r>
+    </w:p>
+    <w:p>
+      <w:pPr>
         <w:pStyle w:val="Heading3"/>
       </w:pPr>
       <w:r>
-        <w:t>Explain Accessibility and user feedback · 2</w:t>
+        <w:t>Accessibility and user feedback — evidence trace</w:t>
+      </w:r>
+    </w:p>
+    <w:tbl>
+      <w:tblPr>
+        <w:tblStyle w:val="LightShading-Accent1"/>
+        <w:tblW w:type="auto" w:w="0"/>
+        <w:tblLook w:firstColumn="1" w:firstRow="1" w:lastColumn="0" w:lastRow="0" w:noHBand="0" w:noVBand="1" w:val="04A0"/>
+      </w:tblPr>
+      <w:tblGrid>
+        <w:gridCol w:w="3408"/>
+        <w:gridCol w:w="3408"/>
+        <w:gridCol w:w="3408"/>
+      </w:tblGrid>
+      <w:tr>
+        <w:trPr>
+          <w:tblHeader/>
+        </w:trPr>
+        <w:tc>
+          <w:tcPr>
+            <w:tcW w:type="dxa" w:w="3408"/>
+          </w:tcPr>
+          <w:p>
+            <w:r>
+              <w:t>Input and scope</w:t>
+            </w:r>
+          </w:p>
+        </w:tc>
+        <w:tc>
+          <w:tcPr>
+            <w:tcW w:type="dxa" w:w="3408"/>
+          </w:tcPr>
+          <w:p>
+            <w:r>
+              <w:t>Check or calculation</w:t>
+            </w:r>
+          </w:p>
+        </w:tc>
+        <w:tc>
+          <w:tcPr>
+            <w:tcW w:type="dxa" w:w="3408"/>
+          </w:tcPr>
+          <w:p>
+            <w:r>
+              <w:t>Conclusion and limit</w:t>
+            </w:r>
+          </w:p>
+        </w:tc>
+      </w:tr>
+      <w:tr>
+        <w:tc>
+          <w:tcPr>
+            <w:tcW w:type="dxa" w:w="3408"/>
+          </w:tcPr>
+          <w:p>
+            <w:r>
+              <w:t>An invalid room is marked only by a red border; no text error or associated label is provided.</w:t>
+            </w:r>
+          </w:p>
+        </w:tc>
+        <w:tc>
+          <w:tcPr>
+            <w:tcW w:type="dxa" w:w="3408"/>
+          </w:tcPr>
+          <w:p>
+            <w:r>
+              <w:t>A form provides visible labels, keyboard access, associated error text and a non-colour status indicator. Test at zoom and with keyboard. Do not treat automated checks as a complete user evaluation.</w:t>
+            </w:r>
+          </w:p>
+        </w:tc>
+        <w:tc>
+          <w:tcPr>
+            <w:tcW w:type="dxa" w:w="3408"/>
+          </w:tcPr>
+          <w:p>
+            <w:r>
+              <w:t>Colour alone does not communicate the failure to all users. Add labelled error text and an actionable correction; retain keyboard navigation.</w:t>
+            </w:r>
+          </w:p>
+        </w:tc>
+      </w:tr>
+    </w:tbl>
+    <w:p>
+      <w:r>
+        <w:t>The figure connects this chapter's worked input, declared procedure and result. Read the complete worked reasoning for qualifiers and intermediate steps; the abbreviated labels do not replace that reasoning.</w:t>
+      </w:r>
+    </w:p>
+    <w:p>
+      <w:pPr>
+        <w:spacing w:line="336" w:lineRule="auto" w:after="180"/>
+      </w:pPr>
+      <w:r>
+        <w:rPr>
+          <w:b w:val="0"/>
+        </w:rPr>
+        <w:t>Guided: Colour alone does not communicate the failure to all users. Add labelled error text and an actionable correction; retain keyboard navigation.</w:t>
+      </w:r>
+    </w:p>
+    <w:p>
+      <w:pPr>
+        <w:spacing w:line="336" w:lineRule="auto" w:after="180"/>
+      </w:pPr>
+      <w:r>
+        <w:rPr>
+          <w:b w:val="0"/>
+        </w:rPr>
+        <w:t>Qualification: Accessibility requirements need real interaction checks and appropriate user feedback; a checklist alone is incomplete.</w:t>
+      </w:r>
+    </w:p>
+    <w:p>
+      <w:pPr>
+        <w:spacing w:line="336" w:lineRule="auto" w:after="180"/>
+      </w:pPr>
+      <w:r>
+        <w:rPr>
+          <w:b w:val="0"/>
+        </w:rPr>
+        <w:t xml:space="preserve">Exit: accept a concrete variation with its predicted outcome and a stated condition that would challenge the </w:t>
+      </w:r>
+      <w:r>
+        <w:rPr>
+          <w:b/>
+        </w:rPr>
+        <w:t>mechanism</w:t>
+      </w:r>
+      <w:r>
+        <w:rPr>
+          <w:b w:val="0"/>
+        </w:rPr>
+        <w:t xml:space="preserve">; reject a claim resting on unmeasured </w:t>
+      </w:r>
+      <w:r>
+        <w:rPr>
+          <w:b/>
+        </w:rPr>
+        <w:t>evidence</w:t>
+      </w:r>
+      <w:r>
+        <w:rPr>
+          <w:b w:val="0"/>
+        </w:rPr>
+        <w:t>.</w:t>
+      </w:r>
+    </w:p>
+    <w:p>
+      <w:pPr>
+        <w:spacing w:line="336" w:lineRule="auto" w:after="180"/>
+      </w:pPr>
+      <w:r>
+        <w:rPr>
+          <w:b w:val="0"/>
+        </w:rPr>
+        <w:t>An invalid room is marked only by a red border; no text error or associated label is provided.</w:t>
+      </w:r>
+    </w:p>
+    <w:p>
+      <w:pPr>
+        <w:spacing w:line="336" w:lineRule="auto" w:after="180"/>
+      </w:pPr>
+      <w:r>
+        <w:rPr>
+          <w:b w:val="0"/>
+        </w:rPr>
+        <w:t>Colour alone does not communicate the failure to all users. Add labelled error text and an actionable correction; retain keyboard navigation.</w:t>
+      </w:r>
+    </w:p>
+    <w:p>
+      <w:pPr>
+        <w:spacing w:line="336" w:lineRule="auto" w:after="180"/>
+      </w:pPr>
+      <w:r>
+        <w:rPr>
+          <w:b w:val="0"/>
+        </w:rPr>
+        <w:t xml:space="preserve">Compare the intermediate </w:t>
+      </w:r>
+      <w:r>
+        <w:rPr>
+          <w:b/>
+        </w:rPr>
+        <w:t>evidence</w:t>
+      </w:r>
+      <w:r>
+        <w:rPr>
+          <w:b w:val="0"/>
+        </w:rPr>
+        <w:t xml:space="preserve"> with the final statement. Explain why each number or decision follows from the stated </w:t>
+      </w:r>
+      <w:r>
+        <w:rPr>
+          <w:b/>
+        </w:rPr>
+        <w:t>input</w:t>
+      </w:r>
+      <w:r>
+        <w:rPr>
+          <w:b w:val="0"/>
+        </w:rPr>
+        <w:t xml:space="preserve">s. The conclusion belongs to this scenario and procedure; changing the </w:t>
+      </w:r>
+      <w:r>
+        <w:rPr>
+          <w:b/>
+        </w:rPr>
+        <w:t>input</w:t>
+      </w:r>
+      <w:r>
+        <w:rPr>
+          <w:b w:val="0"/>
+        </w:rPr>
+        <w:t xml:space="preserve">s, evaluation population or authority can change what it establishes. Retain only authorized, minimized </w:t>
+      </w:r>
+      <w:r>
+        <w:rPr>
+          <w:b/>
+        </w:rPr>
+        <w:t>evidence</w:t>
+      </w:r>
+      <w:r>
+        <w:rPr>
+          <w:b w:val="0"/>
+        </w:rPr>
+        <w:t xml:space="preserve"> without unnecessary private content so a later revision can be compared honestly.</w:t>
+      </w:r>
+    </w:p>
+    <w:p>
+      <w:pPr>
+        <w:pStyle w:val="Heading2"/>
+      </w:pPr>
+      <w:r>
+        <w:t>Interaction and evidence probes</w:t>
+      </w:r>
+    </w:p>
+    <w:tbl>
+      <w:tblPr>
+        <w:tblStyle w:val="LightShading-Accent1"/>
+        <w:tblW w:type="auto" w:w="0"/>
+        <w:tblLook w:firstColumn="1" w:firstRow="1" w:lastColumn="0" w:lastRow="0" w:noHBand="0" w:noVBand="1" w:val="04A0"/>
+      </w:tblPr>
+      <w:tblGrid>
+        <w:gridCol w:w="5112"/>
+        <w:gridCol w:w="5112"/>
+      </w:tblGrid>
+      <w:tr>
+        <w:trPr>
+          <w:tblHeader/>
+        </w:trPr>
+        <w:tc>
+          <w:tcPr>
+            <w:tcW w:type="dxa" w:w="5112"/>
+          </w:tcPr>
+          <w:p>
+            <w:r>
+              <w:t>Accessibility probe</w:t>
+            </w:r>
+          </w:p>
+        </w:tc>
+        <w:tc>
+          <w:tcPr>
+            <w:tcW w:type="dxa" w:w="5112"/>
+          </w:tcPr>
+          <w:p>
+            <w:r>
+              <w:t>Expected interpretation</w:t>
+            </w:r>
+          </w:p>
+        </w:tc>
+      </w:tr>
+      <w:tr>
+        <w:tc>
+          <w:tcPr>
+            <w:tcW w:type="dxa" w:w="5112"/>
+          </w:tcPr>
+          <w:p>
+            <w:r>
+              <w:t>Colour removed or not perceived</w:t>
+            </w:r>
+          </w:p>
+        </w:tc>
+        <w:tc>
+          <w:tcPr>
+            <w:tcW w:type="dxa" w:w="5112"/>
+          </w:tcPr>
+          <w:p>
+            <w:r>
+              <w:t>Text still communicates the problem</w:t>
+            </w:r>
+          </w:p>
+        </w:tc>
+      </w:tr>
+      <w:tr>
+        <w:tc>
+          <w:tcPr>
+            <w:tcW w:type="dxa" w:w="5112"/>
+          </w:tcPr>
+          <w:p>
+            <w:r>
+              <w:t>Field focused</w:t>
+            </w:r>
+          </w:p>
+        </w:tc>
+        <w:tc>
+          <w:tcPr>
+            <w:tcW w:type="dxa" w:w="5112"/>
+          </w:tcPr>
+          <w:p>
+            <w:r>
+              <w:t>Name, current state and relevant error relationship are available for checking</w:t>
+            </w:r>
+          </w:p>
+        </w:tc>
+      </w:tr>
+      <w:tr>
+        <w:tc>
+          <w:tcPr>
+            <w:tcW w:type="dxa" w:w="5112"/>
+          </w:tcPr>
+          <w:p>
+            <w:r>
+              <w:t>Tab and reverse Tab used</w:t>
+            </w:r>
+          </w:p>
+        </w:tc>
+        <w:tc>
+          <w:tcPr>
+            <w:tcW w:type="dxa" w:w="5112"/>
+          </w:tcPr>
+          <w:p>
+            <w:r>
+              <w:t>Logical order, visible focus and no trap on the tested path</w:t>
+            </w:r>
+          </w:p>
+        </w:tc>
+      </w:tr>
+      <w:tr>
+        <w:tc>
+          <w:tcPr>
+            <w:tcW w:type="dxa" w:w="5112"/>
+          </w:tcPr>
+          <w:p>
+            <w:r>
+              <w:t>Button reached but cannot activate</w:t>
+            </w:r>
+          </w:p>
+        </w:tc>
+        <w:tc>
+          <w:tcPr>
+            <w:tcW w:type="dxa" w:w="5112"/>
+          </w:tcPr>
+          <w:p>
+            <w:r>
+              <w:t>Keyboard task still fails</w:t>
+            </w:r>
+          </w:p>
+        </w:tc>
+      </w:tr>
+      <w:tr>
+        <w:tc>
+          <w:tcPr>
+            <w:tcW w:type="dxa" w:w="5112"/>
+          </w:tcPr>
+          <w:p>
+            <w:r>
+              <w:t>Generic “Error” with no correction</w:t>
+            </w:r>
+          </w:p>
+        </w:tc>
+        <w:tc>
+          <w:tcPr>
+            <w:tcW w:type="dxa" w:w="5112"/>
+          </w:tcPr>
+          <w:p>
+            <w:r>
+              <w:t>Meaning and recovery remain inadequate</w:t>
+            </w:r>
+          </w:p>
+        </w:tc>
+      </w:tr>
+      <w:tr>
+        <w:tc>
+          <w:tcPr>
+            <w:tcW w:type="dxa" w:w="5112"/>
+          </w:tcPr>
+          <w:p>
+            <w:r>
+              <w:t>Programmatic attribute added</w:t>
+            </w:r>
+          </w:p>
+        </w:tc>
+        <w:tc>
+          <w:tcPr>
+            <w:tcW w:type="dxa" w:w="5112"/>
+          </w:tcPr>
+          <w:p>
+            <w:r>
+              <w:t>Inspect actual relationships; do not infer user experience from markup alone</w:t>
+            </w:r>
+          </w:p>
+        </w:tc>
+      </w:tr>
+      <w:tr>
+        <w:tc>
+          <w:tcPr>
+            <w:tcW w:type="dxa" w:w="5112"/>
+          </w:tcPr>
+          <w:p>
+            <w:r>
+              <w:t>Zoom and narrow view</w:t>
+            </w:r>
+          </w:p>
+        </w:tc>
+        <w:tc>
+          <w:tcPr>
+            <w:tcW w:type="dxa" w:w="5112"/>
+          </w:tcPr>
+          <w:p>
+            <w:r>
+              <w:t>Check reading, controls and task completion; record the tested conditions</w:t>
+            </w:r>
+          </w:p>
+        </w:tc>
+      </w:tr>
+      <w:tr>
+        <w:tc>
+          <w:tcPr>
+            <w:tcW w:type="dxa" w:w="5112"/>
+          </w:tcPr>
+          <w:p>
+            <w:r>
+              <w:t>Non-sensitive input retained after recoverable error</w:t>
+            </w:r>
+          </w:p>
+        </w:tc>
+        <w:tc>
+          <w:tcPr>
+            <w:tcW w:type="dxa" w:w="5112"/>
+          </w:tcPr>
+          <w:p>
+            <w:r>
+              <w:t>Avoid unnecessary re-entry under the stated policy</w:t>
+            </w:r>
+          </w:p>
+        </w:tc>
+      </w:tr>
+      <w:tr>
+        <w:tc>
+          <w:tcPr>
+            <w:tcW w:type="dxa" w:w="5112"/>
+          </w:tcPr>
+          <w:p>
+            <w:r>
+              <w:t>Automated checker passes</w:t>
+            </w:r>
+          </w:p>
+        </w:tc>
+        <w:tc>
+          <w:tcPr>
+            <w:tcW w:type="dxa" w:w="5112"/>
+          </w:tcPr>
+          <w:p>
+            <w:r>
+              <w:t>Scoped technical evidence, not complete accessibility or real-user evaluation</w:t>
+            </w:r>
+          </w:p>
+        </w:tc>
+      </w:tr>
+    </w:tbl>
+    <w:p>
+      <w:pPr>
+        <w:pStyle w:val="Heading2"/>
+      </w:pPr>
+      <w:r>
+        <w:t>Separate answer-feedback meaning and action</w:t>
+      </w:r>
+    </w:p>
+    <w:p>
+      <w:pPr>
+        <w:spacing w:line="336" w:lineRule="auto" w:after="180"/>
+      </w:pPr>
+      <w:r>
+        <w:rPr>
+          <w:b w:val="0"/>
+        </w:rPr>
+        <w:t>Make feedback accessible. An app marks an incomplete answer with a red circle only; a revision adds equivalent text and keyboard access.</w:t>
+      </w:r>
+    </w:p>
+    <w:p>
+      <w:pPr>
+        <w:spacing w:line="336" w:lineRule="auto" w:after="180"/>
+      </w:pPr>
+      <w:r>
+        <w:rPr>
+          <w:b w:val="0"/>
+        </w:rPr>
+        <w:t>New text: "More explanation needed". The next-action link is labelled and focusable; status is exposed to assistive technology.</w:t>
+      </w:r>
+    </w:p>
+    <w:p>
+      <w:pPr>
+        <w:spacing w:line="336" w:lineRule="auto" w:after="180"/>
+      </w:pPr>
+      <w:r>
+        <w:rPr>
+          <w:b w:val="0"/>
+        </w:rPr>
+        <w:t>The picture is a separate answer-feedback example. The original red circle gains the text “More explanation needed”, a labelled focusable next-action link and programmatic status information. These additions address different barriers: words communicate meaning, a usable link offers an action and programmatic information supports assistive-technology access.</w:t>
+      </w:r>
+    </w:p>
+    <w:p>
+      <w:pPr>
+        <w:spacing w:line="336" w:lineRule="auto" w:after="180"/>
+      </w:pPr>
+      <w:r>
+        <w:rPr>
+          <w:b w:val="0"/>
+        </w:rPr>
+        <w:t>The message can be made more actionable by identifying the missing reasoning, for example “Explain which source supports your answer.” Changing red to orange alone supplies none of these missing meanings or actions. A keyboard-reachable link still needs activation, focus visibility and relevant assistive-technology checks; no actual learner trial is documented by the picture.</w:t>
+      </w:r>
+    </w:p>
+    <w:p>
+      <w:pPr>
+        <w:pStyle w:val="Heading2"/>
+      </w:pPr>
+      <w:r>
+        <w:t>Picture trace and colour-only change key</w:t>
+      </w:r>
+    </w:p>
+    <w:p>
+      <w:r>
+        <w:drawing>
+          <wp:inline xmlns:a="http://schemas.openxmlformats.org/drawingml/2006/main" xmlns:pic="http://schemas.openxmlformats.org/drawingml/2006/picture">
+            <wp:extent cx="5486400" cy="3182112"/>
+            <wp:docPr id="1" name="Picture 1" descr="Find the barrier: Colour alone may not communicate the status to every learner. → Provide meaning: Text and programmatic status explain the same result. → Test next action: A keyboard user can reach the labelled explanation link."/>
+            <wp:cNvGraphicFramePr>
+              <a:graphicFrameLocks noChangeAspect="1"/>
+            </wp:cNvGraphicFramePr>
+            <a:graphic>
+              <a:graphicData uri="http://schemas.openxmlformats.org/drawingml/2006/picture">
+                <pic:pic>
+                  <pic:nvPicPr>
+                    <pic:cNvPr id="0" name="academy-story-ai-6-28-02.png"/>
+                    <pic:cNvPicPr/>
+                  </pic:nvPicPr>
+                  <pic:blipFill>
+                    <a:blip r:embed="rId9"/>
+                    <a:stretch>
+                      <a:fillRect/>
+                    </a:stretch>
+                  </pic:blipFill>
+                  <pic:spPr>
+                    <a:xfrm>
+                      <a:off x="0" y="0"/>
+                      <a:ext cx="5486400" cy="3182112"/>
+                    </a:xfrm>
+                    <a:prstGeom prst="rect"/>
+                  </pic:spPr>
+                </pic:pic>
+              </a:graphicData>
+            </a:graphic>
+          </wp:inline>
+        </w:drawing>
+      </w:r>
+    </w:p>
+    <w:p>
+      <w:pPr>
+        <w:pStyle w:val="Heading3"/>
+      </w:pPr>
+      <w:r>
+        <w:t>Read the picture one step at a time</w:t>
+      </w:r>
+    </w:p>
+    <w:tbl>
+      <w:tblPr>
+        <w:tblStyle w:val="LightShading-Accent1"/>
+        <w:tblW w:type="auto" w:w="0"/>
+        <w:tblLook w:firstColumn="1" w:firstRow="1" w:lastColumn="0" w:lastRow="0" w:noHBand="0" w:noVBand="1" w:val="04A0"/>
+      </w:tblPr>
+      <w:tblGrid>
+        <w:gridCol w:w="5112"/>
+        <w:gridCol w:w="5112"/>
+      </w:tblGrid>
+      <w:tr>
+        <w:trPr>
+          <w:tblHeader/>
+        </w:trPr>
+        <w:tc>
+          <w:tcPr>
+            <w:tcW w:type="dxa" w:w="5112"/>
+          </w:tcPr>
+          <w:p>
+            <w:r>
+              <w:t>Step</w:t>
+            </w:r>
+          </w:p>
+        </w:tc>
+        <w:tc>
+          <w:tcPr>
+            <w:tcW w:type="dxa" w:w="5112"/>
+          </w:tcPr>
+          <w:p>
+            <w:r>
+              <w:t>What happens and why</w:t>
+            </w:r>
+          </w:p>
+        </w:tc>
+      </w:tr>
+      <w:tr>
+        <w:tc>
+          <w:tcPr>
+            <w:tcW w:type="dxa" w:w="5112"/>
+          </w:tcPr>
+          <w:p>
+            <w:r>
+              <w:t>1. Find the barrier</w:t>
+            </w:r>
+          </w:p>
+        </w:tc>
+        <w:tc>
+          <w:tcPr>
+            <w:tcW w:type="dxa" w:w="5112"/>
+          </w:tcPr>
+          <w:p>
+            <w:r>
+              <w:t>Colour alone may not communicate the status to every learner.</w:t>
+            </w:r>
+          </w:p>
+        </w:tc>
+      </w:tr>
+      <w:tr>
+        <w:tc>
+          <w:tcPr>
+            <w:tcW w:type="dxa" w:w="5112"/>
+          </w:tcPr>
+          <w:p>
+            <w:r>
+              <w:t>2. Provide meaning</w:t>
+            </w:r>
+          </w:p>
+        </w:tc>
+        <w:tc>
+          <w:tcPr>
+            <w:tcW w:type="dxa" w:w="5112"/>
+          </w:tcPr>
+          <w:p>
+            <w:r>
+              <w:t>Text and programmatic status explain the same result.</w:t>
+            </w:r>
+          </w:p>
+        </w:tc>
+      </w:tr>
+      <w:tr>
+        <w:tc>
+          <w:tcPr>
+            <w:tcW w:type="dxa" w:w="5112"/>
+          </w:tcPr>
+          <w:p>
+            <w:r>
+              <w:t>3. Test next action</w:t>
+            </w:r>
+          </w:p>
+        </w:tc>
+        <w:tc>
+          <w:tcPr>
+            <w:tcW w:type="dxa" w:w="5112"/>
+          </w:tcPr>
+          <w:p>
+            <w:r>
+              <w:t>A keyboard user can reach the labelled explanation link.</w:t>
+            </w:r>
+          </w:p>
+        </w:tc>
+      </w:tr>
+    </w:tbl>
+    <w:p>
+      <w:r>
+        <w:t>Match each pictured step to the supplied facts. This is a worked teaching case, not an independent assessment.</w:t>
+      </w:r>
+    </w:p>
+    <w:p>
+      <w:pPr>
+        <w:spacing w:line="336" w:lineRule="auto" w:after="180"/>
+      </w:pPr>
+      <w:r>
+        <w:rPr>
+          <w:b w:val="0"/>
+        </w:rPr>
+        <w:t>Accessibility offers the same meaning and actions through usable channels. Feedback should say what to improve, not merely show a mark.</w:t>
+      </w:r>
+    </w:p>
+    <w:p>
+      <w:pPr>
+        <w:spacing w:line="336" w:lineRule="auto" w:after="180"/>
+      </w:pPr>
+      <w:r>
+        <w:rPr>
+          <w:b w:val="0"/>
+        </w:rPr>
+        <w:t>One keyboard check is not a complete accessibility audit; test relevant assistive technologies and gather user feedback.</w:t>
+      </w:r>
+    </w:p>
+    <w:p>
+      <w:pPr>
+        <w:spacing w:line="336" w:lineRule="auto" w:after="180"/>
+      </w:pPr>
+      <w:r>
+        <w:rPr>
+          <w:b w:val="0"/>
+        </w:rPr>
+        <w:t>Change: Change the circle to orange without labels.</w:t>
+      </w:r>
+    </w:p>
+    <w:p>
+      <w:pPr>
+        <w:spacing w:line="336" w:lineRule="auto" w:after="180"/>
+      </w:pPr>
+      <w:r>
+        <w:rPr>
+          <w:b/>
+        </w:rPr>
+        <w:t>Prediction</w:t>
+      </w:r>
+      <w:r>
+        <w:rPr>
+          <w:b w:val="0"/>
+        </w:rPr>
+        <w:t>: The colour-only communication barrier remains.</w:t>
+      </w:r>
+    </w:p>
+    <w:p>
+      <w:pPr>
+        <w:spacing w:line="336" w:lineRule="auto" w:after="180"/>
+      </w:pPr>
+      <w:r>
+        <w:rPr>
+          <w:b w:val="0"/>
+        </w:rPr>
+        <w:t>Reason: A different hue supplies no textual or programmatic equivalent.</w:t>
+      </w:r>
+    </w:p>
+    <w:p>
+      <w:pPr>
+        <w:pStyle w:val="Heading2"/>
+      </w:pPr>
+      <w:r>
+        <w:t>Primary reference guidance and scope</w:t>
+      </w:r>
+    </w:p>
+    <w:p>
+      <w:pPr>
+        <w:spacing w:line="336" w:lineRule="auto" w:after="180"/>
+      </w:pPr>
+      <w:r>
+        <w:rPr>
+          <w:b w:val="0"/>
+        </w:rPr>
+        <w:t>Reference guidance: W3C WAI Forms Tutorial (https://www.w3.org/WAI/tutorials/forms/), User Notifications (https://www.w3.org/WAI/tutorials/forms/notifications/) and native HTML controls technique H91 (https://www.w3.org/WAI/WCAG21/Techniques/html/H91). Use the guidance to plan checks; no conformance certification or real-user findings are supplied by this fictional lesson.</w:t>
+      </w:r>
+    </w:p>
+    <w:p>
+      <w:pPr>
+        <w:pStyle w:val="Heading2"/>
+      </w:pPr>
+      <w:r>
+        <w:t>Earlier wording, alternatives and picture transcripts · reference / check after trying</w:t>
+      </w:r>
+    </w:p>
+    <w:p>
+      <w:pPr>
+        <w:spacing w:line="336" w:lineRule="auto" w:after="180"/>
+      </w:pPr>
+      <w:r>
+        <w:rPr>
+          <w:b w:val="0"/>
+        </w:rPr>
+        <w:t>Begin by writing the question the procedure is intended to answer. Identify the information already supplied, the information it will produce and the information still missing.</w:t>
+      </w:r>
+    </w:p>
+    <w:p>
+      <w:pPr>
+        <w:spacing w:line="336" w:lineRule="auto" w:after="180"/>
+      </w:pPr>
+      <w:r>
+        <w:rPr>
+          <w:b w:val="0"/>
+        </w:rPr>
+        <w:t>These are constructed classroom examples; they do not require live accounts, private records or an external service. Do not treat a plausible explanation as a measured outcome.</w:t>
       </w:r>
     </w:p>
     <w:p>
@@ -925,99 +2206,30 @@
         <w:pStyle w:val="Heading3"/>
       </w:pPr>
       <w:r>
-        <w:t>Accessibility and user feedback — evidence trace</w:t>
-      </w:r>
-    </w:p>
-    <w:tbl>
-      <w:tblPr>
-        <w:tblStyle w:val="LightShading-Accent1"/>
-        <w:tblW w:type="auto" w:w="0"/>
-        <w:tblLook w:firstColumn="1" w:firstRow="1" w:lastColumn="0" w:lastRow="0" w:noHBand="0" w:noVBand="1" w:val="04A0"/>
-      </w:tblPr>
-      <w:tblGrid>
-        <w:gridCol w:w="3408"/>
-        <w:gridCol w:w="3408"/>
-        <w:gridCol w:w="3408"/>
-      </w:tblGrid>
-      <w:tr>
-        <w:trPr>
-          <w:tblHeader/>
-        </w:trPr>
-        <w:tc>
-          <w:tcPr>
-            <w:tcW w:type="dxa" w:w="3408"/>
-          </w:tcPr>
-          <w:p>
-            <w:r>
-              <w:t>Input and scope</w:t>
-            </w:r>
-          </w:p>
-        </w:tc>
-        <w:tc>
-          <w:tcPr>
-            <w:tcW w:type="dxa" w:w="3408"/>
-          </w:tcPr>
-          <w:p>
-            <w:r>
-              <w:t>Check or calculation</w:t>
-            </w:r>
-          </w:p>
-        </w:tc>
-        <w:tc>
-          <w:tcPr>
-            <w:tcW w:type="dxa" w:w="3408"/>
-          </w:tcPr>
-          <w:p>
-            <w:r>
-              <w:t>Conclusion and limit</w:t>
-            </w:r>
-          </w:p>
-        </w:tc>
-      </w:tr>
-      <w:tr>
-        <w:tc>
-          <w:tcPr>
-            <w:tcW w:type="dxa" w:w="3408"/>
-          </w:tcPr>
-          <w:p>
-            <w:r>
-              <w:t>An invalid room is marked only by a red border; no text error or associated label is provided.</w:t>
-            </w:r>
-          </w:p>
-        </w:tc>
-        <w:tc>
-          <w:tcPr>
-            <w:tcW w:type="dxa" w:w="3408"/>
-          </w:tcPr>
-          <w:p>
-            <w:r>
-              <w:t>A form provides visible labels, keyboard access, associated error text and a non-colour status indicator. Test at zoom and with keyboard. Do not treat automated checks as a complete user evaluation.</w:t>
-            </w:r>
-          </w:p>
-        </w:tc>
-        <w:tc>
-          <w:tcPr>
-            <w:tcW w:type="dxa" w:w="3408"/>
-          </w:tcPr>
-          <w:p>
-            <w:r>
-              <w:t>Colour alone does not communicate the failure to all users. Add labelled error text and an actionable correction; retain keyboard navigation.</w:t>
-            </w:r>
-          </w:p>
-        </w:tc>
-      </w:tr>
-    </w:tbl>
-    <w:p>
-      <w:r>
-        <w:t>The figure connects this chapter's worked input, declared procedure and result. Read the complete worked reasoning for qualifiers and intermediate steps; the abbreviated labels do not replace that reasoning.</w:t>
+        <w:t>Model the reasoning aloud</w:t>
       </w:r>
     </w:p>
     <w:p>
       <w:pPr>
-        <w:pStyle w:val="Heading3"/>
-      </w:pPr>
-      <w:r>
-        <w:t>Explain Accessibility and user feedback · 3</w:t>
+        <w:spacing w:line="336" w:lineRule="auto" w:after="180"/>
+      </w:pPr>
+      <w:r>
+        <w:rPr>
+          <w:b w:val="0"/>
+        </w:rPr>
+        <w:t xml:space="preserve">Use the complete worked example below before asking learners to complete W2. Reveal a small part, invite a </w:t>
+      </w:r>
+      <w:r>
+        <w:rPr>
+          <w:b/>
+        </w:rPr>
+        <w:t>prediction</w:t>
+      </w:r>
+      <w:r>
+        <w:rPr>
+          <w:b w:val="0"/>
+        </w:rPr>
+        <w:t>, then explain the deciding step.</w:t>
       </w:r>
     </w:p>
     <w:p>
@@ -1028,183 +2240,7 @@
         <w:rPr>
           <w:b w:val="0"/>
         </w:rPr>
-        <w:t>Guided: Colour alone does not communicate the failure to all users. Add labelled error text and an actionable correction; retain keyboard navigation.</w:t>
-      </w:r>
-    </w:p>
-    <w:p>
-      <w:pPr>
-        <w:spacing w:line="336" w:lineRule="auto" w:after="180"/>
-      </w:pPr>
-      <w:r>
-        <w:rPr>
-          <w:b w:val="0"/>
-        </w:rPr>
-        <w:t>Qualification: Accessibility requirements need real interaction checks and appropriate user feedback; a checklist alone is incomplete.</w:t>
-      </w:r>
-    </w:p>
-    <w:p>
-      <w:pPr>
-        <w:spacing w:line="336" w:lineRule="auto" w:after="180"/>
-      </w:pPr>
-      <w:r>
-        <w:rPr>
-          <w:b w:val="0"/>
-        </w:rPr>
-        <w:t xml:space="preserve">Exit: accept a concrete variation with its predicted outcome and a stated condition that would challenge the </w:t>
-      </w:r>
-      <w:r>
-        <w:rPr>
-          <w:b/>
-        </w:rPr>
-        <w:t>mechanism</w:t>
-      </w:r>
-      <w:r>
-        <w:rPr>
-          <w:b w:val="0"/>
-        </w:rPr>
-        <w:t xml:space="preserve">; reject a claim resting on unmeasured </w:t>
-      </w:r>
-      <w:r>
-        <w:rPr>
-          <w:b/>
-        </w:rPr>
-        <w:t>evidence</w:t>
-      </w:r>
-      <w:r>
-        <w:rPr>
-          <w:b w:val="0"/>
-        </w:rPr>
-        <w:t>.</w:t>
-      </w:r>
-    </w:p>
-    <w:p>
-      <w:pPr>
-        <w:pStyle w:val="Heading3"/>
-      </w:pPr>
-      <w:r>
-        <w:t>Model the reasoning aloud</w:t>
-      </w:r>
-    </w:p>
-    <w:p>
-      <w:pPr>
-        <w:spacing w:line="336" w:lineRule="auto" w:after="180"/>
-      </w:pPr>
-      <w:r>
-        <w:rPr>
-          <w:b w:val="0"/>
-        </w:rPr>
-        <w:t xml:space="preserve">Use the complete worked example below before asking learners to complete W2. Reveal a small part, invite a </w:t>
-      </w:r>
-      <w:r>
-        <w:rPr>
-          <w:b/>
-        </w:rPr>
-        <w:t>prediction</w:t>
-      </w:r>
-      <w:r>
-        <w:rPr>
-          <w:b w:val="0"/>
-        </w:rPr>
-        <w:t>, then explain the deciding step.</w:t>
-      </w:r>
-    </w:p>
-    <w:p>
-      <w:pPr>
-        <w:spacing w:line="336" w:lineRule="auto" w:after="180"/>
-      </w:pPr>
-      <w:r>
-        <w:rPr>
-          <w:b w:val="0"/>
-        </w:rPr>
         <w:t>These teacher notes contain solutions; do not reveal the independent case answer during modelling.</w:t>
-      </w:r>
-    </w:p>
-    <w:p>
-      <w:pPr>
-        <w:spacing w:line="336" w:lineRule="auto" w:after="180"/>
-      </w:pPr>
-      <w:r>
-        <w:rPr>
-          <w:b w:val="0"/>
-        </w:rPr>
-        <w:t>An invalid room is marked only by a red border; no text error or associated label is provided.</w:t>
-      </w:r>
-    </w:p>
-    <w:p>
-      <w:pPr>
-        <w:spacing w:line="336" w:lineRule="auto" w:after="180"/>
-      </w:pPr>
-      <w:r>
-        <w:rPr>
-          <w:b w:val="0"/>
-        </w:rPr>
-        <w:t>Colour alone does not communicate the failure to all users. Add labelled error text and an actionable correction; retain keyboard navigation.</w:t>
-      </w:r>
-    </w:p>
-    <w:p>
-      <w:pPr>
-        <w:pStyle w:val="Heading3"/>
-      </w:pPr>
-      <w:r>
-        <w:t>Model the reasoning aloud · 4</w:t>
-      </w:r>
-    </w:p>
-    <w:p>
-      <w:pPr>
-        <w:spacing w:line="336" w:lineRule="auto" w:after="180"/>
-      </w:pPr>
-      <w:r>
-        <w:rPr>
-          <w:b w:val="0"/>
-        </w:rPr>
-        <w:t xml:space="preserve">Compare the intermediate </w:t>
-      </w:r>
-      <w:r>
-        <w:rPr>
-          <w:b/>
-        </w:rPr>
-        <w:t>evidence</w:t>
-      </w:r>
-      <w:r>
-        <w:rPr>
-          <w:b w:val="0"/>
-        </w:rPr>
-        <w:t xml:space="preserve"> with the final statement. Explain why each number or decision follows from the stated </w:t>
-      </w:r>
-      <w:r>
-        <w:rPr>
-          <w:b/>
-        </w:rPr>
-        <w:t>input</w:t>
-      </w:r>
-      <w:r>
-        <w:rPr>
-          <w:b w:val="0"/>
-        </w:rPr>
-        <w:t>s.</w:t>
-      </w:r>
-    </w:p>
-    <w:p>
-      <w:pPr>
-        <w:spacing w:line="336" w:lineRule="auto" w:after="180"/>
-      </w:pPr>
-      <w:r>
-        <w:rPr>
-          <w:b w:val="0"/>
-        </w:rPr>
-        <w:t xml:space="preserve">The conclusion belongs to this scenario and procedure; changing the </w:t>
-      </w:r>
-      <w:r>
-        <w:rPr>
-          <w:b/>
-        </w:rPr>
-        <w:t>input</w:t>
-      </w:r>
-      <w:r>
-        <w:rPr>
-          <w:b w:val="0"/>
-        </w:rPr>
-        <w:t>s, evaluation population or authority can change what it establishes. Retain the raw record so a later revision can be compared honestly.</w:t>
       </w:r>
     </w:p>
     <w:tbl>
@@ -1330,41 +2366,10 @@
     </w:p>
     <w:p>
       <w:pPr>
-        <w:spacing w:line="336" w:lineRule="auto" w:after="180"/>
-      </w:pPr>
-      <w:r>
-        <w:rPr>
-          <w:b w:val="0"/>
-        </w:rPr>
-        <w:t>Make feedback accessible. An app marks an incomplete answer with a red circle only; a revision adds equivalent text and keyboard access.</w:t>
-      </w:r>
-    </w:p>
-    <w:p>
-      <w:pPr>
         <w:pStyle w:val="Heading3"/>
       </w:pPr>
       <w:r>
         <w:t>The facts we will use</w:t>
-      </w:r>
-    </w:p>
-    <w:p>
-      <w:pPr>
-        <w:pStyle w:val="Heading3"/>
-      </w:pPr>
-      <w:r>
-        <w:t>Supplied facts</w:t>
-      </w:r>
-    </w:p>
-    <w:p>
-      <w:pPr>
-        <w:spacing w:line="336" w:lineRule="auto" w:after="180"/>
-        <w:shd w:fill="F1F6FC"/>
-      </w:pPr>
-      <w:r>
-        <w:rPr>
-          <w:b w:val="0"/>
-        </w:rPr>
-        <w:t>New text: "More explanation needed". The next-action link is labelled and focusable; status is exposed to assistive technology.</w:t>
       </w:r>
     </w:p>
     <w:p>
@@ -1372,7 +2377,7 @@
         <w:drawing>
           <wp:inline xmlns:a="http://schemas.openxmlformats.org/drawingml/2006/main" xmlns:pic="http://schemas.openxmlformats.org/drawingml/2006/picture">
             <wp:extent cx="5486400" cy="5185229"/>
-            <wp:docPr id="1" name="Picture 1" descr="Accessibility and user feedback. Find the barrier: Colour alone may not communicate the status to every learner.. Provide meaning: Text and programmatic status explain the same result.. Test next action: A keyboard user can reach the labelled explanation link."/>
+            <wp:docPr id="2" name="Picture 2" descr="Accessibility and user feedback. Find the barrier: Colour alone may not communicate the status to every learner.. Provide meaning: Text and programmatic status explain the same result.. Test next action: A keyboard user can reach the labelled explanation link."/>
             <wp:cNvGraphicFramePr>
               <a:graphicFrameLocks noChangeAspect="1"/>
             </wp:cNvGraphicFramePr>
@@ -1384,7 +2389,7 @@
                     <pic:cNvPicPr/>
                   </pic:nvPicPr>
                   <pic:blipFill>
-                    <a:blip r:embed="rId9"/>
+                    <a:blip r:embed="rId10"/>
                     <a:stretch>
                       <a:fillRect/>
                     </a:stretch>
@@ -1408,114 +2413,7 @@
         <w:pStyle w:val="Heading3"/>
       </w:pPr>
       <w:r>
-        <w:t>Read the picture one step at a time</w:t>
-      </w:r>
-    </w:p>
-    <w:tbl>
-      <w:tblPr>
-        <w:tblStyle w:val="LightShading-Accent1"/>
-        <w:tblW w:type="auto" w:w="0"/>
-        <w:tblLook w:firstColumn="1" w:firstRow="1" w:lastColumn="0" w:lastRow="0" w:noHBand="0" w:noVBand="1" w:val="04A0"/>
-      </w:tblPr>
-      <w:tblGrid>
-        <w:gridCol w:w="5112"/>
-        <w:gridCol w:w="5112"/>
-      </w:tblGrid>
-      <w:tr>
-        <w:trPr>
-          <w:tblHeader/>
-        </w:trPr>
-        <w:tc>
-          <w:tcPr>
-            <w:tcW w:type="dxa" w:w="5112"/>
-          </w:tcPr>
-          <w:p>
-            <w:r>
-              <w:t>Step</w:t>
-            </w:r>
-          </w:p>
-        </w:tc>
-        <w:tc>
-          <w:tcPr>
-            <w:tcW w:type="dxa" w:w="5112"/>
-          </w:tcPr>
-          <w:p>
-            <w:r>
-              <w:t>What happens and why</w:t>
-            </w:r>
-          </w:p>
-        </w:tc>
-      </w:tr>
-      <w:tr>
-        <w:tc>
-          <w:tcPr>
-            <w:tcW w:type="dxa" w:w="5112"/>
-          </w:tcPr>
-          <w:p>
-            <w:r>
-              <w:t>1. Find the barrier</w:t>
-            </w:r>
-          </w:p>
-        </w:tc>
-        <w:tc>
-          <w:tcPr>
-            <w:tcW w:type="dxa" w:w="5112"/>
-          </w:tcPr>
-          <w:p>
-            <w:r>
-              <w:t>Colour alone may not communicate the status to every learner.</w:t>
-            </w:r>
-          </w:p>
-        </w:tc>
-      </w:tr>
-      <w:tr>
-        <w:tc>
-          <w:tcPr>
-            <w:tcW w:type="dxa" w:w="5112"/>
-          </w:tcPr>
-          <w:p>
-            <w:r>
-              <w:t>2. Provide meaning</w:t>
-            </w:r>
-          </w:p>
-        </w:tc>
-        <w:tc>
-          <w:tcPr>
-            <w:tcW w:type="dxa" w:w="5112"/>
-          </w:tcPr>
-          <w:p>
-            <w:r>
-              <w:t>Text and programmatic status explain the same result.</w:t>
-            </w:r>
-          </w:p>
-        </w:tc>
-      </w:tr>
-      <w:tr>
-        <w:tc>
-          <w:tcPr>
-            <w:tcW w:type="dxa" w:w="5112"/>
-          </w:tcPr>
-          <w:p>
-            <w:r>
-              <w:t>3. Test next action</w:t>
-            </w:r>
-          </w:p>
-        </w:tc>
-        <w:tc>
-          <w:tcPr>
-            <w:tcW w:type="dxa" w:w="5112"/>
-          </w:tcPr>
-          <w:p>
-            <w:r>
-              <w:t>A keyboard user can reach the labelled explanation link.</w:t>
-            </w:r>
-          </w:p>
-        </w:tc>
-      </w:tr>
-    </w:tbl>
-    <w:p>
-      <w:r>
-        <w:t>Match each pictured step to the supplied facts. This is a worked teaching case, not an independent assessment.</w:t>
+        <w:t>Why this result follows</w:t>
       </w:r>
     </w:p>
     <w:p>
@@ -1523,7 +2421,7 @@
         <w:pStyle w:val="Heading3"/>
       </w:pPr>
       <w:r>
-        <w:t>Why this result follows</w:t>
+        <w:t>What this example does not establish</w:t>
       </w:r>
     </w:p>
     <w:p>
@@ -1531,137 +2429,168 @@
         <w:pStyle w:val="Heading3"/>
       </w:pPr>
       <w:r>
-        <w:t>Why the result follows</w:t>
+        <w:t>Change one thing in the pictured case</w:t>
       </w:r>
     </w:p>
     <w:p>
       <w:pPr>
-        <w:spacing w:line="336" w:lineRule="auto" w:after="180"/>
-        <w:shd w:fill="F1F6FC"/>
-      </w:pPr>
-      <w:r>
-        <w:rPr>
-          <w:b w:val="0"/>
-        </w:rPr>
-        <w:t>Accessibility offers the same meaning and actions through usable channels. Feedback should say what to improve, not merely show a mark.</w:t>
+        <w:pStyle w:val="Heading3"/>
+      </w:pPr>
+      <w:r>
+        <w:t>Ask while showing the picture</w:t>
       </w:r>
     </w:p>
     <w:p>
       <w:pPr>
-        <w:pStyle w:val="Heading3"/>
-      </w:pPr>
-      <w:r>
-        <w:t>What this example does not establish</w:t>
+        <w:spacing w:line="336" w:lineRule="auto" w:after="180"/>
+      </w:pPr>
+      <w:r>
+        <w:rPr>
+          <w:b w:val="0"/>
+        </w:rPr>
+        <w:t xml:space="preserve">Cover the result. Ask learners to name the </w:t>
+      </w:r>
+      <w:r>
+        <w:rPr>
+          <w:b/>
+        </w:rPr>
+        <w:t>input</w:t>
+      </w:r>
+      <w:r>
+        <w:rPr>
+          <w:b w:val="0"/>
+        </w:rPr>
+        <w:t xml:space="preserve">s and predict the next step. Uncover one step, connect the icon to the actual procedure, and explain its </w:t>
+      </w:r>
+      <w:r>
+        <w:rPr>
+          <w:b/>
+        </w:rPr>
+        <w:t>evidence</w:t>
+      </w:r>
+      <w:r>
+        <w:rPr>
+          <w:b w:val="0"/>
+        </w:rPr>
+        <w:t>. Then change the supplied condition and compare.</w:t>
       </w:r>
     </w:p>
     <w:p>
       <w:pPr>
-        <w:pStyle w:val="Heading3"/>
-      </w:pPr>
-      <w:r>
-        <w:t>Keep the stated limit</w:t>
+        <w:spacing w:line="336" w:lineRule="auto" w:after="180"/>
+      </w:pPr>
+      <w:r>
+        <w:rPr>
+          <w:b w:val="0"/>
+        </w:rPr>
+        <w:t>The picture is a representation; it does not document execution of a real AI model.</w:t>
       </w:r>
     </w:p>
     <w:p>
       <w:pPr>
-        <w:spacing w:line="336" w:lineRule="auto" w:after="180"/>
-        <w:shd w:fill="FFF5E6"/>
-      </w:pPr>
-      <w:r>
-        <w:rPr>
-          <w:b w:val="0"/>
-        </w:rPr>
-        <w:t>One keyboard check is not a complete accessibility audit; test relevant assistive technologies and gather user feedback.</w:t>
+        <w:pStyle w:val="Heading1"/>
+      </w:pPr>
+      <w:r>
+        <w:t>03. Model a step,then remove help</w:t>
       </w:r>
     </w:p>
     <w:p>
-      <w:pPr>
-        <w:pStyle w:val="Heading3"/>
-      </w:pPr>
-      <w:r>
-        <w:t>Change one thing in the pictured case</w:t>
+      <w:r>
+        <w:t>Collect each learner’s reasoning before showing a key.</w:t>
       </w:r>
     </w:p>
     <w:p>
       <w:pPr>
-        <w:pStyle w:val="Heading3"/>
-      </w:pPr>
-      <w:r>
-        <w:t>Change one thing</w:t>
+        <w:pStyle w:val="Heading2"/>
+      </w:pPr>
+      <w:r>
+        <w:t>Current completion task and checked reasoning</w:t>
       </w:r>
     </w:p>
     <w:p>
       <w:pPr>
         <w:spacing w:line="336" w:lineRule="auto" w:after="180"/>
-        <w:shd w:fill="F5F1FB"/>
       </w:pPr>
       <w:r>
         <w:rPr>
           <w:b w:val="0"/>
         </w:rPr>
-        <w:t>Change: Change the circle to orange without labels.</w:t>
+        <w:t>Completion task: An invalid room is marked only by a red border; no text error or associated label is provided. Show the intermediate steps and give the conclusion with its scope.</w:t>
       </w:r>
     </w:p>
     <w:p>
       <w:pPr>
-        <w:pStyle w:val="Heading3"/>
-      </w:pPr>
-      <w:r>
-        <w:t>Predicted result</w:t>
+        <w:spacing w:line="336" w:lineRule="auto" w:after="180"/>
+      </w:pPr>
+      <w:r>
+        <w:rPr>
+          <w:b w:val="0"/>
+        </w:rPr>
+        <w:t>Teacher check: Teacher explanation: Colour alone does not communicate the failure to all users. Add labelled error text and an actionable correction; retain keyboard navigation.</w:t>
       </w:r>
     </w:p>
     <w:p>
       <w:pPr>
         <w:spacing w:line="336" w:lineRule="auto" w:after="180"/>
-        <w:shd w:fill="F1F6FC"/>
-      </w:pPr>
+      </w:pPr>
+      <w:r>
+        <w:rPr>
+          <w:b w:val="0"/>
+        </w:rPr>
+        <w:t xml:space="preserve">Start by identifying the given </w:t>
+      </w:r>
       <w:r>
         <w:rPr>
           <w:b/>
         </w:rPr>
-        <w:t>Prediction</w:t>
+        <w:t>input</w:t>
       </w:r>
       <w:r>
         <w:rPr>
           <w:b w:val="0"/>
         </w:rPr>
-        <w:t>: The colour-only communication barrier remains.</w:t>
+        <w:t>s together. Leave the intermediate steps blank. If needed, model one step, then withdraw that help on the next step. Move to a full trace only when the partial trace is understood.</w:t>
       </w:r>
     </w:p>
     <w:p>
       <w:pPr>
-        <w:pStyle w:val="Heading3"/>
-      </w:pPr>
-      <w:r>
-        <w:t>Why the result follows</w:t>
+        <w:spacing w:line="336" w:lineRule="auto" w:after="180"/>
+      </w:pPr>
+      <w:r>
+        <w:rPr>
+          <w:b w:val="0"/>
+        </w:rPr>
+        <w:t>For partners, alternate explainer and checker; collect a response from every learner before discussion.</w:t>
       </w:r>
     </w:p>
     <w:p>
       <w:pPr>
-        <w:spacing w:line="336" w:lineRule="auto" w:after="180"/>
-        <w:shd w:fill="F1F6FC"/>
-      </w:pPr>
-      <w:r>
-        <w:rPr>
-          <w:b w:val="0"/>
-        </w:rPr>
-        <w:t>Reason: A different hue supplies no textual or programmatic equivalent.</w:t>
+        <w:pStyle w:val="Heading2"/>
+      </w:pPr>
+      <w:r>
+        <w:t>Individual misconception check</w:t>
       </w:r>
     </w:p>
     <w:p>
       <w:pPr>
-        <w:pStyle w:val="Heading3"/>
-      </w:pPr>
-      <w:r>
-        <w:t>Ask while showing the picture</w:t>
+        <w:spacing w:line="336" w:lineRule="auto" w:after="180"/>
+      </w:pPr>
+      <w:r>
+        <w:rPr>
+          <w:b w:val="0"/>
+        </w:rPr>
+        <w:t>Use the worked case for Accessibility and user feedback. Proposed explanation: “The worked result establishes every future case”. Decide whether this explanation is supported.</w:t>
       </w:r>
     </w:p>
     <w:p>
       <w:pPr>
-        <w:pStyle w:val="Heading3"/>
-      </w:pPr>
-      <w:r>
-        <w:t>Ask while showing the picture · 5</w:t>
+        <w:spacing w:line="336" w:lineRule="auto" w:after="180"/>
+      </w:pPr>
+      <w:r>
+        <w:rPr>
+          <w:b w:val="0"/>
+        </w:rPr>
+        <w:t>Point to the step or supplied fact that decides; explain your repair if needed.</w:t>
       </w:r>
     </w:p>
     <w:p>
@@ -1672,31 +2601,7 @@
         <w:rPr>
           <w:b w:val="0"/>
         </w:rPr>
-        <w:t xml:space="preserve">Cover the result. Ask learners to name the </w:t>
-      </w:r>
-      <w:r>
-        <w:rPr>
-          <w:b/>
-        </w:rPr>
-        <w:t>input</w:t>
-      </w:r>
-      <w:r>
-        <w:rPr>
-          <w:b w:val="0"/>
-        </w:rPr>
-        <w:t xml:space="preserve">s and predict the next step. Uncover one step, connect the icon to the actual procedure, and explain its </w:t>
-      </w:r>
-      <w:r>
-        <w:rPr>
-          <w:b/>
-        </w:rPr>
-        <w:t>evidence</w:t>
-      </w:r>
-      <w:r>
-        <w:rPr>
-          <w:b w:val="0"/>
-        </w:rPr>
-        <w:t>. Then change the supplied condition and compare.</w:t>
+        <w:t>Expected correction: Accessibility requirements need real interaction checks and appropriate user feedback; a checklist alone is incomplete.</w:t>
       </w:r>
     </w:p>
     <w:p>
@@ -1707,20 +2612,190 @@
         <w:rPr>
           <w:b w:val="0"/>
         </w:rPr>
-        <w:t>The picture is a representation; it does not document execution of a real AI model.</w:t>
+        <w:t>Collect explanations, not only yes/no votes. If a misunderstanding is common, re-model the relevant step for the class.</w:t>
       </w:r>
     </w:p>
     <w:p>
       <w:pPr>
-        <w:pStyle w:val="Heading1"/>
-      </w:pPr>
-      <w:r>
-        <w:t>03. Demonstrate and guide practice</w:t>
+        <w:spacing w:line="336" w:lineRule="auto" w:after="180"/>
+      </w:pPr>
+      <w:r>
+        <w:rPr>
+          <w:b w:val="0"/>
+        </w:rPr>
+        <w:t>If it affects a few learners, give a short targeted group explanation while others solve a more demanding variation.</w:t>
       </w:r>
     </w:p>
     <w:p>
-      <w:r>
-        <w:t>Demonstrate Accessibility and user feedback, reduce support deliberately and check individual reasoning before discussing answers.</w:t>
+      <w:pPr>
+        <w:pStyle w:val="Heading2"/>
+      </w:pPr>
+      <w:r>
+        <w:t>Pictured reasoning and changed case</w:t>
+      </w:r>
+    </w:p>
+    <w:p>
+      <w:pPr>
+        <w:spacing w:line="336" w:lineRule="auto" w:after="180"/>
+      </w:pPr>
+      <w:r>
+        <w:rPr>
+          <w:b w:val="0"/>
+        </w:rPr>
+        <w:t>Explain what each text, keyboard and assistive-technology change adds to the feedback. Why does changing the red circle to orange alone not solve the communication barrier?</w:t>
+      </w:r>
+    </w:p>
+    <w:p>
+      <w:pPr>
+        <w:spacing w:line="336" w:lineRule="auto" w:after="180"/>
+      </w:pPr>
+      <w:r>
+        <w:rPr>
+          <w:b w:val="0"/>
+        </w:rPr>
+        <w:t>Colour alone may not communicate the status to every learner. Text and programmatic status explain the same result. A keyboard user can reach the labelled explanation link.</w:t>
+      </w:r>
+    </w:p>
+    <w:p>
+      <w:pPr>
+        <w:spacing w:line="336" w:lineRule="auto" w:after="180"/>
+      </w:pPr>
+      <w:r>
+        <w:rPr>
+          <w:b w:val="0"/>
+        </w:rPr>
+        <w:t>Changed case: The colour-only communication barrier remains. A different hue supplies no textual or programmatic equivalent.</w:t>
+      </w:r>
+    </w:p>
+    <w:p>
+      <w:pPr>
+        <w:spacing w:line="336" w:lineRule="auto" w:after="180"/>
+      </w:pPr>
+      <w:r>
+        <w:rPr>
+          <w:b w:val="0"/>
+        </w:rPr>
+        <w:t>Changed-case reasoning: The colour-only communication barrier remains. A different hue supplies no textual or programmatic equivalent.</w:t>
+      </w:r>
+    </w:p>
+    <w:p>
+      <w:pPr>
+        <w:spacing w:line="336" w:lineRule="auto" w:after="180"/>
+      </w:pPr>
+      <w:r>
+        <w:rPr>
+          <w:b w:val="0"/>
+        </w:rPr>
+        <w:t xml:space="preserve">Collect each learner’s explanation before discussion. Use the first missing connection between </w:t>
+      </w:r>
+      <w:r>
+        <w:rPr>
+          <w:b/>
+        </w:rPr>
+        <w:t>input</w:t>
+      </w:r>
+      <w:r>
+        <w:rPr>
+          <w:b w:val="0"/>
+        </w:rPr>
+        <w:t xml:space="preserve">, deciding step and result to choose support. This question is worked-case practice, not fresh mastery </w:t>
+      </w:r>
+      <w:r>
+        <w:rPr>
+          <w:b/>
+        </w:rPr>
+        <w:t>evidence</w:t>
+      </w:r>
+      <w:r>
+        <w:rPr>
+          <w:b w:val="0"/>
+        </w:rPr>
+        <w:t>.</w:t>
+      </w:r>
+    </w:p>
+    <w:p>
+      <w:pPr>
+        <w:pStyle w:val="Heading2"/>
+      </w:pPr>
+      <w:r>
+        <w:t>Accessible support and extension</w:t>
+      </w:r>
+    </w:p>
+    <w:p>
+      <w:pPr>
+        <w:spacing w:line="336" w:lineRule="auto" w:after="180"/>
+      </w:pPr>
+      <w:r>
+        <w:rPr>
+          <w:b w:val="0"/>
+        </w:rPr>
+        <w:t xml:space="preserve">Use See how it works and Follow a worked example. Collect a </w:t>
+      </w:r>
+      <w:r>
+        <w:rPr>
+          <w:b/>
+        </w:rPr>
+        <w:t>prediction</w:t>
+      </w:r>
+      <w:r>
+        <w:rPr>
+          <w:b w:val="0"/>
+        </w:rPr>
+        <w:t xml:space="preserve"> before revealing its result; ask the learner to point to each intermediate fact.</w:t>
+      </w:r>
+    </w:p>
+    <w:p>
+      <w:pPr>
+        <w:spacing w:line="336" w:lineRule="auto" w:after="180"/>
+      </w:pPr>
+      <w:r>
+        <w:rPr>
+          <w:b w:val="0"/>
+        </w:rPr>
+        <w:t xml:space="preserve">Provide an </w:t>
+      </w:r>
+      <w:r>
+        <w:rPr>
+          <w:b/>
+        </w:rPr>
+        <w:t>input</w:t>
+      </w:r>
+      <w:r>
+        <w:rPr>
+          <w:b w:val="0"/>
+        </w:rPr>
+        <w:t>/procedure/result/limit frame and a calculator when needed. Ask students to identify the first step before completing the whole trace.</w:t>
+      </w:r>
+    </w:p>
+    <w:p>
+      <w:pPr>
+        <w:spacing w:line="336" w:lineRule="auto" w:after="180"/>
+      </w:pPr>
+      <w:r>
+        <w:rPr>
+          <w:b w:val="0"/>
+        </w:rPr>
+        <w:t xml:space="preserve">Extension: compare two concrete variants of this </w:t>
+      </w:r>
+      <w:r>
+        <w:rPr>
+          <w:b/>
+        </w:rPr>
+        <w:t>mechanism</w:t>
+      </w:r>
+      <w:r>
+        <w:rPr>
+          <w:b w:val="0"/>
+        </w:rPr>
+        <w:t xml:space="preserve"> while holding unrelated conditions fixed; report both successful and unsuccessful outcomes.</w:t>
+      </w:r>
+    </w:p>
+    <w:p>
+      <w:pPr>
+        <w:pStyle w:val="Heading2"/>
+      </w:pPr>
+      <w:r>
+        <w:t>Earlier wording, alternatives and picture transcripts · reference / check after trying</w:t>
       </w:r>
     </w:p>
     <w:tbl>
@@ -1937,71 +3012,26 @@
     </w:tbl>
     <w:p>
       <w:pPr>
-        <w:spacing w:line="336" w:lineRule="auto" w:after="180"/>
-      </w:pPr>
-      <w:r>
-        <w:rPr>
-          <w:b w:val="0"/>
-        </w:rPr>
-        <w:t xml:space="preserve">Use See how it works and Follow a worked example. Collect a </w:t>
-      </w:r>
-      <w:r>
-        <w:rPr>
-          <w:b/>
-        </w:rPr>
-        <w:t>prediction</w:t>
-      </w:r>
-      <w:r>
-        <w:rPr>
-          <w:b w:val="0"/>
-        </w:rPr>
-        <w:t xml:space="preserve"> before revealing its result; ask the learner to point to each intermediate fact.</w:t>
+        <w:pStyle w:val="Heading3"/>
+      </w:pPr>
+      <w:r>
+        <w:t>Reduce help deliberately</w:t>
       </w:r>
     </w:p>
     <w:p>
       <w:pPr>
-        <w:spacing w:line="336" w:lineRule="auto" w:after="180"/>
-      </w:pPr>
-      <w:r>
-        <w:rPr>
-          <w:b w:val="0"/>
-        </w:rPr>
-        <w:t xml:space="preserve">Provide an </w:t>
-      </w:r>
-      <w:r>
-        <w:rPr>
-          <w:b/>
-        </w:rPr>
-        <w:t>input</w:t>
-      </w:r>
-      <w:r>
-        <w:rPr>
-          <w:b w:val="0"/>
-        </w:rPr>
-        <w:t>/procedure/result/limit frame and a calculator when needed. Ask students to identify the first step before completing the whole trace.</w:t>
+        <w:pStyle w:val="Heading3"/>
+      </w:pPr>
+      <w:r>
+        <w:t>Individual reasoning check</w:t>
       </w:r>
     </w:p>
     <w:p>
       <w:pPr>
-        <w:spacing w:line="336" w:lineRule="auto" w:after="180"/>
-      </w:pPr>
-      <w:r>
-        <w:rPr>
-          <w:b w:val="0"/>
-        </w:rPr>
-        <w:t xml:space="preserve">Extension: compare two concrete variants of this </w:t>
-      </w:r>
-      <w:r>
-        <w:rPr>
-          <w:b/>
-        </w:rPr>
-        <w:t>mechanism</w:t>
-      </w:r>
-      <w:r>
-        <w:rPr>
-          <w:b w:val="0"/>
-        </w:rPr>
-        <w:t xml:space="preserve"> while holding unrelated conditions fixed; report both successful and unsuccessful outcomes.</w:t>
+        <w:pStyle w:val="Heading3"/>
+      </w:pPr>
+      <w:r>
+        <w:t>Pictorial practice question</w:t>
       </w:r>
     </w:p>
     <w:p>
@@ -2009,47 +3039,39 @@
         <w:pStyle w:val="Heading3"/>
       </w:pPr>
       <w:r>
-        <w:t>Reduce help deliberately</w:t>
+        <w:t>Reasoned teacher answer</w:t>
       </w:r>
     </w:p>
     <w:p>
       <w:pPr>
-        <w:pStyle w:val="Heading3"/>
-      </w:pPr>
-      <w:r>
-        <w:t>Completion practice</w:t>
+        <w:pStyle w:val="Heading1"/>
+      </w:pPr>
+      <w:r>
+        <w:t>04. Run the complete supplied investigation</w:t>
       </w:r>
     </w:p>
     <w:p>
-      <w:pPr>
-        <w:spacing w:line="336" w:lineRule="auto" w:after="180"/>
-        <w:shd w:fill="F5F1FB"/>
-      </w:pPr>
-      <w:r>
-        <w:rPr>
-          <w:b w:val="0"/>
-        </w:rPr>
-        <w:t>Completion task: An invalid room is marked only by a red border; no text error or associated label is provided. Show the intermediate steps and give the conclusion with its scope.</w:t>
+      <w:r>
+        <w:t>Separate predictions,actual runs and paper traces.</w:t>
       </w:r>
     </w:p>
     <w:p>
       <w:pPr>
-        <w:pStyle w:val="Heading3"/>
-      </w:pPr>
-      <w:r>
-        <w:t>Reasoning to listen for</w:t>
+        <w:pStyle w:val="Heading2"/>
+      </w:pPr>
+      <w:r>
+        <w:t>Complete inputs,expected results and limits</w:t>
       </w:r>
     </w:p>
     <w:p>
       <w:pPr>
         <w:spacing w:line="336" w:lineRule="auto" w:after="180"/>
-        <w:shd w:fill="F1F6FC"/>
       </w:pPr>
       <w:r>
         <w:rPr>
           <w:b w:val="0"/>
         </w:rPr>
-        <w:t>Teacher check: Teacher explanation: Colour alone does not communicate the failure to all users. Add labelled error text and an actionable correction; retain keyboard navigation.</w:t>
+        <w:t>Main red-only form needs meaningful labelled/associated error text and usable correction, not just a different colour. Added paper/mock inspection uses a1 invalid and A1 format accepted with no booking claim. Picture text, keyboard link and programmatic status address separate barriers; check actual interaction rather than infer from attributes.</w:t>
       </w:r>
     </w:p>
     <w:p>
@@ -2060,38 +3082,26 @@
         <w:rPr>
           <w:b w:val="0"/>
         </w:rPr>
-        <w:t xml:space="preserve">Start by identifying the given </w:t>
-      </w:r>
-      <w:r>
-        <w:rPr>
-          <w:b/>
-        </w:rPr>
-        <w:t>input</w:t>
-      </w:r>
-      <w:r>
-        <w:rPr>
-          <w:b w:val="0"/>
-        </w:rPr>
-        <w:t>s together. Leave the intermediate steps blank. If needed, model one step, then withdraw that help on the next step. Move to a full trace only when the partial trace is understood.</w:t>
+        <w:t>Selected independent case: provide keyboard-operable submit, preserve permitted non-sensitive valid input after timeout and give clear retry/review feedback. Verify focus order and error association. Record unperformed browser, assistive-technology and user checks as not run.</w:t>
       </w:r>
     </w:p>
     <w:p>
       <w:pPr>
-        <w:spacing w:line="336" w:lineRule="auto" w:after="180"/>
-      </w:pPr>
-      <w:r>
-        <w:rPr>
-          <w:b w:val="0"/>
-        </w:rPr>
-        <w:t>For partners, alternate explainer and checker; collect a response from every learner before discussion.</w:t>
+        <w:pStyle w:val="Heading2"/>
+      </w:pPr>
+      <w:r>
+        <w:t>Diagnose the current misconceptions</w:t>
       </w:r>
     </w:p>
     <w:p>
       <w:pPr>
-        <w:pStyle w:val="Heading3"/>
-      </w:pPr>
-      <w:r>
-        <w:t>Individual reasoning check</w:t>
+        <w:spacing w:line="336" w:lineRule="auto" w:after="180"/>
+      </w:pPr>
+      <w:r>
+        <w:rPr>
+          <w:b w:val="0"/>
+        </w:rPr>
+        <w:t>The worked result establishes every future case: Accessibility requirements need real interaction checks and appropriate user feedback; a checklist alone is incomplete.</w:t>
       </w:r>
     </w:p>
     <w:p>
@@ -2102,7 +3112,31 @@
         <w:rPr>
           <w:b w:val="0"/>
         </w:rPr>
-        <w:t>Use the worked case for Accessibility and user feedback. Proposed explanation: “The worked result establishes every future case”. Decide whether this explanation is supported.</w:t>
+        <w:t xml:space="preserve">A missing </w:t>
+      </w:r>
+      <w:r>
+        <w:rPr>
+          <w:b/>
+        </w:rPr>
+        <w:t>input</w:t>
+      </w:r>
+      <w:r>
+        <w:rPr>
+          <w:b w:val="0"/>
+        </w:rPr>
+        <w:t xml:space="preserve"> may be replaced without recording the change: A replacement changes the </w:t>
+      </w:r>
+      <w:r>
+        <w:rPr>
+          <w:b/>
+        </w:rPr>
+        <w:t>evidence</w:t>
+      </w:r>
+      <w:r>
+        <w:rPr>
+          <w:b w:val="0"/>
+        </w:rPr>
+        <w:t xml:space="preserve"> or contract. Record the change and its justification; do not silently turn unknown into a measured value.</w:t>
       </w:r>
     </w:p>
     <w:p>
@@ -2113,270 +3147,62 @@
         <w:rPr>
           <w:b w:val="0"/>
         </w:rPr>
-        <w:t>Point to the step or supplied fact that decides; explain your repair if needed.</w:t>
+        <w:t xml:space="preserve">Repeating an assessed case is new independent </w:t>
+      </w:r>
+      <w:r>
+        <w:rPr>
+          <w:b/>
+        </w:rPr>
+        <w:t>evidence</w:t>
+      </w:r>
+      <w:r>
+        <w:rPr>
+          <w:b w:val="0"/>
+        </w:rPr>
+        <w:t>: A replay checks consistency. An example used for feedback or revision cannot later be described as untouched final evaluation.</w:t>
       </w:r>
     </w:p>
     <w:p>
       <w:pPr>
-        <w:pStyle w:val="Heading3"/>
-      </w:pPr>
-      <w:r>
-        <w:t>Expected repair</w:t>
+        <w:spacing w:line="336" w:lineRule="auto" w:after="180"/>
+      </w:pPr>
+      <w:r>
+        <w:rPr>
+          <w:b w:val="0"/>
+        </w:rPr>
+        <w:t xml:space="preserve">Use Run the investigation for the </w:t>
+      </w:r>
+      <w:r>
+        <w:rPr>
+          <w:b/>
+        </w:rPr>
+        <w:t>evidence</w:t>
+      </w:r>
+      <w:r>
+        <w:rPr>
+          <w:b w:val="0"/>
+        </w:rPr>
+        <w:t xml:space="preserve"> ledger. Add a boundary or missing-</w:t>
+      </w:r>
+      <w:r>
+        <w:rPr>
+          <w:b/>
+        </w:rPr>
+        <w:t>input</w:t>
+      </w:r>
+      <w:r>
+        <w:rPr>
+          <w:b w:val="0"/>
+        </w:rPr>
+        <w:t xml:space="preserve"> case and record the expected response before checking. More successful repeats of one case do not establish wider coverage.</w:t>
       </w:r>
     </w:p>
     <w:p>
       <w:pPr>
-        <w:spacing w:line="336" w:lineRule="auto" w:after="180"/>
-        <w:shd w:fill="F1F6FC"/>
-      </w:pPr>
-      <w:r>
-        <w:rPr>
-          <w:b w:val="0"/>
-        </w:rPr>
-        <w:t>Expected correction: Accessibility requirements need real interaction checks and appropriate user feedback; a checklist alone is incomplete.</w:t>
-      </w:r>
-    </w:p>
-    <w:p>
-      <w:pPr>
-        <w:spacing w:line="336" w:lineRule="auto" w:after="180"/>
-      </w:pPr>
-      <w:r>
-        <w:rPr>
-          <w:b w:val="0"/>
-        </w:rPr>
-        <w:t>Collect explanations, not only yes/no votes. If a misunderstanding is common, re-model the relevant step for the class.</w:t>
-      </w:r>
-    </w:p>
-    <w:p>
-      <w:pPr>
-        <w:spacing w:line="336" w:lineRule="auto" w:after="180"/>
-      </w:pPr>
-      <w:r>
-        <w:rPr>
-          <w:b w:val="0"/>
-        </w:rPr>
-        <w:t>If it affects a few learners, give a short targeted group explanation while others solve a more demanding variation.</w:t>
-      </w:r>
-    </w:p>
-    <w:p>
-      <w:pPr>
-        <w:pStyle w:val="Heading3"/>
-      </w:pPr>
-      <w:r>
-        <w:t>Pictorial practice question</w:t>
-      </w:r>
-    </w:p>
-    <w:p>
-      <w:pPr>
-        <w:spacing w:line="336" w:lineRule="auto" w:after="180"/>
-        <w:shd w:fill="F5F1FB"/>
-      </w:pPr>
-      <w:r>
-        <w:rPr>
-          <w:b w:val="0"/>
-        </w:rPr>
-        <w:t>Explain what each text, keyboard and assistive-technology change adds to the feedback. Why does changing the red circle to orange alone not solve the communication barrier?</w:t>
-      </w:r>
-    </w:p>
-    <w:p>
-      <w:pPr>
-        <w:pStyle w:val="Heading3"/>
-      </w:pPr>
-      <w:r>
-        <w:t>Reasoned teacher answer</w:t>
-      </w:r>
-    </w:p>
-    <w:p>
-      <w:pPr>
-        <w:spacing w:line="336" w:lineRule="auto" w:after="180"/>
-      </w:pPr>
-      <w:r>
-        <w:rPr>
-          <w:b w:val="0"/>
-        </w:rPr>
-        <w:t>Colour alone may not communicate the status to every learner. Text and programmatic status explain the same result. A keyboard user can reach the labelled explanation link.</w:t>
-      </w:r>
-    </w:p>
-    <w:p>
-      <w:pPr>
-        <w:spacing w:line="336" w:lineRule="auto" w:after="180"/>
-      </w:pPr>
-      <w:r>
-        <w:rPr>
-          <w:b w:val="0"/>
-        </w:rPr>
-        <w:t>Changed case: The colour-only communication barrier remains. A different hue supplies no textual or programmatic equivalent.</w:t>
-      </w:r>
-    </w:p>
-    <w:p>
-      <w:pPr>
-        <w:spacing w:line="336" w:lineRule="auto" w:after="180"/>
-      </w:pPr>
-      <w:r>
-        <w:rPr>
-          <w:b w:val="0"/>
-        </w:rPr>
-        <w:t>Changed-case reasoning: The colour-only communication barrier remains. A different hue supplies no textual or programmatic equivalent.</w:t>
-      </w:r>
-    </w:p>
-    <w:p>
-      <w:pPr>
-        <w:spacing w:line="336" w:lineRule="auto" w:after="180"/>
-      </w:pPr>
-      <w:r>
-        <w:rPr>
-          <w:b w:val="0"/>
-        </w:rPr>
-        <w:t xml:space="preserve">Collect each learner’s explanation before discussion. Use the first missing connection between </w:t>
-      </w:r>
-      <w:r>
-        <w:rPr>
-          <w:b/>
-        </w:rPr>
-        <w:t>input</w:t>
-      </w:r>
-      <w:r>
-        <w:rPr>
-          <w:b w:val="0"/>
-        </w:rPr>
-        <w:t xml:space="preserve">, deciding step and result to choose support. This question is worked-case practice, not fresh mastery </w:t>
-      </w:r>
-      <w:r>
-        <w:rPr>
-          <w:b/>
-        </w:rPr>
-        <w:t>evidence</w:t>
-      </w:r>
-      <w:r>
-        <w:rPr>
-          <w:b w:val="0"/>
-        </w:rPr>
-        <w:t>.</w:t>
-      </w:r>
-    </w:p>
-    <w:p>
-      <w:pPr>
-        <w:pStyle w:val="Heading1"/>
-      </w:pPr>
-      <w:r>
-        <w:t>04. Run the investigation and diagnose misconceptions</w:t>
-      </w:r>
-    </w:p>
-    <w:p>
-      <w:r>
-        <w:t>Run the Accessibility and user feedback investigation and use the first unsupported step to choose a teaching response.</w:t>
-      </w:r>
-    </w:p>
-    <w:p>
-      <w:pPr>
-        <w:spacing w:line="336" w:lineRule="auto" w:after="180"/>
-      </w:pPr>
-      <w:r>
-        <w:rPr>
-          <w:b w:val="0"/>
-        </w:rPr>
-        <w:t>The worked result establishes every future case: Accessibility requirements need real interaction checks and appropriate user feedback; a checklist alone is incomplete.</w:t>
-      </w:r>
-    </w:p>
-    <w:p>
-      <w:pPr>
-        <w:spacing w:line="336" w:lineRule="auto" w:after="180"/>
-      </w:pPr>
-      <w:r>
-        <w:rPr>
-          <w:b w:val="0"/>
-        </w:rPr>
-        <w:t xml:space="preserve">A missing </w:t>
-      </w:r>
-      <w:r>
-        <w:rPr>
-          <w:b/>
-        </w:rPr>
-        <w:t>input</w:t>
-      </w:r>
-      <w:r>
-        <w:rPr>
-          <w:b w:val="0"/>
-        </w:rPr>
-        <w:t xml:space="preserve"> may be replaced without recording the change: A replacement changes the </w:t>
-      </w:r>
-      <w:r>
-        <w:rPr>
-          <w:b/>
-        </w:rPr>
-        <w:t>evidence</w:t>
-      </w:r>
-      <w:r>
-        <w:rPr>
-          <w:b w:val="0"/>
-        </w:rPr>
-        <w:t xml:space="preserve"> or contract. Record the change and its justification; do not silently turn unknown into a measured value.</w:t>
-      </w:r>
-    </w:p>
-    <w:p>
-      <w:pPr>
-        <w:spacing w:line="336" w:lineRule="auto" w:after="180"/>
-      </w:pPr>
-      <w:r>
-        <w:rPr>
-          <w:b w:val="0"/>
-        </w:rPr>
-        <w:t xml:space="preserve">Repeating an assessed case is new independent </w:t>
-      </w:r>
-      <w:r>
-        <w:rPr>
-          <w:b/>
-        </w:rPr>
-        <w:t>evidence</w:t>
-      </w:r>
-      <w:r>
-        <w:rPr>
-          <w:b w:val="0"/>
-        </w:rPr>
-        <w:t>: A replay checks consistency. An example used for feedback or revision cannot later be described as untouched final evaluation.</w:t>
-      </w:r>
-    </w:p>
-    <w:p>
-      <w:pPr>
-        <w:spacing w:line="336" w:lineRule="auto" w:after="180"/>
-      </w:pPr>
-      <w:r>
-        <w:rPr>
-          <w:b w:val="0"/>
-        </w:rPr>
-        <w:t xml:space="preserve">Use Run the investigation for the </w:t>
-      </w:r>
-      <w:r>
-        <w:rPr>
-          <w:b/>
-        </w:rPr>
-        <w:t>evidence</w:t>
-      </w:r>
-      <w:r>
-        <w:rPr>
-          <w:b w:val="0"/>
-        </w:rPr>
-        <w:t xml:space="preserve"> ledger. Add a boundary or missing-</w:t>
-      </w:r>
-      <w:r>
-        <w:rPr>
-          <w:b/>
-        </w:rPr>
-        <w:t>input</w:t>
-      </w:r>
-      <w:r>
-        <w:rPr>
-          <w:b w:val="0"/>
-        </w:rPr>
-        <w:t xml:space="preserve"> case and record the expected response before checking. More successful repeats of one case do not establish wider coverage.</w:t>
-      </w:r>
-    </w:p>
-    <w:p>
-      <w:pPr>
-        <w:pStyle w:val="Heading3"/>
-      </w:pPr>
-      <w:r>
-        <w:t>Match the support to the first error</w:t>
+        <w:pStyle w:val="Heading2"/>
+      </w:pPr>
+      <w:r>
+        <w:t>Choose accessible support</w:t>
       </w:r>
     </w:p>
     <w:tbl>
@@ -2549,45 +3375,39 @@
     </w:p>
     <w:p>
       <w:pPr>
-        <w:pStyle w:val="Heading1"/>
-      </w:pPr>
-      <w:r>
-        <w:t>05. Assess and explain the answers</w:t>
+        <w:pStyle w:val="Heading2"/>
+      </w:pPr>
+      <w:r>
+        <w:t>Earlier wording, alternatives and picture transcripts · reference / check after trying</w:t>
       </w:r>
     </w:p>
     <w:p>
-      <w:r>
-        <w:t>Use the Accessibility and user feedback questions, teacher keys and criteria after the relevant attempts. Previously discussed cases are practice; protect the separately selected independent task.</w:t>
+      <w:pPr>
+        <w:pStyle w:val="Heading3"/>
+      </w:pPr>
+      <w:r>
+        <w:t>Match the support to the first error</w:t>
       </w:r>
     </w:p>
     <w:p>
       <w:pPr>
-        <w:pStyle w:val="Heading3"/>
-      </w:pPr>
-      <w:r>
-        <w:t>Guided and exit questions</w:t>
+        <w:pStyle w:val="Heading1"/>
+      </w:pPr>
+      <w:r>
+        <w:t>05. Assess the new service scenario</w:t>
       </w:r>
     </w:p>
     <w:p>
-      <w:pPr>
-        <w:spacing w:line="336" w:lineRule="auto" w:after="180"/>
-      </w:pPr>
-      <w:r>
-        <w:rPr>
-          <w:b w:val="0"/>
-        </w:rPr>
-        <w:t>Guided: Colour alone does not communicate the failure to all users. Add labelled error text and an actionable correction; retain keyboard navigation.</w:t>
+      <w:r>
+        <w:t>Keep the selected answer private until after a first attempt.</w:t>
       </w:r>
     </w:p>
     <w:p>
       <w:pPr>
-        <w:spacing w:line="336" w:lineRule="auto" w:after="180"/>
-      </w:pPr>
-      <w:r>
-        <w:rPr>
-          <w:b w:val="0"/>
-        </w:rPr>
-        <w:t>Qualification: Accessibility requirements need real interaction checks and appropriate user feedback; a checklist alone is incomplete.</w:t>
+        <w:pStyle w:val="Heading2"/>
+      </w:pPr>
+      <w:r>
+        <w:t>Selected independent task and checked answer</w:t>
       </w:r>
     </w:p>
     <w:p>
@@ -2598,631 +3418,62 @@
         <w:rPr>
           <w:b w:val="0"/>
         </w:rPr>
-        <w:t xml:space="preserve">Exit: accept a concrete variation with its predicted outcome and a stated condition that would challenge the </w:t>
+        <w:t xml:space="preserve">Selected case: Submit is mouse-only; timeout replaces the entire form and loses </w:t>
       </w:r>
       <w:r>
         <w:rPr>
           <w:b/>
         </w:rPr>
-        <w:t>mechanism</w:t>
+        <w:t>input</w:t>
       </w:r>
       <w:r>
         <w:rPr>
           <w:b w:val="0"/>
         </w:rPr>
-        <w:t xml:space="preserve">; reject a claim resting on unmeasured </w:t>
-      </w:r>
-      <w:r>
-        <w:rPr>
-          <w:b/>
-        </w:rPr>
-        <w:t>evidence</w:t>
-      </w:r>
-      <w:r>
-        <w:rPr>
-          <w:b w:val="0"/>
-        </w:rPr>
-        <w:t>.</w:t>
+        <w:t>. Propose two concrete improvements.</w:t>
       </w:r>
     </w:p>
     <w:p>
       <w:pPr>
-        <w:pStyle w:val="Heading3"/>
-      </w:pPr>
-      <w:r>
-        <w:t>W1 Explain the mechanism</w:t>
+        <w:spacing w:line="336" w:lineRule="auto" w:after="180"/>
+      </w:pPr>
+      <w:r>
+        <w:rPr>
+          <w:b w:val="0"/>
+        </w:rPr>
+        <w:t xml:space="preserve">Teacher explanation: Provide keyboard-operable submit and preserve non-sensitive valid </w:t>
+      </w:r>
+      <w:r>
+        <w:rPr>
+          <w:b/>
+        </w:rPr>
+        <w:t>input</w:t>
+      </w:r>
+      <w:r>
+        <w:rPr>
+          <w:b w:val="0"/>
+        </w:rPr>
+        <w:t xml:space="preserve"> with a clear retry/review message. Verify </w:t>
+      </w:r>
+      <w:r>
+        <w:rPr>
+          <w:b/>
+        </w:rPr>
+        <w:t>focus order</w:t>
+      </w:r>
+      <w:r>
+        <w:rPr>
+          <w:b w:val="0"/>
+        </w:rPr>
+        <w:t xml:space="preserve"> and error association.</w:t>
       </w:r>
     </w:p>
     <w:p>
       <w:pPr>
-        <w:pStyle w:val="Heading3"/>
-      </w:pPr>
-      <w:r>
-        <w:t>Workbook question · W1</w:t>
-      </w:r>
-    </w:p>
-    <w:p>
-      <w:pPr>
-        <w:spacing w:line="336" w:lineRule="auto" w:after="180"/>
-        <w:shd w:fill="F5F1FB"/>
-      </w:pPr>
-      <w:r>
-        <w:rPr>
-          <w:b w:val="0"/>
-        </w:rPr>
-        <w:t xml:space="preserve">Explain the weekly </w:t>
-      </w:r>
-      <w:r>
-        <w:rPr>
-          <w:b/>
-        </w:rPr>
-        <w:t>mechanism</w:t>
-      </w:r>
-      <w:r>
-        <w:rPr>
-          <w:b w:val="0"/>
-        </w:rPr>
-        <w:t xml:space="preserve"> in your own words. Use the worked scenario to name its </w:t>
-      </w:r>
-      <w:r>
-        <w:rPr>
-          <w:b/>
-        </w:rPr>
-        <w:t>input</w:t>
-      </w:r>
-      <w:r>
-        <w:rPr>
-          <w:b w:val="0"/>
-        </w:rPr>
-        <w:t xml:space="preserve">, decision rule and </w:t>
-      </w:r>
-      <w:r>
-        <w:rPr>
-          <w:b/>
-        </w:rPr>
-        <w:t>output</w:t>
-      </w:r>
-      <w:r>
-        <w:rPr>
-          <w:b w:val="0"/>
-        </w:rPr>
-        <w:t>.</w:t>
-      </w:r>
-    </w:p>
-    <w:p>
-      <w:pPr>
-        <w:pStyle w:val="Heading3"/>
-      </w:pPr>
-      <w:r>
-        <w:t>Teacher reasoning · W1</w:t>
-      </w:r>
-    </w:p>
-    <w:p>
-      <w:pPr>
-        <w:spacing w:line="336" w:lineRule="auto" w:after="180"/>
-        <w:shd w:fill="F1F6FC"/>
-      </w:pPr>
-      <w:r>
-        <w:rPr>
-          <w:b w:val="0"/>
-        </w:rPr>
-        <w:t>Teacher explanation: Accessibility makes information and controls usable across stated needs. Feedback should describe the problem and recovery action without exposing sensitive details.</w:t>
-      </w:r>
-    </w:p>
-    <w:p>
-      <w:pPr>
-        <w:spacing w:line="336" w:lineRule="auto" w:after="180"/>
-        <w:shd w:fill="F1F6FC"/>
-      </w:pPr>
-      <w:r>
-        <w:rPr>
-          <w:b w:val="0"/>
-        </w:rPr>
-        <w:t>A form provides visible labels, keyboard access, associated error text and a non-colour status indicator. Test at zoom and with keyboard. Do not treat automated checks as a complete user evaluation.</w:t>
-      </w:r>
-    </w:p>
-    <w:p>
-      <w:pPr>
-        <w:pStyle w:val="Heading3"/>
-      </w:pPr>
-      <w:r>
-        <w:t>W2 Trace the worked case</w:t>
-      </w:r>
-    </w:p>
-    <w:p>
-      <w:pPr>
-        <w:pStyle w:val="Heading3"/>
-      </w:pPr>
-      <w:r>
-        <w:t>Workbook question · W2</w:t>
-      </w:r>
-    </w:p>
-    <w:p>
-      <w:pPr>
-        <w:spacing w:line="336" w:lineRule="auto" w:after="180"/>
-        <w:shd w:fill="F5F1FB"/>
-      </w:pPr>
-      <w:r>
-        <w:rPr>
-          <w:b w:val="0"/>
-        </w:rPr>
-        <w:t>An invalid room is marked only by a red border; no text error or associated label is provided. Show the intermediate steps and give the conclusion with its scope.</w:t>
-      </w:r>
-    </w:p>
-    <w:p>
-      <w:pPr>
-        <w:pStyle w:val="Heading3"/>
-      </w:pPr>
-      <w:r>
-        <w:t>Teacher reasoning · W2</w:t>
-      </w:r>
-    </w:p>
-    <w:p>
-      <w:pPr>
-        <w:spacing w:line="336" w:lineRule="auto" w:after="180"/>
-        <w:shd w:fill="F1F6FC"/>
-      </w:pPr>
-      <w:r>
-        <w:rPr>
-          <w:b w:val="0"/>
-        </w:rPr>
-        <w:t>Teacher explanation: Colour alone does not communicate the failure to all users. Add labelled error text and an actionable correction; retain keyboard navigation.</w:t>
-      </w:r>
-    </w:p>
-    <w:p>
-      <w:pPr>
-        <w:pStyle w:val="Heading3"/>
-      </w:pPr>
-      <w:r>
-        <w:t>W3 Audit the limit</w:t>
-      </w:r>
-    </w:p>
-    <w:p>
-      <w:pPr>
-        <w:pStyle w:val="Heading3"/>
-      </w:pPr>
-      <w:r>
-        <w:t>Workbook question · W3</w:t>
-      </w:r>
-    </w:p>
-    <w:p>
-      <w:pPr>
-        <w:spacing w:line="336" w:lineRule="auto" w:after="180"/>
-        <w:shd w:fill="F5F1FB"/>
-      </w:pPr>
-      <w:r>
-        <w:rPr>
-          <w:b w:val="0"/>
-        </w:rPr>
-        <w:t>A report omits this qualification: Accessibility requirements need real interaction checks and appropriate user feedback; a checklist alone is incomplete.</w:t>
-      </w:r>
-    </w:p>
-    <w:p>
-      <w:pPr>
-        <w:spacing w:line="336" w:lineRule="auto" w:after="180"/>
-        <w:shd w:fill="F5F1FB"/>
-      </w:pPr>
-      <w:r>
-        <w:rPr>
-          <w:b w:val="0"/>
-        </w:rPr>
-        <w:t>Explain how omitting it could change a reader's interpretation, and write an accurate replacement.</w:t>
-      </w:r>
-    </w:p>
-    <w:p>
-      <w:pPr>
-        <w:pStyle w:val="Heading3"/>
-      </w:pPr>
-      <w:r>
-        <w:t>Teacher reasoning · W3</w:t>
-      </w:r>
-    </w:p>
-    <w:p>
-      <w:pPr>
-        <w:spacing w:line="336" w:lineRule="auto" w:after="180"/>
-        <w:shd w:fill="F1F6FC"/>
-      </w:pPr>
-      <w:r>
-        <w:rPr>
-          <w:b w:val="0"/>
-        </w:rPr>
-        <w:t>Teacher explanation: Accessibility requirements need real interaction checks and appropriate user feedback; a checklist alone is incomplete.</w:t>
-      </w:r>
-    </w:p>
-    <w:p>
-      <w:pPr>
-        <w:spacing w:line="336" w:lineRule="auto" w:after="180"/>
-        <w:shd w:fill="F1F6FC"/>
-      </w:pPr>
-      <w:r>
-        <w:rPr>
-          <w:b w:val="0"/>
-        </w:rPr>
-        <w:t xml:space="preserve">State the observed result separately from the unverified or out-of-scope claim; preserve the original </w:t>
-      </w:r>
-      <w:r>
-        <w:rPr>
-          <w:b/>
-        </w:rPr>
-        <w:t>evidence</w:t>
-      </w:r>
-      <w:r>
-        <w:rPr>
-          <w:b w:val="0"/>
-        </w:rPr>
-        <w:t xml:space="preserve"> rather than inventing a missing fact.</w:t>
-      </w:r>
-    </w:p>
-    <w:p>
-      <w:pPr>
-        <w:pStyle w:val="Heading3"/>
-      </w:pPr>
-      <w:r>
-        <w:t>W4 Apply a new case independently</w:t>
-      </w:r>
-    </w:p>
-    <w:p>
-      <w:pPr>
-        <w:pStyle w:val="Heading3"/>
-      </w:pPr>
-      <w:r>
-        <w:t>Workbook question · W4</w:t>
-      </w:r>
-    </w:p>
-    <w:p>
-      <w:pPr>
-        <w:spacing w:line="336" w:lineRule="auto" w:after="180"/>
-        <w:shd w:fill="F5F1FB"/>
-      </w:pPr>
-      <w:r>
-        <w:rPr>
-          <w:b w:val="0"/>
-        </w:rPr>
-        <w:t xml:space="preserve">Submit is mouse-only; timeout replaces the entire form and loses </w:t>
-      </w:r>
-      <w:r>
-        <w:rPr>
-          <w:b/>
-        </w:rPr>
-        <w:t>input</w:t>
-      </w:r>
-      <w:r>
-        <w:rPr>
-          <w:b w:val="0"/>
-        </w:rPr>
-        <w:t>. Propose two concrete improvements.</w:t>
-      </w:r>
-    </w:p>
-    <w:p>
-      <w:pPr>
-        <w:pStyle w:val="Heading3"/>
-      </w:pPr>
-      <w:r>
-        <w:t>Teacher reasoning · W4</w:t>
-      </w:r>
-    </w:p>
-    <w:p>
-      <w:pPr>
-        <w:spacing w:line="336" w:lineRule="auto" w:after="180"/>
-        <w:shd w:fill="F1F6FC"/>
-      </w:pPr>
-      <w:r>
-        <w:rPr>
-          <w:b w:val="0"/>
-        </w:rPr>
-        <w:t xml:space="preserve">Teacher explanation: Provide keyboard-operable submit and preserve non-sensitive valid </w:t>
-      </w:r>
-      <w:r>
-        <w:rPr>
-          <w:b/>
-        </w:rPr>
-        <w:t>input</w:t>
-      </w:r>
-      <w:r>
-        <w:rPr>
-          <w:b w:val="0"/>
-        </w:rPr>
-        <w:t xml:space="preserve"> with a clear retry/review message. Verify </w:t>
-      </w:r>
-      <w:r>
-        <w:rPr>
-          <w:b/>
-        </w:rPr>
-        <w:t>focus order</w:t>
-      </w:r>
-      <w:r>
-        <w:rPr>
-          <w:b w:val="0"/>
-        </w:rPr>
-        <w:t xml:space="preserve"> and error association.</w:t>
-      </w:r>
-    </w:p>
-    <w:p>
-      <w:pPr>
-        <w:pStyle w:val="Heading3"/>
-      </w:pPr>
-      <w:r>
-        <w:t>W5 Design a revealing follow-up</w:t>
-      </w:r>
-    </w:p>
-    <w:p>
-      <w:pPr>
-        <w:pStyle w:val="Heading3"/>
-      </w:pPr>
-      <w:r>
-        <w:t>Workbook question · W5</w:t>
-      </w:r>
-    </w:p>
-    <w:p>
-      <w:pPr>
-        <w:spacing w:line="336" w:lineRule="auto" w:after="180"/>
-        <w:shd w:fill="F5F1FB"/>
-      </w:pPr>
-      <w:r>
-        <w:rPr>
-          <w:b w:val="0"/>
-        </w:rPr>
-        <w:t>For the worked scenario, propose one additional case that could reveal a failure, describe its expected outcome before running it, and explain what would need to remain fixed for a fair comparison.</w:t>
-      </w:r>
-    </w:p>
-    <w:p>
-      <w:pPr>
-        <w:spacing w:line="336" w:lineRule="auto" w:after="180"/>
-        <w:shd w:fill="F5F1FB"/>
-      </w:pPr>
-      <w:r>
-        <w:rPr>
-          <w:b w:val="0"/>
-        </w:rPr>
-        <w:t>Do not reuse W4 as a new final test after receiving feedback.</w:t>
-      </w:r>
-    </w:p>
-    <w:p>
-      <w:pPr>
-        <w:pStyle w:val="Heading3"/>
-      </w:pPr>
-      <w:r>
-        <w:t>Teacher reasoning · W5</w:t>
-      </w:r>
-    </w:p>
-    <w:p>
-      <w:pPr>
-        <w:spacing w:line="336" w:lineRule="auto" w:after="180"/>
-        <w:shd w:fill="F1F6FC"/>
-      </w:pPr>
-      <w:r>
-        <w:rPr>
-          <w:b w:val="0"/>
-        </w:rPr>
-        <w:t xml:space="preserve">Teacher explanation: Accept a concrete variant of the worked </w:t>
-      </w:r>
-      <w:r>
-        <w:rPr>
-          <w:b/>
-        </w:rPr>
-        <w:t>input</w:t>
-      </w:r>
-      <w:r>
-        <w:rPr>
-          <w:b w:val="0"/>
-        </w:rPr>
-        <w:t xml:space="preserve"> or a missing/conflicting/boundary condition, with an expectation derived from the declared procedure.</w:t>
-      </w:r>
-    </w:p>
-    <w:p>
-      <w:pPr>
-        <w:spacing w:line="336" w:lineRule="auto" w:after="180"/>
-        <w:shd w:fill="F1F6FC"/>
-      </w:pPr>
-      <w:r>
-        <w:rPr>
-          <w:b w:val="0"/>
-        </w:rPr>
-        <w:t xml:space="preserve">Require preserved settings, original </w:t>
-      </w:r>
-      <w:r>
-        <w:rPr>
-          <w:b/>
-        </w:rPr>
-        <w:t>output</w:t>
-      </w:r>
-      <w:r>
-        <w:rPr>
-          <w:b w:val="0"/>
-        </w:rPr>
-        <w:t>s and data roles. Accessibility requirements need real interaction checks and appropriate user feedback; a checklist alone is incomplete.</w:t>
-      </w:r>
-    </w:p>
-    <w:p>
-      <w:pPr>
-        <w:spacing w:line="336" w:lineRule="auto" w:after="180"/>
-        <w:shd w:fill="F1F6FC"/>
-      </w:pPr>
-      <w:r>
-        <w:rPr>
-          <w:b w:val="0"/>
-        </w:rPr>
-        <w:t xml:space="preserve">The new case should test this particular </w:t>
-      </w:r>
-      <w:r>
-        <w:rPr>
-          <w:b/>
-        </w:rPr>
-        <w:t>mechanism</w:t>
-      </w:r>
-      <w:r>
-        <w:rPr>
-          <w:b w:val="0"/>
-        </w:rPr>
-        <w:t xml:space="preserve"> rather than merely restate the original result.</w:t>
-      </w:r>
-    </w:p>
-    <w:p>
-      <w:pPr>
-        <w:pStyle w:val="Heading3"/>
-      </w:pPr>
-      <w:r>
-        <w:t>Independent assessment and fresh retry</w:t>
-      </w:r>
-    </w:p>
-    <w:p>
-      <w:pPr>
-        <w:pStyle w:val="Heading3"/>
-      </w:pPr>
-      <w:r>
-        <w:t>Teacher key · Independent assessment and fresh retry</w:t>
-      </w:r>
-    </w:p>
-    <w:p>
-      <w:pPr>
-        <w:spacing w:line="336" w:lineRule="auto" w:after="180"/>
-        <w:shd w:fill="F1F6FC"/>
-      </w:pPr>
-      <w:r>
-        <w:rPr>
-          <w:b w:val="0"/>
-        </w:rPr>
-        <w:t xml:space="preserve">W4: Provide keyboard-operable submit and preserve non-sensitive valid </w:t>
-      </w:r>
-      <w:r>
-        <w:rPr>
-          <w:b/>
-        </w:rPr>
-        <w:t>input</w:t>
-      </w:r>
-      <w:r>
-        <w:rPr>
-          <w:b w:val="0"/>
-        </w:rPr>
-        <w:t xml:space="preserve"> with a clear retry/review message. Verify </w:t>
-      </w:r>
-      <w:r>
-        <w:rPr>
-          <w:b/>
-        </w:rPr>
-        <w:t>focus order</w:t>
-      </w:r>
-      <w:r>
-        <w:rPr>
-          <w:b w:val="0"/>
-        </w:rPr>
-        <w:t xml:space="preserve"> and error association. Require intermediate reasoning and the stated scope.</w:t>
-      </w:r>
-    </w:p>
-    <w:p>
-      <w:pPr>
-        <w:spacing w:line="336" w:lineRule="auto" w:after="180"/>
-        <w:shd w:fill="F1F6FC"/>
-      </w:pPr>
-      <w:r>
-        <w:rPr>
-          <w:b w:val="0"/>
-        </w:rPr>
-        <w:t>Fresh retry: Status uses a green icon without text; focus jumps unpredictably after error. Expected reasoning: Add status text and manage focus to the relevant error or summary. Test the actual interaction.</w:t>
-      </w:r>
-    </w:p>
-    <w:p>
-      <w:pPr>
-        <w:spacing w:line="336" w:lineRule="auto" w:after="180"/>
-        <w:shd w:fill="F1F6FC"/>
-      </w:pPr>
-      <w:r>
-        <w:rPr>
-          <w:b w:val="0"/>
-        </w:rPr>
-        <w:t>If students need support, record it and reassess with another new case rather than awarding independence to a copied answer.</w:t>
-      </w:r>
-    </w:p>
-    <w:p>
-      <w:pPr>
-        <w:pStyle w:val="Heading3"/>
-      </w:pPr>
-      <w:r>
-        <w:t>Assess independent transfer</w:t>
-      </w:r>
-    </w:p>
-    <w:p>
-      <w:pPr>
-        <w:pStyle w:val="Heading3"/>
-      </w:pPr>
-      <w:r>
-        <w:t>Independent question · withhold the key</w:t>
-      </w:r>
-    </w:p>
-    <w:p>
-      <w:pPr>
-        <w:spacing w:line="336" w:lineRule="auto" w:after="180"/>
-        <w:shd w:fill="F5F1FB"/>
-      </w:pPr>
-      <w:r>
-        <w:rPr>
-          <w:b w:val="0"/>
-        </w:rPr>
-        <w:t xml:space="preserve">Selected case: Submit is mouse-only; timeout replaces the entire form and loses </w:t>
-      </w:r>
-      <w:r>
-        <w:rPr>
-          <w:b/>
-        </w:rPr>
-        <w:t>input</w:t>
-      </w:r>
-      <w:r>
-        <w:rPr>
-          <w:b w:val="0"/>
-        </w:rPr>
-        <w:t>. Propose two concrete improvements.</w:t>
-      </w:r>
-    </w:p>
-    <w:p>
-      <w:pPr>
-        <w:pStyle w:val="Heading3"/>
-      </w:pPr>
-      <w:r>
-        <w:t>Selected case answer</w:t>
-      </w:r>
-    </w:p>
-    <w:p>
-      <w:pPr>
-        <w:pStyle w:val="Heading3"/>
-      </w:pPr>
-      <w:r>
-        <w:t>Teacher key · Selected case answer</w:t>
-      </w:r>
-    </w:p>
-    <w:p>
-      <w:pPr>
-        <w:spacing w:line="336" w:lineRule="auto" w:after="180"/>
-        <w:shd w:fill="F1F6FC"/>
-      </w:pPr>
-      <w:r>
-        <w:rPr>
-          <w:b w:val="0"/>
-        </w:rPr>
-        <w:t xml:space="preserve">Teacher explanation: Provide keyboard-operable submit and preserve non-sensitive valid </w:t>
-      </w:r>
-      <w:r>
-        <w:rPr>
-          <w:b/>
-        </w:rPr>
-        <w:t>input</w:t>
-      </w:r>
-      <w:r>
-        <w:rPr>
-          <w:b w:val="0"/>
-        </w:rPr>
-        <w:t xml:space="preserve"> with a clear retry/review message. Verify </w:t>
-      </w:r>
-      <w:r>
-        <w:rPr>
-          <w:b/>
-        </w:rPr>
-        <w:t>focus order</w:t>
-      </w:r>
-      <w:r>
-        <w:rPr>
-          <w:b w:val="0"/>
-        </w:rPr>
-        <w:t xml:space="preserve"> and error association.</w:t>
+        <w:pStyle w:val="Heading2"/>
+      </w:pPr>
+      <w:r>
+        <w:t>Judge explanation,trace and limits</w:t>
       </w:r>
     </w:p>
     <w:tbl>
@@ -3329,54 +3580,55 @@
     </w:tbl>
     <w:p>
       <w:pPr>
-        <w:pStyle w:val="Heading3"/>
-      </w:pPr>
-      <w:r>
-        <w:t>Teacher key · Selected case answer</w:t>
+        <w:spacing w:line="336" w:lineRule="auto" w:after="180"/>
+      </w:pPr>
+      <w:r>
+        <w:rPr>
+          <w:b w:val="0"/>
+        </w:rPr>
+        <w:t>Record each dimension as not yet, with support, or independent. Accept a valid alternative procedure with a defensible trace.</w:t>
       </w:r>
     </w:p>
     <w:p>
       <w:pPr>
         <w:spacing w:line="336" w:lineRule="auto" w:after="180"/>
-        <w:shd w:fill="F1F6FC"/>
       </w:pPr>
       <w:r>
         <w:rPr>
           <w:b w:val="0"/>
         </w:rPr>
-        <w:t>Record each dimension as not yet, with support, or independent. Accept a valid alternative procedure with a defensible trace.</w:t>
+        <w:t xml:space="preserve">Do not penalise an honestly recorded model failure if the learner correctly explains its </w:t>
+      </w:r>
+      <w:r>
+        <w:rPr>
+          <w:b/>
+        </w:rPr>
+        <w:t>evidence</w:t>
+      </w:r>
+      <w:r>
+        <w:rPr>
+          <w:b w:val="0"/>
+        </w:rPr>
+        <w:t xml:space="preserve"> and limits.</w:t>
       </w:r>
     </w:p>
     <w:p>
       <w:pPr>
-        <w:spacing w:line="336" w:lineRule="auto" w:after="180"/>
-        <w:shd w:fill="F1F6FC"/>
-      </w:pPr>
-      <w:r>
-        <w:rPr>
-          <w:b w:val="0"/>
-        </w:rPr>
-        <w:t xml:space="preserve">Do not penalise an honestly recorded model failure if the learner correctly explains its </w:t>
-      </w:r>
-      <w:r>
-        <w:rPr>
-          <w:b/>
-        </w:rPr>
-        <w:t>evidence</w:t>
-      </w:r>
-      <w:r>
-        <w:rPr>
-          <w:b w:val="0"/>
-        </w:rPr>
-        <w:t xml:space="preserve"> and limits.</w:t>
+        <w:pStyle w:val="Heading2"/>
+      </w:pPr>
+      <w:r>
+        <w:t>Give one usable repair</w:t>
       </w:r>
     </w:p>
     <w:p>
       <w:pPr>
-        <w:pStyle w:val="Heading3"/>
-      </w:pPr>
-      <w:r>
-        <w:t>Feedback that the learner uses</w:t>
+        <w:spacing w:line="336" w:lineRule="auto" w:after="180"/>
+      </w:pPr>
+      <w:r>
+        <w:rPr>
+          <w:b w:val="0"/>
+        </w:rPr>
+        <w:t>Name the earliest unsupported step and give one action to repair it. Have the learner make that repair now and explain why. Then assess the relevant skill on a fresh, fully specified case.</w:t>
       </w:r>
     </w:p>
     <w:p>
@@ -3387,31 +3639,73 @@
         <w:rPr>
           <w:b w:val="0"/>
         </w:rPr>
-        <w:t>Name the earliest unsupported step and give one action to repair it. Have the learner make that repair now and explain why. Then assess the relevant skill on a fresh, fully specified case.</w:t>
+        <w:t>Confirm it was not previously practised with feedback; solve and check the new case before assigning it. A follow-up design prompt is a starting brief, not automatically an equivalent test.</w:t>
       </w:r>
     </w:p>
     <w:p>
       <w:pPr>
-        <w:spacing w:line="336" w:lineRule="auto" w:after="180"/>
-      </w:pPr>
-      <w:r>
-        <w:rPr>
-          <w:b w:val="0"/>
-        </w:rPr>
-        <w:t>Confirm it was not previously practised with feedback; solve and check the new case before assigning it. A follow-up design prompt is a starting brief, not automatically an equivalent test.</w:t>
+        <w:pStyle w:val="Heading2"/>
+      </w:pPr>
+      <w:r>
+        <w:t>W1 Explain the mechanism</w:t>
       </w:r>
     </w:p>
     <w:p>
       <w:pPr>
-        <w:pStyle w:val="Heading1"/>
-      </w:pPr>
-      <w:r>
-        <w:t>06. Connect the project, support and next lesson</w:t>
+        <w:spacing w:line="336" w:lineRule="auto" w:after="180"/>
+      </w:pPr>
+      <w:r>
+        <w:rPr>
+          <w:b w:val="0"/>
+        </w:rPr>
+        <w:t xml:space="preserve">Explain the weekly </w:t>
+      </w:r>
+      <w:r>
+        <w:rPr>
+          <w:b/>
+        </w:rPr>
+        <w:t>mechanism</w:t>
+      </w:r>
+      <w:r>
+        <w:rPr>
+          <w:b w:val="0"/>
+        </w:rPr>
+        <w:t xml:space="preserve"> in your own words. Use the worked scenario to name its </w:t>
+      </w:r>
+      <w:r>
+        <w:rPr>
+          <w:b/>
+        </w:rPr>
+        <w:t>input</w:t>
+      </w:r>
+      <w:r>
+        <w:rPr>
+          <w:b w:val="0"/>
+        </w:rPr>
+        <w:t xml:space="preserve">, decision rule and </w:t>
+      </w:r>
+      <w:r>
+        <w:rPr>
+          <w:b/>
+        </w:rPr>
+        <w:t>output</w:t>
+      </w:r>
+      <w:r>
+        <w:rPr>
+          <w:b w:val="0"/>
+        </w:rPr>
+        <w:t>.</w:t>
       </w:r>
     </w:p>
     <w:p>
-      <w:r>
-        <w:t>Connect Accessibility and user feedback to Grounded Learning Service, adapt support and plan a later changed-case check.</w:t>
+      <w:pPr>
+        <w:spacing w:line="336" w:lineRule="auto" w:after="180"/>
+      </w:pPr>
+      <w:r>
+        <w:rPr>
+          <w:b w:val="0"/>
+        </w:rPr>
+        <w:t>Teacher explanation: Accessibility makes information and controls usable across stated needs. Feedback should describe the problem and recovery action without exposing sensitive details.</w:t>
       </w:r>
     </w:p>
     <w:p>
@@ -3422,66 +3716,15 @@
         <w:rPr>
           <w:b w:val="0"/>
         </w:rPr>
-        <w:t xml:space="preserve">Add a labelled accessibility and user feedback </w:t>
-      </w:r>
-      <w:r>
-        <w:rPr>
-          <w:b/>
-        </w:rPr>
-        <w:t>evidence</w:t>
-      </w:r>
-      <w:r>
-        <w:rPr>
-          <w:b w:val="0"/>
-        </w:rPr>
-        <w:t xml:space="preserve"> sheet to Grounded Learning Service. Show how you can explain the </w:t>
-      </w:r>
-      <w:r>
-        <w:rPr>
-          <w:b/>
-        </w:rPr>
-        <w:t>mechanism</w:t>
-      </w:r>
-      <w:r>
-        <w:rPr>
-          <w:b w:val="0"/>
-        </w:rPr>
-        <w:t xml:space="preserve"> and terminology of accessibility and user feedback.</w:t>
+        <w:t>A form provides visible labels, keyboard access, associated error text and a non-colour status indicator. Test at zoom and with keyboard. Do not treat automated checks as a complete user evaluation.</w:t>
       </w:r>
     </w:p>
     <w:p>
       <w:pPr>
-        <w:spacing w:line="336" w:lineRule="auto" w:after="180"/>
-      </w:pPr>
-      <w:r>
-        <w:rPr>
-          <w:b w:val="0"/>
-        </w:rPr>
-        <w:t xml:space="preserve">Use the supplied fictional case and keep its </w:t>
-      </w:r>
-      <w:r>
-        <w:rPr>
-          <w:b/>
-        </w:rPr>
-        <w:t>input</w:t>
-      </w:r>
-      <w:r>
-        <w:rPr>
-          <w:b w:val="0"/>
-        </w:rPr>
-        <w:t xml:space="preserve">s, intermediate steps, calculation or </w:t>
-      </w:r>
-      <w:r>
-        <w:rPr>
-          <w:b/>
-        </w:rPr>
-        <w:t>prediction</w:t>
-      </w:r>
-      <w:r>
-        <w:rPr>
-          <w:b w:val="0"/>
-        </w:rPr>
-        <w:t>, and limitation. Connect this record to last week’s record; a matching answer without a trace is insufficient.</w:t>
+        <w:pStyle w:val="Heading2"/>
+      </w:pPr>
+      <w:r>
+        <w:t>W2 Trace the worked case</w:t>
       </w:r>
     </w:p>
     <w:p>
@@ -3492,19 +3735,7 @@
         <w:rPr>
           <w:b w:val="0"/>
         </w:rPr>
-        <w:t xml:space="preserve">Provide an </w:t>
-      </w:r>
-      <w:r>
-        <w:rPr>
-          <w:b/>
-        </w:rPr>
-        <w:t>input</w:t>
-      </w:r>
-      <w:r>
-        <w:rPr>
-          <w:b w:val="0"/>
-        </w:rPr>
-        <w:t>/procedure/result/limit frame and a calculator when needed. Ask students to identify the first step before completing the whole trace.</w:t>
+        <w:t>An invalid room is marked only by a red border; no text error or associated label is provided. Show the intermediate steps and give the conclusion with its scope.</w:t>
       </w:r>
     </w:p>
     <w:p>
@@ -3515,42 +3746,15 @@
         <w:rPr>
           <w:b w:val="0"/>
         </w:rPr>
-        <w:t xml:space="preserve">Extension: compare two concrete variants of this </w:t>
-      </w:r>
-      <w:r>
-        <w:rPr>
-          <w:b/>
-        </w:rPr>
-        <w:t>mechanism</w:t>
-      </w:r>
-      <w:r>
-        <w:rPr>
-          <w:b w:val="0"/>
-        </w:rPr>
-        <w:t xml:space="preserve"> while holding unrelated conditions fixed; report both successful and unsuccessful outcomes.</w:t>
+        <w:t>Teacher explanation: Colour alone does not communicate the failure to all users. Add labelled error text and an actionable correction; retain keyboard navigation.</w:t>
       </w:r>
     </w:p>
     <w:p>
       <w:pPr>
-        <w:spacing w:line="336" w:lineRule="auto" w:after="180"/>
-      </w:pPr>
-      <w:r>
-        <w:rPr>
-          <w:b w:val="0"/>
-        </w:rPr>
-        <w:t xml:space="preserve">Next connection: Performance and cost experiments. Preserve the current case record and retrieve its </w:t>
-      </w:r>
-      <w:r>
-        <w:rPr>
-          <w:b/>
-        </w:rPr>
-        <w:t>evidence</w:t>
-      </w:r>
-      <w:r>
-        <w:rPr>
-          <w:b w:val="0"/>
-        </w:rPr>
-        <w:t xml:space="preserve"> boundary before moving on.</w:t>
+        <w:pStyle w:val="Heading2"/>
+      </w:pPr>
+      <w:r>
+        <w:t>W3 Audit the limit</w:t>
       </w:r>
     </w:p>
     <w:p>
@@ -3561,15 +3765,613 @@
         <w:rPr>
           <w:b w:val="0"/>
         </w:rPr>
-        <w:t>Retain the project ledger and assess a changed case after support. Check the relevant prerequisite before carrying this component forward.</w:t>
+        <w:t>A report omits this qualification: Accessibility requirements need real interaction checks and appropriate user feedback; a checklist alone is incomplete.</w:t>
       </w:r>
     </w:p>
     <w:p>
       <w:pPr>
+        <w:spacing w:line="336" w:lineRule="auto" w:after="180"/>
+      </w:pPr>
+      <w:r>
+        <w:rPr>
+          <w:b w:val="0"/>
+        </w:rPr>
+        <w:t>Explain how omitting it could change a reader's interpretation, and write an accurate replacement.</w:t>
+      </w:r>
+    </w:p>
+    <w:p>
+      <w:pPr>
+        <w:spacing w:line="336" w:lineRule="auto" w:after="180"/>
+      </w:pPr>
+      <w:r>
+        <w:rPr>
+          <w:b w:val="0"/>
+        </w:rPr>
+        <w:t>Teacher explanation: Accessibility requirements need real interaction checks and appropriate user feedback; a checklist alone is incomplete.</w:t>
+      </w:r>
+    </w:p>
+    <w:p>
+      <w:pPr>
+        <w:spacing w:line="336" w:lineRule="auto" w:after="180"/>
+      </w:pPr>
+      <w:r>
+        <w:rPr>
+          <w:b w:val="0"/>
+        </w:rPr>
+        <w:t xml:space="preserve">State the observed result separately from the unverified or out-of-scope claim; preserve the original </w:t>
+      </w:r>
+      <w:r>
+        <w:rPr>
+          <w:b/>
+        </w:rPr>
+        <w:t>evidence</w:t>
+      </w:r>
+      <w:r>
+        <w:rPr>
+          <w:b w:val="0"/>
+        </w:rPr>
+        <w:t xml:space="preserve"> rather than inventing a missing fact.</w:t>
+      </w:r>
+    </w:p>
+    <w:p>
+      <w:pPr>
+        <w:pStyle w:val="Heading2"/>
+      </w:pPr>
+      <w:r>
+        <w:t>W5 Design a revealing follow-up</w:t>
+      </w:r>
+    </w:p>
+    <w:p>
+      <w:pPr>
+        <w:spacing w:line="336" w:lineRule="auto" w:after="180"/>
+      </w:pPr>
+      <w:r>
+        <w:rPr>
+          <w:b w:val="0"/>
+        </w:rPr>
+        <w:t>For the worked scenario, propose one additional case that could reveal a failure, describe its expected outcome before running it, and explain what would need to remain fixed for a fair comparison.</w:t>
+      </w:r>
+    </w:p>
+    <w:p>
+      <w:pPr>
+        <w:spacing w:line="336" w:lineRule="auto" w:after="180"/>
+      </w:pPr>
+      <w:r>
+        <w:rPr>
+          <w:b w:val="0"/>
+        </w:rPr>
+        <w:t>Do not reuse W4 as a new final test after receiving feedback.</w:t>
+      </w:r>
+    </w:p>
+    <w:p>
+      <w:pPr>
+        <w:spacing w:line="336" w:lineRule="auto" w:after="180"/>
+      </w:pPr>
+      <w:r>
+        <w:rPr>
+          <w:b w:val="0"/>
+        </w:rPr>
+        <w:t xml:space="preserve">Teacher explanation: Accept a concrete variant of the worked </w:t>
+      </w:r>
+      <w:r>
+        <w:rPr>
+          <w:b/>
+        </w:rPr>
+        <w:t>input</w:t>
+      </w:r>
+      <w:r>
+        <w:rPr>
+          <w:b w:val="0"/>
+        </w:rPr>
+        <w:t xml:space="preserve"> or a missing/conflicting/boundary condition, with an expectation derived from the declared procedure.</w:t>
+      </w:r>
+    </w:p>
+    <w:p>
+      <w:pPr>
+        <w:spacing w:line="336" w:lineRule="auto" w:after="180"/>
+      </w:pPr>
+      <w:r>
+        <w:rPr>
+          <w:b w:val="0"/>
+        </w:rPr>
+        <w:t xml:space="preserve">Require preserved settings, original </w:t>
+      </w:r>
+      <w:r>
+        <w:rPr>
+          <w:b/>
+        </w:rPr>
+        <w:t>output</w:t>
+      </w:r>
+      <w:r>
+        <w:rPr>
+          <w:b w:val="0"/>
+        </w:rPr>
+        <w:t>s and data roles. Accessibility requirements need real interaction checks and appropriate user feedback; a checklist alone is incomplete.</w:t>
+      </w:r>
+    </w:p>
+    <w:p>
+      <w:pPr>
+        <w:spacing w:line="336" w:lineRule="auto" w:after="180"/>
+      </w:pPr>
+      <w:r>
+        <w:rPr>
+          <w:b w:val="0"/>
+        </w:rPr>
+        <w:t xml:space="preserve">The new case should test this particular </w:t>
+      </w:r>
+      <w:r>
+        <w:rPr>
+          <w:b/>
+        </w:rPr>
+        <w:t>mechanism</w:t>
+      </w:r>
+      <w:r>
+        <w:rPr>
+          <w:b w:val="0"/>
+        </w:rPr>
+        <w:t xml:space="preserve"> rather than merely restate the original result.</w:t>
+      </w:r>
+    </w:p>
+    <w:p>
+      <w:pPr>
+        <w:pStyle w:val="Heading2"/>
+      </w:pPr>
+      <w:r>
+        <w:t>Earlier wording, alternatives and picture transcripts · reference / check after trying</w:t>
+      </w:r>
+    </w:p>
+    <w:p>
+      <w:pPr>
         <w:pStyle w:val="Heading3"/>
       </w:pPr>
       <w:r>
-        <w:t>Plan the delayed return</w:t>
+        <w:t>Guided and exit questions</w:t>
+      </w:r>
+    </w:p>
+    <w:p>
+      <w:pPr>
+        <w:spacing w:line="336" w:lineRule="auto" w:after="180"/>
+      </w:pPr>
+      <w:r>
+        <w:rPr>
+          <w:b w:val="0"/>
+        </w:rPr>
+        <w:t>Guided: Colour alone does not communicate the failure to all users. Add labelled error text and an actionable correction; retain keyboard navigation.</w:t>
+      </w:r>
+    </w:p>
+    <w:p>
+      <w:pPr>
+        <w:spacing w:line="336" w:lineRule="auto" w:after="180"/>
+      </w:pPr>
+      <w:r>
+        <w:rPr>
+          <w:b w:val="0"/>
+        </w:rPr>
+        <w:t>Qualification: Accessibility requirements need real interaction checks and appropriate user feedback; a checklist alone is incomplete.</w:t>
+      </w:r>
+    </w:p>
+    <w:p>
+      <w:pPr>
+        <w:spacing w:line="336" w:lineRule="auto" w:after="180"/>
+      </w:pPr>
+      <w:r>
+        <w:rPr>
+          <w:b w:val="0"/>
+        </w:rPr>
+        <w:t xml:space="preserve">Exit: accept a concrete variation with its predicted outcome and a stated condition that would challenge the </w:t>
+      </w:r>
+      <w:r>
+        <w:rPr>
+          <w:b/>
+        </w:rPr>
+        <w:t>mechanism</w:t>
+      </w:r>
+      <w:r>
+        <w:rPr>
+          <w:b w:val="0"/>
+        </w:rPr>
+        <w:t xml:space="preserve">; reject a claim resting on unmeasured </w:t>
+      </w:r>
+      <w:r>
+        <w:rPr>
+          <w:b/>
+        </w:rPr>
+        <w:t>evidence</w:t>
+      </w:r>
+      <w:r>
+        <w:rPr>
+          <w:b w:val="0"/>
+        </w:rPr>
+        <w:t>.</w:t>
+      </w:r>
+    </w:p>
+    <w:p>
+      <w:pPr>
+        <w:pStyle w:val="Heading3"/>
+      </w:pPr>
+      <w:r>
+        <w:t>W1 Explain the mechanism</w:t>
+      </w:r>
+    </w:p>
+    <w:p>
+      <w:pPr>
+        <w:pStyle w:val="Heading3"/>
+      </w:pPr>
+      <w:r>
+        <w:t>W2 Trace the worked case</w:t>
+      </w:r>
+    </w:p>
+    <w:p>
+      <w:pPr>
+        <w:pStyle w:val="Heading3"/>
+      </w:pPr>
+      <w:r>
+        <w:t>W3 Audit the limit</w:t>
+      </w:r>
+    </w:p>
+    <w:p>
+      <w:pPr>
+        <w:pStyle w:val="Heading3"/>
+      </w:pPr>
+      <w:r>
+        <w:t>W4 Apply a new case independently</w:t>
+      </w:r>
+    </w:p>
+    <w:p>
+      <w:pPr>
+        <w:spacing w:line="336" w:lineRule="auto" w:after="180"/>
+      </w:pPr>
+      <w:r>
+        <w:rPr>
+          <w:b w:val="0"/>
+        </w:rPr>
+        <w:t xml:space="preserve">Submit is mouse-only; timeout replaces the entire form and loses </w:t>
+      </w:r>
+      <w:r>
+        <w:rPr>
+          <w:b/>
+        </w:rPr>
+        <w:t>input</w:t>
+      </w:r>
+      <w:r>
+        <w:rPr>
+          <w:b w:val="0"/>
+        </w:rPr>
+        <w:t>. Propose two concrete improvements.</w:t>
+      </w:r>
+    </w:p>
+    <w:p>
+      <w:pPr>
+        <w:spacing w:line="336" w:lineRule="auto" w:after="180"/>
+      </w:pPr>
+      <w:r>
+        <w:rPr>
+          <w:b w:val="0"/>
+        </w:rPr>
+        <w:t xml:space="preserve">Teacher explanation: Provide keyboard-operable submit and preserve non-sensitive valid </w:t>
+      </w:r>
+      <w:r>
+        <w:rPr>
+          <w:b/>
+        </w:rPr>
+        <w:t>input</w:t>
+      </w:r>
+      <w:r>
+        <w:rPr>
+          <w:b w:val="0"/>
+        </w:rPr>
+        <w:t xml:space="preserve"> with a clear retry/review message. Verify </w:t>
+      </w:r>
+      <w:r>
+        <w:rPr>
+          <w:b/>
+        </w:rPr>
+        <w:t>focus order</w:t>
+      </w:r>
+      <w:r>
+        <w:rPr>
+          <w:b w:val="0"/>
+        </w:rPr>
+        <w:t xml:space="preserve"> and error association.</w:t>
+      </w:r>
+    </w:p>
+    <w:p>
+      <w:pPr>
+        <w:pStyle w:val="Heading3"/>
+      </w:pPr>
+      <w:r>
+        <w:t>W5 Design a revealing follow-up</w:t>
+      </w:r>
+    </w:p>
+    <w:p>
+      <w:pPr>
+        <w:pStyle w:val="Heading3"/>
+      </w:pPr>
+      <w:r>
+        <w:t>Independent assessment and fresh retry</w:t>
+      </w:r>
+    </w:p>
+    <w:p>
+      <w:pPr>
+        <w:spacing w:line="336" w:lineRule="auto" w:after="180"/>
+      </w:pPr>
+      <w:r>
+        <w:rPr>
+          <w:b w:val="0"/>
+        </w:rPr>
+        <w:t xml:space="preserve">W4: Provide keyboard-operable submit and preserve non-sensitive valid </w:t>
+      </w:r>
+      <w:r>
+        <w:rPr>
+          <w:b/>
+        </w:rPr>
+        <w:t>input</w:t>
+      </w:r>
+      <w:r>
+        <w:rPr>
+          <w:b w:val="0"/>
+        </w:rPr>
+        <w:t xml:space="preserve"> with a clear retry/review message. Verify </w:t>
+      </w:r>
+      <w:r>
+        <w:rPr>
+          <w:b/>
+        </w:rPr>
+        <w:t>focus order</w:t>
+      </w:r>
+      <w:r>
+        <w:rPr>
+          <w:b w:val="0"/>
+        </w:rPr>
+        <w:t xml:space="preserve"> and error association. Require intermediate reasoning and the stated scope.</w:t>
+      </w:r>
+    </w:p>
+    <w:p>
+      <w:pPr>
+        <w:spacing w:line="336" w:lineRule="auto" w:after="180"/>
+      </w:pPr>
+      <w:r>
+        <w:rPr>
+          <w:b w:val="0"/>
+        </w:rPr>
+        <w:t>Fresh retry: Status uses a green icon without text; focus jumps unpredictably after error. Expected reasoning: Add status text and manage focus to the relevant error or summary. Test the actual interaction.</w:t>
+      </w:r>
+    </w:p>
+    <w:p>
+      <w:pPr>
+        <w:spacing w:line="336" w:lineRule="auto" w:after="180"/>
+      </w:pPr>
+      <w:r>
+        <w:rPr>
+          <w:b w:val="0"/>
+        </w:rPr>
+        <w:t>If students need support, record it and reassess with another new case rather than awarding independence to a copied answer.</w:t>
+      </w:r>
+    </w:p>
+    <w:p>
+      <w:pPr>
+        <w:pStyle w:val="Heading3"/>
+      </w:pPr>
+      <w:r>
+        <w:t>Assess independent transfer</w:t>
+      </w:r>
+    </w:p>
+    <w:p>
+      <w:pPr>
+        <w:pStyle w:val="Heading3"/>
+      </w:pPr>
+      <w:r>
+        <w:t>Selected case answer</w:t>
+      </w:r>
+    </w:p>
+    <w:p>
+      <w:pPr>
+        <w:pStyle w:val="Heading3"/>
+      </w:pPr>
+      <w:r>
+        <w:t>Feedback that the learner uses</w:t>
+      </w:r>
+    </w:p>
+    <w:p>
+      <w:pPr>
+        <w:pStyle w:val="Heading1"/>
+      </w:pPr>
+      <w:r>
+        <w:t>06. Connect, support and revisit service design</w:t>
+      </w:r>
+    </w:p>
+    <w:p>
+      <w:r>
+        <w:t>Use saved evidence and boundary decisions to choose the next step.</w:t>
+      </w:r>
+    </w:p>
+    <w:p>
+      <w:pPr>
+        <w:pStyle w:val="Heading2"/>
+      </w:pPr>
+      <w:r>
+        <w:t>Project and next-week bridge</w:t>
+      </w:r>
+    </w:p>
+    <w:p>
+      <w:pPr>
+        <w:spacing w:line="336" w:lineRule="auto" w:after="180"/>
+      </w:pPr>
+      <w:r>
+        <w:rPr>
+          <w:b w:val="0"/>
+        </w:rPr>
+        <w:t xml:space="preserve">Add a labelled accessibility and user feedback </w:t>
+      </w:r>
+      <w:r>
+        <w:rPr>
+          <w:b/>
+        </w:rPr>
+        <w:t>evidence</w:t>
+      </w:r>
+      <w:r>
+        <w:rPr>
+          <w:b w:val="0"/>
+        </w:rPr>
+        <w:t xml:space="preserve"> sheet to Grounded Learning Service. Show how you can explain the </w:t>
+      </w:r>
+      <w:r>
+        <w:rPr>
+          <w:b/>
+        </w:rPr>
+        <w:t>mechanism</w:t>
+      </w:r>
+      <w:r>
+        <w:rPr>
+          <w:b w:val="0"/>
+        </w:rPr>
+        <w:t xml:space="preserve"> and terminology of accessibility and user feedback.</w:t>
+      </w:r>
+    </w:p>
+    <w:p>
+      <w:pPr>
+        <w:spacing w:line="336" w:lineRule="auto" w:after="180"/>
+      </w:pPr>
+      <w:r>
+        <w:rPr>
+          <w:b w:val="0"/>
+        </w:rPr>
+        <w:t xml:space="preserve">Use the supplied fictional case and keep its </w:t>
+      </w:r>
+      <w:r>
+        <w:rPr>
+          <w:b/>
+        </w:rPr>
+        <w:t>input</w:t>
+      </w:r>
+      <w:r>
+        <w:rPr>
+          <w:b w:val="0"/>
+        </w:rPr>
+        <w:t xml:space="preserve">s, intermediate steps, calculation or </w:t>
+      </w:r>
+      <w:r>
+        <w:rPr>
+          <w:b/>
+        </w:rPr>
+        <w:t>prediction</w:t>
+      </w:r>
+      <w:r>
+        <w:rPr>
+          <w:b w:val="0"/>
+        </w:rPr>
+        <w:t>, and limitation. Connect this record to last week’s record; a matching answer without a trace is insufficient.</w:t>
+      </w:r>
+    </w:p>
+    <w:p>
+      <w:pPr>
+        <w:spacing w:line="336" w:lineRule="auto" w:after="180"/>
+      </w:pPr>
+      <w:r>
+        <w:rPr>
+          <w:b w:val="0"/>
+        </w:rPr>
+        <w:t xml:space="preserve">Provide an </w:t>
+      </w:r>
+      <w:r>
+        <w:rPr>
+          <w:b/>
+        </w:rPr>
+        <w:t>input</w:t>
+      </w:r>
+      <w:r>
+        <w:rPr>
+          <w:b w:val="0"/>
+        </w:rPr>
+        <w:t>/procedure/result/limit frame and a calculator when needed. Ask students to identify the first step before completing the whole trace.</w:t>
+      </w:r>
+    </w:p>
+    <w:p>
+      <w:pPr>
+        <w:spacing w:line="336" w:lineRule="auto" w:after="180"/>
+      </w:pPr>
+      <w:r>
+        <w:rPr>
+          <w:b w:val="0"/>
+        </w:rPr>
+        <w:t xml:space="preserve">Extension: compare two concrete variants of this </w:t>
+      </w:r>
+      <w:r>
+        <w:rPr>
+          <w:b/>
+        </w:rPr>
+        <w:t>mechanism</w:t>
+      </w:r>
+      <w:r>
+        <w:rPr>
+          <w:b w:val="0"/>
+        </w:rPr>
+        <w:t xml:space="preserve"> while holding unrelated conditions fixed; report both successful and unsuccessful outcomes.</w:t>
+      </w:r>
+    </w:p>
+    <w:p>
+      <w:pPr>
+        <w:spacing w:line="336" w:lineRule="auto" w:after="180"/>
+      </w:pPr>
+      <w:r>
+        <w:rPr>
+          <w:b w:val="0"/>
+        </w:rPr>
+        <w:t xml:space="preserve">Next connection: Performance and cost experiments. Preserve the current case record and retrieve its </w:t>
+      </w:r>
+      <w:r>
+        <w:rPr>
+          <w:b/>
+        </w:rPr>
+        <w:t>evidence</w:t>
+      </w:r>
+      <w:r>
+        <w:rPr>
+          <w:b w:val="0"/>
+        </w:rPr>
+        <w:t xml:space="preserve"> boundary before moving on.</w:t>
+      </w:r>
+    </w:p>
+    <w:p>
+      <w:pPr>
+        <w:spacing w:line="336" w:lineRule="auto" w:after="180"/>
+      </w:pPr>
+      <w:r>
+        <w:rPr>
+          <w:b w:val="0"/>
+        </w:rPr>
+        <w:t>Retain the project ledger and assess a changed case after support. Check the relevant prerequisite before carrying this component forward.</w:t>
+      </w:r>
+    </w:p>
+    <w:p>
+      <w:pPr>
+        <w:spacing w:line="336" w:lineRule="auto" w:after="180"/>
+      </w:pPr>
+      <w:r>
+        <w:rPr>
+          <w:b w:val="0"/>
+        </w:rPr>
+        <w:t xml:space="preserve">For the Grounded Learning Service, retain an annotated trace and the changed-case result. Name the contract or </w:t>
+      </w:r>
+      <w:r>
+        <w:rPr>
+          <w:b/>
+        </w:rPr>
+        <w:t>evidence</w:t>
+      </w:r>
+      <w:r>
+        <w:rPr>
+          <w:b w:val="0"/>
+        </w:rPr>
+        <w:t xml:space="preserve"> that makes the deciding step valid, so another team can review it.</w:t>
+      </w:r>
+    </w:p>
+    <w:p>
+      <w:pPr>
+        <w:pStyle w:val="Heading2"/>
+      </w:pPr>
+      <w:r>
+        <w:t>Delayed return and support record</w:t>
       </w:r>
     </w:p>
     <w:p>
@@ -3786,60 +4588,60 @@
     </w:p>
     <w:p>
       <w:pPr>
-        <w:pStyle w:val="Heading3"/>
-      </w:pPr>
-      <w:r>
-        <w:t>Project evidence from this case</w:t>
+        <w:pStyle w:val="Heading2"/>
+      </w:pPr>
+      <w:r>
+        <w:t>Earlier wording, alternatives and picture transcripts · reference / check after trying</w:t>
       </w:r>
     </w:p>
     <w:p>
       <w:pPr>
-        <w:spacing w:line="336" w:lineRule="auto" w:after="180"/>
-      </w:pPr>
-      <w:r>
-        <w:rPr>
-          <w:b w:val="0"/>
-        </w:rPr>
-        <w:t xml:space="preserve">For the Grounded Learning Service, retain an annotated trace and the changed-case result. Name the contract or </w:t>
-      </w:r>
-      <w:r>
-        <w:rPr>
-          <w:b/>
-        </w:rPr>
-        <w:t>evidence</w:t>
-      </w:r>
-      <w:r>
-        <w:rPr>
-          <w:b w:val="0"/>
-        </w:rPr>
-        <w:t xml:space="preserve"> that makes the deciding step valid, so another team can review it.</w:t>
+        <w:pStyle w:val="Heading3"/>
+      </w:pPr>
+      <w:r>
+        <w:t>Plan the delayed return</w:t>
       </w:r>
     </w:p>
     <w:p>
       <w:pPr>
-        <w:pStyle w:val="Heading1"/>
-      </w:pPr>
-      <w:r>
-        <w:t>07. Prepare, teach and assess</w:t>
+        <w:pStyle w:val="Heading3"/>
+      </w:pPr>
+      <w:r>
+        <w:t>Project evidence from this case</w:t>
       </w:r>
     </w:p>
     <w:p>
-      <w:r>
-        <w:t>Use this preparation summary alongside the detailed Accessibility and user feedback lesson; it is a checklist rather than a replacement for the full sequence.</w:t>
+      <w:pPr>
+        <w:pStyle w:val="Heading1"/>
+      </w:pPr>
+      <w:r>
+        <w:t>Reference bank and extra practice</w:t>
       </w:r>
     </w:p>
     <w:p>
       <w:pPr>
-        <w:pStyle w:val="Heading3"/>
-      </w:pPr>
-      <w:r>
-        <w:t>Teaching target</w:t>
+        <w:pStyle w:val="Heading1"/>
+      </w:pPr>
+      <w:r>
+        <w:t>07. Reference · Alternative planning checklist</w:t>
       </w:r>
     </w:p>
     <w:p>
+      <w:r>
+        <w:t>Use alongside the main route when helpful.</w:t>
+      </w:r>
+    </w:p>
+    <w:p>
+      <w:pPr>
+        <w:pStyle w:val="Heading2"/>
+      </w:pPr>
+      <w:r>
+        <w:t>Planning,assessment and project reminders</w:t>
+      </w:r>
+    </w:p>
+    <w:p>
       <w:pPr>
         <w:spacing w:line="336" w:lineRule="auto" w:after="180"/>
-        <w:shd w:fill="EDF7F3"/>
       </w:pPr>
       <w:r>
         <w:rPr>
@@ -4039,22 +4841,24 @@
     </w:p>
     <w:p>
       <w:pPr>
-        <w:pStyle w:val="Heading3"/>
-      </w:pPr>
-      <w:r>
-        <w:t>Supported practice answer</w:t>
+        <w:spacing w:line="336" w:lineRule="auto" w:after="180"/>
+      </w:pPr>
+      <w:r>
+        <w:rPr>
+          <w:b w:val="0"/>
+        </w:rPr>
+        <w:t>Reasoned practice answer: Teacher explanation: Colour alone does not communicate the failure to all users. Add labelled error text and an actionable correction; retain keyboard navigation.</w:t>
       </w:r>
     </w:p>
     <w:p>
       <w:pPr>
         <w:spacing w:line="336" w:lineRule="auto" w:after="180"/>
-        <w:shd w:fill="F1F6FC"/>
       </w:pPr>
       <w:r>
         <w:rPr>
           <w:b w:val="0"/>
         </w:rPr>
-        <w:t>Reasoned practice answer: Teacher explanation: Colour alone does not communicate the failure to all users. Add labelled error text and an actionable correction; retain keyboard navigation.</w:t>
+        <w:t>Check every learner before discussion: Use the worked case for Accessibility and user feedback. Proposed explanation: “The worked result establishes every future case”. Decide whether this explanation is supported.</w:t>
       </w:r>
     </w:p>
     <w:p>
@@ -4065,7 +4869,7 @@
         <w:rPr>
           <w:b w:val="0"/>
         </w:rPr>
-        <w:t>Check every learner before discussion: Use the worked case for Accessibility and user feedback. Proposed explanation: “The worked result establishes every future case”. Decide whether this explanation is supported.</w:t>
+        <w:t>Point to the step or supplied fact that decides; explain your repair if needed.</w:t>
       </w:r>
     </w:p>
     <w:p>
@@ -4076,117 +4880,69 @@
         <w:rPr>
           <w:b w:val="0"/>
         </w:rPr>
-        <w:t>Point to the step or supplied fact that decides; explain your repair if needed.</w:t>
+        <w:t>Misconception repair: Accessibility requirements need real interaction checks and appropriate user feedback; a checklist alone is incomplete.</w:t>
       </w:r>
     </w:p>
     <w:p>
       <w:pPr>
-        <w:pStyle w:val="Heading3"/>
-      </w:pPr>
-      <w:r>
-        <w:t>Repair the misconception</w:t>
+        <w:spacing w:line="336" w:lineRule="auto" w:after="180"/>
+      </w:pPr>
+      <w:r>
+        <w:rPr>
+          <w:b w:val="0"/>
+        </w:rPr>
+        <w:t xml:space="preserve">Support: read the exact case aloud, enlarge the labelled picture, supply </w:t>
+      </w:r>
+      <w:r>
+        <w:rPr>
+          <w:b/>
+        </w:rPr>
+        <w:t>input</w:t>
+      </w:r>
+      <w:r>
+        <w:rPr>
+          <w:b w:val="0"/>
+        </w:rPr>
+        <w:t xml:space="preserve"> cards and model only the first deciding step. Accept a spoken explanation or drawing; retain the reasoning goal.</w:t>
       </w:r>
     </w:p>
     <w:p>
       <w:pPr>
         <w:spacing w:line="336" w:lineRule="auto" w:after="180"/>
-        <w:shd w:fill="FFF5E6"/>
       </w:pPr>
       <w:r>
         <w:rPr>
           <w:b w:val="0"/>
         </w:rPr>
-        <w:t>Misconception repair: Accessibility requirements need real interaction checks and appropriate user feedback; a checklist alone is incomplete.</w:t>
+        <w:t xml:space="preserve">Extension: Change the circle to orange without labels. Require a </w:t>
+      </w:r>
+      <w:r>
+        <w:rPr>
+          <w:b/>
+        </w:rPr>
+        <w:t>prediction</w:t>
+      </w:r>
+      <w:r>
+        <w:rPr>
+          <w:b w:val="0"/>
+        </w:rPr>
+        <w:t xml:space="preserve"> and a reason before comparing. Expected result: The colour-only communication barrier remains.</w:t>
       </w:r>
     </w:p>
     <w:p>
       <w:pPr>
-        <w:pStyle w:val="Heading3"/>
-      </w:pPr>
-      <w:r>
-        <w:t>Support without giving away the answer</w:t>
+        <w:spacing w:line="336" w:lineRule="auto" w:after="180"/>
+      </w:pPr>
+      <w:r>
+        <w:rPr>
+          <w:b w:val="0"/>
+        </w:rPr>
+        <w:t>Reason: A different hue supplies no textual or programmatic equivalent.</w:t>
       </w:r>
     </w:p>
     <w:p>
       <w:pPr>
         <w:spacing w:line="336" w:lineRule="auto" w:after="180"/>
-        <w:shd w:fill="F1F6F8"/>
-      </w:pPr>
-      <w:r>
-        <w:rPr>
-          <w:b w:val="0"/>
-        </w:rPr>
-        <w:t xml:space="preserve">Support: read the exact case aloud, enlarge the labelled picture, supply </w:t>
-      </w:r>
-      <w:r>
-        <w:rPr>
-          <w:b/>
-        </w:rPr>
-        <w:t>input</w:t>
-      </w:r>
-      <w:r>
-        <w:rPr>
-          <w:b w:val="0"/>
-        </w:rPr>
-        <w:t xml:space="preserve"> cards and model only the first deciding step. Accept a spoken explanation or drawing; retain the reasoning goal.</w:t>
-      </w:r>
-    </w:p>
-    <w:p>
-      <w:pPr>
-        <w:pStyle w:val="Heading3"/>
-      </w:pPr>
-      <w:r>
-        <w:t>Extend the reasoning</w:t>
-      </w:r>
-    </w:p>
-    <w:p>
-      <w:pPr>
-        <w:spacing w:line="336" w:lineRule="auto" w:after="180"/>
-        <w:shd w:fill="F5F1FB"/>
-      </w:pPr>
-      <w:r>
-        <w:rPr>
-          <w:b w:val="0"/>
-        </w:rPr>
-        <w:t xml:space="preserve">Extension: Change the circle to orange without labels. Require a </w:t>
-      </w:r>
-      <w:r>
-        <w:rPr>
-          <w:b/>
-        </w:rPr>
-        <w:t>prediction</w:t>
-      </w:r>
-      <w:r>
-        <w:rPr>
-          <w:b w:val="0"/>
-        </w:rPr>
-        <w:t xml:space="preserve"> and a reason before comparing. Expected result: The colour-only communication barrier remains.</w:t>
-      </w:r>
-    </w:p>
-    <w:p>
-      <w:pPr>
-        <w:spacing w:line="336" w:lineRule="auto" w:after="180"/>
-        <w:shd w:fill="F5F1FB"/>
-      </w:pPr>
-      <w:r>
-        <w:rPr>
-          <w:b w:val="0"/>
-        </w:rPr>
-        <w:t>Reason: A different hue supplies no textual or programmatic equivalent.</w:t>
-      </w:r>
-    </w:p>
-    <w:p>
-      <w:pPr>
-        <w:pStyle w:val="Heading3"/>
-      </w:pPr>
-      <w:r>
-        <w:t>Protect the independent attempt</w:t>
-      </w:r>
-    </w:p>
-    <w:p>
-      <w:pPr>
-        <w:spacing w:line="336" w:lineRule="auto" w:after="180"/>
-        <w:shd w:fill="FFF5E6"/>
       </w:pPr>
       <w:r>
         <w:rPr>
@@ -4381,22 +5137,36 @@
     </w:tbl>
     <w:p>
       <w:pPr>
-        <w:pStyle w:val="Heading3"/>
-      </w:pPr>
-      <w:r>
-        <w:t>Project checkpoint</w:t>
+        <w:spacing w:line="336" w:lineRule="auto" w:after="180"/>
+      </w:pPr>
+      <w:r>
+        <w:rPr>
+          <w:b w:val="0"/>
+        </w:rPr>
+        <w:t xml:space="preserve">Project checkpoint: Prepare the demonstration. Gather reproducible instructions, </w:t>
+      </w:r>
+      <w:r>
+        <w:rPr>
+          <w:b/>
+        </w:rPr>
+        <w:t>evidence</w:t>
+      </w:r>
+      <w:r>
+        <w:rPr>
+          <w:b w:val="0"/>
+        </w:rPr>
+        <w:t>, access checks and remaining limitations.</w:t>
       </w:r>
     </w:p>
     <w:p>
       <w:pPr>
         <w:spacing w:line="336" w:lineRule="auto" w:after="180"/>
-        <w:shd w:fill="EDF7F3"/>
       </w:pPr>
       <w:r>
         <w:rPr>
           <w:b w:val="0"/>
         </w:rPr>
-        <w:t xml:space="preserve">Project checkpoint: Prepare the demonstration. Gather reproducible instructions, </w:t>
+        <w:t xml:space="preserve">Use the weekly teacher answer for topic-specific reasoning. A saved progress tick is an activity record; judge mastery from the learner’s explanation and </w:t>
       </w:r>
       <w:r>
         <w:rPr>
@@ -4408,43 +5178,28 @@
         <w:rPr>
           <w:b w:val="0"/>
         </w:rPr>
-        <w:t>, access checks and remaining limitations.</w:t>
+        <w:t>.</w:t>
       </w:r>
     </w:p>
     <w:p>
       <w:pPr>
-        <w:spacing w:line="336" w:lineRule="auto" w:after="180"/>
-      </w:pPr>
-      <w:r>
-        <w:rPr>
-          <w:b w:val="0"/>
-        </w:rPr>
-        <w:t xml:space="preserve">Use the weekly teacher answer for topic-specific reasoning. A saved progress tick is an activity record; judge mastery from the learner’s explanation and </w:t>
-      </w:r>
-      <w:r>
-        <w:rPr>
-          <w:b/>
-        </w:rPr>
-        <w:t>evidence</w:t>
-      </w:r>
-      <w:r>
-        <w:rPr>
-          <w:b w:val="0"/>
-        </w:rPr>
-        <w:t>.</w:t>
+        <w:pStyle w:val="Heading1"/>
+      </w:pPr>
+      <w:r>
+        <w:t>08. Reference · Feedback,labs and repair paths</w:t>
       </w:r>
     </w:p>
     <w:p>
-      <w:pPr>
-        <w:pStyle w:val="Heading1"/>
-      </w:pPr>
-      <w:r>
-        <w:t>08. Use feedback, labs and repair paths</w:t>
+      <w:r>
+        <w:t>Retain the first attempt and the evidence used for a repair.</w:t>
       </w:r>
     </w:p>
     <w:p>
-      <w:r>
-        <w:t>Use feedback, earlier review and portfolios purposefully. Apply the coding routine only when this lesson has an executable lab.</w:t>
+      <w:pPr>
+        <w:pStyle w:val="Heading2"/>
+      </w:pPr>
+      <w:r>
+        <w:t>Feedback and record guidance</w:t>
       </w:r>
     </w:p>
     <w:p>
@@ -4482,40 +5237,42 @@
       </w:r>
     </w:p>
     <w:p>
-      <w:pPr>
-        <w:pStyle w:val="Heading3"/>
-      </w:pPr>
-      <w:r>
-        <w:t>For later coding lessons</w:t>
+      <w:r>
+        <w:t>This week has no code block. Use this routine when a later lesson includes an executable lab.</w:t>
       </w:r>
     </w:p>
     <w:p>
-      <w:r>
-        <w:t>This week has no code block. Use this routine when a later lesson includes an executable lab.</w:t>
+      <w:pPr>
+        <w:spacing w:line="336" w:lineRule="auto" w:after="180"/>
+      </w:pPr>
+      <w:r>
+        <w:rPr>
+          <w:b w:val="0"/>
+        </w:rPr>
+        <w:t xml:space="preserve">Ask students to predict before running code. Preserve errors and actual </w:t>
+      </w:r>
+      <w:r>
+        <w:rPr>
+          <w:b/>
+        </w:rPr>
+        <w:t>output</w:t>
+      </w:r>
+      <w:r>
+        <w:rPr>
+          <w:b w:val="0"/>
+        </w:rPr>
+        <w:t>s; collect a changed test and an explanation. The branch-boundary and indexing lessons deliberately include failure cases.</w:t>
       </w:r>
     </w:p>
     <w:p>
       <w:pPr>
         <w:spacing w:line="336" w:lineRule="auto" w:after="180"/>
-        <w:shd w:fill="F1F6F8"/>
       </w:pPr>
       <w:r>
         <w:rPr>
           <w:b w:val="0"/>
         </w:rPr>
-        <w:t xml:space="preserve">Ask students to predict before running code. Preserve errors and actual </w:t>
-      </w:r>
-      <w:r>
-        <w:rPr>
-          <w:b/>
-        </w:rPr>
-        <w:t>output</w:t>
-      </w:r>
-      <w:r>
-        <w:rPr>
-          <w:b w:val="0"/>
-        </w:rPr>
-        <w:t>s; collect a changed test and an explanation. The branch-boundary and indexing lessons deliberately include failure cases.</w:t>
+        <w:t>Use the earlier worked-explanation links to address a specific missing building block, then return to the current question. Adapt this suggestion after observing the learner; it is not an automatic diagnosis.</w:t>
       </w:r>
     </w:p>
     <w:p>
@@ -4526,71 +5283,37 @@
         <w:rPr>
           <w:b w:val="0"/>
         </w:rPr>
-        <w:t>Use the earlier worked-explanation links to address a specific missing building block, then return to the current question. Adapt this suggestion after observing the learner; it is not an automatic diagnosis.</w:t>
+        <w:t xml:space="preserve">Collect the completed-work portfolio as </w:t>
+      </w:r>
+      <w:r>
+        <w:rPr>
+          <w:b/>
+        </w:rPr>
+        <w:t>evidence</w:t>
+      </w:r>
+      <w:r>
+        <w:rPr>
+          <w:b w:val="0"/>
+        </w:rPr>
+        <w:t>. Record support separately from correctness, and assess explanation, trace/test and limitations. Progress ticks and quiz selections alone do not establish mastery.</w:t>
       </w:r>
     </w:p>
     <w:p>
       <w:pPr>
-        <w:spacing w:line="336" w:lineRule="auto" w:after="180"/>
-      </w:pPr>
-      <w:r>
-        <w:rPr>
-          <w:b w:val="0"/>
-        </w:rPr>
-        <w:t xml:space="preserve">Collect the completed-work portfolio as </w:t>
-      </w:r>
-      <w:r>
-        <w:rPr>
-          <w:b/>
-        </w:rPr>
-        <w:t>evidence</w:t>
-      </w:r>
-      <w:r>
-        <w:rPr>
-          <w:b w:val="0"/>
-        </w:rPr>
-        <w:t>. Record support separately from correctness, and assess explanation, trace/test and limitations. Progress ticks and quiz selections alone do not establish mastery.</w:t>
+        <w:pStyle w:val="Heading1"/>
+      </w:pPr>
+      <w:r>
+        <w:t>09. Reference · Teach with the six pictures</w:t>
       </w:r>
     </w:p>
     <w:p>
-      <w:pPr>
-        <w:pStyle w:val="Heading1"/>
-      </w:pPr>
-      <w:r>
-        <w:t>09. Visual concept journey</w:t>
+      <w:r>
+        <w:t>Choose one picture for a particular reasoning move.</w:t>
       </w:r>
     </w:p>
     <w:p>
-      <w:r>
-        <w:t>Show one Accessibility and user feedback graphic at a time, request a prediction and discuss its trace before the independent assessment.</w:t>
-      </w:r>
-    </w:p>
-    <w:p>
-      <w:pPr>
-        <w:spacing w:line="336" w:lineRule="auto" w:after="180"/>
-      </w:pPr>
-      <w:r>
-        <w:rPr>
-          <w:b w:val="0"/>
-        </w:rPr>
-        <w:t xml:space="preserve">Use one picture at a time. Hide a worked result before asking for a </w:t>
-      </w:r>
-      <w:r>
-        <w:rPr>
-          <w:b/>
-        </w:rPr>
-        <w:t>prediction</w:t>
-      </w:r>
-      <w:r>
-        <w:rPr>
-          <w:b w:val="0"/>
-        </w:rPr>
-        <w:t>, then reveal it for feedback. These are supported teaching cases; retain the separate independent assessment for a fresh first attempt.</w:t>
-      </w:r>
-    </w:p>
-    <w:p>
-      <w:pPr>
-        <w:pStyle w:val="Heading3"/>
+      <w:pPr>
+        <w:pStyle w:val="Heading2"/>
       </w:pPr>
       <w:r>
         <w:t>01. Accessibility and user feedback: the case</w:t>
@@ -4601,7 +5324,7 @@
         <w:drawing>
           <wp:inline xmlns:a="http://schemas.openxmlformats.org/drawingml/2006/main" xmlns:pic="http://schemas.openxmlformats.org/drawingml/2006/picture">
             <wp:extent cx="5486400" cy="2834640"/>
-            <wp:docPr id="2" name="Picture 2" descr="Make feedback accessible. An app marks an incomplete answer with a red circle only; a revision adds equivalent text and keyboard access. Supplied facts: New text: &quot;More explanation needed&quot;. The next-action link is labelled and focusable; status is exposed to assistive technology."/>
+            <wp:docPr id="3" name="Picture 3" descr="Make feedback accessible. An app marks an incomplete answer with a red circle only; a revision adds equivalent text and keyboard access. Supplied facts: New text: &quot;More explanation needed&quot;. The next-action link is labelled and focusable; status is exposed to assistive technology."/>
             <wp:cNvGraphicFramePr>
               <a:graphicFrameLocks noChangeAspect="1"/>
             </wp:cNvGraphicFramePr>
@@ -4613,7 +5336,7 @@
                     <pic:cNvPicPr/>
                   </pic:nvPicPr>
                   <pic:blipFill>
-                    <a:blip r:embed="rId10"/>
+                    <a:blip r:embed="rId11"/>
                     <a:stretch>
                       <a:fillRect/>
                     </a:stretch>
@@ -4657,7 +5380,6 @@
     <w:p>
       <w:pPr>
         <w:spacing w:line="336" w:lineRule="auto" w:after="180"/>
-        <w:shd w:fill="F5F1FB"/>
       </w:pPr>
       <w:r>
         <w:rPr>
@@ -4668,27 +5390,18 @@
     </w:p>
     <w:p>
       <w:pPr>
-        <w:pStyle w:val="Heading3"/>
-      </w:pPr>
-      <w:r>
-        <w:t>Discuss while showing the picture</w:t>
+        <w:spacing w:line="336" w:lineRule="auto" w:after="180"/>
+      </w:pPr>
+      <w:r>
+        <w:rPr>
+          <w:b w:val="0"/>
+        </w:rPr>
+        <w:t>Teacher prompt: Point to the given fact that matters most. Explain why it matters. Ask learners to describe one label or arrow in ordinary words. Use the adjacent transcript if the image is difficult to see.</w:t>
       </w:r>
     </w:p>
     <w:p>
       <w:pPr>
-        <w:spacing w:line="336" w:lineRule="auto" w:after="180"/>
-        <w:shd w:fill="F1F6F8"/>
-      </w:pPr>
-      <w:r>
-        <w:rPr>
-          <w:b w:val="0"/>
-        </w:rPr>
-        <w:t>Teacher prompt: Point to the given fact that matters most. Explain why it matters. Ask learners to describe one label or arrow in ordinary words. Use the adjacent transcript if the image is difficult to see.</w:t>
-      </w:r>
-    </w:p>
-    <w:p>
-      <w:pPr>
-        <w:pStyle w:val="Heading3"/>
+        <w:pStyle w:val="Heading2"/>
       </w:pPr>
       <w:r>
         <w:t>02. Follow the deciding steps</w:t>
@@ -4699,7 +5412,7 @@
         <w:drawing>
           <wp:inline xmlns:a="http://schemas.openxmlformats.org/drawingml/2006/main" xmlns:pic="http://schemas.openxmlformats.org/drawingml/2006/picture">
             <wp:extent cx="5486400" cy="3182112"/>
-            <wp:docPr id="3" name="Picture 3" descr="Find the barrier: Colour alone may not communicate the status to every learner. → Provide meaning: Text and programmatic status explain the same result. → Test next action: A keyboard user can reach the labelled explanation link."/>
+            <wp:docPr id="4" name="Picture 4" descr="Find the barrier: Colour alone may not communicate the status to every learner. → Provide meaning: Text and programmatic status explain the same result. → Test next action: A keyboard user can reach the labelled explanation link."/>
             <wp:cNvGraphicFramePr>
               <a:graphicFrameLocks noChangeAspect="1"/>
             </wp:cNvGraphicFramePr>
@@ -4711,7 +5424,7 @@
                     <pic:cNvPicPr/>
                   </pic:nvPicPr>
                   <pic:blipFill>
-                    <a:blip r:embed="rId11"/>
+                    <a:blip r:embed="rId9"/>
                     <a:stretch>
                       <a:fillRect/>
                     </a:stretch>
@@ -4744,7 +5457,6 @@
     <w:p>
       <w:pPr>
         <w:spacing w:line="336" w:lineRule="auto" w:after="180"/>
-        <w:shd w:fill="F5F1FB"/>
       </w:pPr>
       <w:r>
         <w:rPr>
@@ -4767,39 +5479,30 @@
     </w:p>
     <w:p>
       <w:pPr>
-        <w:pStyle w:val="Heading3"/>
-      </w:pPr>
-      <w:r>
-        <w:t>Discuss while showing the picture</w:t>
+        <w:spacing w:line="336" w:lineRule="auto" w:after="180"/>
+      </w:pPr>
+      <w:r>
+        <w:rPr>
+          <w:b w:val="0"/>
+        </w:rPr>
+        <w:t xml:space="preserve">Teacher prompt: Point to each numbered stage and explain which recorded </w:t>
+      </w:r>
+      <w:r>
+        <w:rPr>
+          <w:b/>
+        </w:rPr>
+        <w:t>input</w:t>
+      </w:r>
+      <w:r>
+        <w:rPr>
+          <w:b w:val="0"/>
+        </w:rPr>
+        <w:t xml:space="preserve"> it uses. Ask learners to describe one label or arrow in ordinary words. Use the adjacent transcript if the image is difficult to see.</w:t>
       </w:r>
     </w:p>
     <w:p>
       <w:pPr>
-        <w:spacing w:line="336" w:lineRule="auto" w:after="180"/>
-        <w:shd w:fill="F1F6F8"/>
-      </w:pPr>
-      <w:r>
-        <w:rPr>
-          <w:b w:val="0"/>
-        </w:rPr>
-        <w:t xml:space="preserve">Teacher prompt: Point to each numbered stage and explain which recorded </w:t>
-      </w:r>
-      <w:r>
-        <w:rPr>
-          <w:b/>
-        </w:rPr>
-        <w:t>input</w:t>
-      </w:r>
-      <w:r>
-        <w:rPr>
-          <w:b w:val="0"/>
-        </w:rPr>
-        <w:t xml:space="preserve"> it uses. Ask learners to describe one label or arrow in ordinary words. Use the adjacent transcript if the image is difficult to see.</w:t>
-      </w:r>
-    </w:p>
-    <w:p>
-      <w:pPr>
-        <w:pStyle w:val="Heading3"/>
+        <w:pStyle w:val="Heading2"/>
       </w:pPr>
       <w:r>
         <w:t>03. Accessibility and user feedback — evidence trace</w:t>
@@ -4810,7 +5513,7 @@
         <w:drawing>
           <wp:inline xmlns:a="http://schemas.openxmlformats.org/drawingml/2006/main" xmlns:pic="http://schemas.openxmlformats.org/drawingml/2006/picture">
             <wp:extent cx="5486400" cy="2996184"/>
-            <wp:docPr id="4" name="Picture 4" descr="Accessibility and user feedback — evidence trace. An invalid room is marked only by a red border; no text error or associated label is provided. | A form provides visible labels, keyboard access, associated error text and a non-colour status indicator. Test at zoom and with keyboard. Do not treat automated checks as a complete user evaluation. | Colour alone does not communicate the failure to all users. Add labelled error text and an actionable correction; retain keyboard navigation."/>
+            <wp:docPr id="5" name="Picture 5" descr="Accessibility and user feedback — evidence trace. An invalid room is marked only by a red border; no text error or associated label is provided. | A form provides visible labels, keyboard access, associated error text and a non-colour status indicator. Test at zoom and with keyboard. Do not treat automated checks as a complete user evaluation. | Colour alone does not communicate the failure to all users. Add labelled error text and an actionable correction; retain keyboard navigation."/>
             <wp:cNvGraphicFramePr>
               <a:graphicFrameLocks noChangeAspect="1"/>
             </wp:cNvGraphicFramePr>
@@ -4900,7 +5603,6 @@
     <w:p>
       <w:pPr>
         <w:spacing w:line="336" w:lineRule="auto" w:after="180"/>
-        <w:shd w:fill="F5F1FB"/>
       </w:pPr>
       <w:r>
         <w:rPr>
@@ -4911,27 +5613,18 @@
     </w:p>
     <w:p>
       <w:pPr>
-        <w:pStyle w:val="Heading3"/>
-      </w:pPr>
-      <w:r>
-        <w:t>Discuss while showing the picture</w:t>
+        <w:spacing w:line="336" w:lineRule="auto" w:after="180"/>
+      </w:pPr>
+      <w:r>
+        <w:rPr>
+          <w:b w:val="0"/>
+        </w:rPr>
+        <w:t>Teacher prompt: Read the labels and values. Explain the relationship the model shows. Ask learners to describe one label or arrow in ordinary words. Use the adjacent transcript if the image is difficult to see.</w:t>
       </w:r>
     </w:p>
     <w:p>
       <w:pPr>
-        <w:spacing w:line="336" w:lineRule="auto" w:after="180"/>
-        <w:shd w:fill="F1F6F8"/>
-      </w:pPr>
-      <w:r>
-        <w:rPr>
-          <w:b w:val="0"/>
-        </w:rPr>
-        <w:t>Teacher prompt: Read the labels and values. Explain the relationship the model shows. Ask learners to describe one label or arrow in ordinary words. Use the adjacent transcript if the image is difficult to see.</w:t>
-      </w:r>
-    </w:p>
-    <w:p>
-      <w:pPr>
-        <w:pStyle w:val="Heading3"/>
+        <w:pStyle w:val="Heading2"/>
       </w:pPr>
       <w:r>
         <w:t>04. Change one thing. Trace what follows.</w:t>
@@ -4942,7 +5635,7 @@
         <w:drawing>
           <wp:inline xmlns:a="http://schemas.openxmlformats.org/drawingml/2006/main" xmlns:pic="http://schemas.openxmlformats.org/drawingml/2006/picture">
             <wp:extent cx="5486400" cy="3026664"/>
-            <wp:docPr id="5" name="Picture 5" descr="Original case: A keyboard user can reach the labelled explanation link. Changed condition: Change the circle to orange without labels. Expected result: The colour-only communication barrier remains. Reason: A different hue supplies no textual or programmatic equivalent."/>
+            <wp:docPr id="6" name="Picture 6" descr="Original case: A keyboard user can reach the labelled explanation link. Changed condition: Change the circle to orange without labels. Expected result: The colour-only communication barrier remains. Reason: A different hue supplies no textual or programmatic equivalent."/>
             <wp:cNvGraphicFramePr>
               <a:graphicFrameLocks noChangeAspect="1"/>
             </wp:cNvGraphicFramePr>
@@ -4998,7 +5691,6 @@
     <w:p>
       <w:pPr>
         <w:spacing w:line="336" w:lineRule="auto" w:after="180"/>
-        <w:shd w:fill="F5F1FB"/>
       </w:pPr>
       <w:r>
         <w:rPr>
@@ -5009,39 +5701,29 @@
     </w:p>
     <w:p>
       <w:pPr>
-        <w:pStyle w:val="Heading3"/>
-      </w:pPr>
-      <w:r>
-        <w:t>Discuss while showing the picture</w:t>
+        <w:spacing w:line="336" w:lineRule="auto" w:after="180"/>
+      </w:pPr>
+      <w:r>
+        <w:rPr>
+          <w:b w:val="0"/>
+        </w:rPr>
+        <w:t>Teacher prompt: Predict before checking the worked changed-case result. Name what changed and what the supplied facts allow you to conclude. Ask learners to describe one label or arrow in ordinary words.</w:t>
       </w:r>
     </w:p>
     <w:p>
       <w:pPr>
         <w:spacing w:line="336" w:lineRule="auto" w:after="180"/>
-        <w:shd w:fill="F1F6F8"/>
       </w:pPr>
       <w:r>
         <w:rPr>
           <w:b w:val="0"/>
         </w:rPr>
-        <w:t>Teacher prompt: Predict before checking the worked changed-case result. Name what changed and what the supplied facts allow you to conclude. Ask learners to describe one label or arrow in ordinary words.</w:t>
+        <w:t>Use the adjacent transcript if the image is difficult to see. Changed-case reasoning: A different hue supplies no textual or programmatic equivalent.</w:t>
       </w:r>
     </w:p>
     <w:p>
       <w:pPr>
-        <w:spacing w:line="336" w:lineRule="auto" w:after="180"/>
-        <w:shd w:fill="F1F6F8"/>
-      </w:pPr>
-      <w:r>
-        <w:rPr>
-          <w:b w:val="0"/>
-        </w:rPr>
-        <w:t>Use the adjacent transcript if the image is difficult to see. Changed-case reasoning: A different hue supplies no textual or programmatic equivalent.</w:t>
-      </w:r>
-    </w:p>
-    <w:p>
-      <w:pPr>
-        <w:pStyle w:val="Heading3"/>
+        <w:pStyle w:val="Heading2"/>
       </w:pPr>
       <w:r>
         <w:t>05. Connect the explanation to its limit</w:t>
@@ -5052,7 +5734,7 @@
         <w:drawing>
           <wp:inline xmlns:a="http://schemas.openxmlformats.org/drawingml/2006/main" xmlns:pic="http://schemas.openxmlformats.org/drawingml/2006/picture">
             <wp:extent cx="5486400" cy="2834640"/>
-            <wp:docPr id="6" name="Picture 6" descr="Accessibility offers the same meaning and actions through usable channels. Feedback should say what to improve, not merely show a mark. Limit: One keyboard check is not a complete accessibility audit; test relevant assistive technologies and gather user feedback."/>
+            <wp:docPr id="7" name="Picture 7" descr="Accessibility offers the same meaning and actions through usable channels. Feedback should say what to improve, not merely show a mark. Limit: One keyboard check is not a complete accessibility audit; test relevant assistive technologies and gather user feedback."/>
             <wp:cNvGraphicFramePr>
               <a:graphicFrameLocks noChangeAspect="1"/>
             </wp:cNvGraphicFramePr>
@@ -5108,7 +5790,6 @@
     <w:p>
       <w:pPr>
         <w:spacing w:line="336" w:lineRule="auto" w:after="180"/>
-        <w:shd w:fill="F5F1FB"/>
       </w:pPr>
       <w:r>
         <w:rPr>
@@ -5119,39 +5800,29 @@
     </w:p>
     <w:p>
       <w:pPr>
-        <w:pStyle w:val="Heading3"/>
-      </w:pPr>
-      <w:r>
-        <w:t>Discuss while showing the picture</w:t>
+        <w:spacing w:line="336" w:lineRule="auto" w:after="180"/>
+      </w:pPr>
+      <w:r>
+        <w:rPr>
+          <w:b w:val="0"/>
+        </w:rPr>
+        <w:t>Teacher prompt: Explain the case, then point to a limit on the claim. Ask learners to describe one label or arrow in ordinary words. Use the adjacent transcript if the image is difficult to see.</w:t>
       </w:r>
     </w:p>
     <w:p>
       <w:pPr>
         <w:spacing w:line="336" w:lineRule="auto" w:after="180"/>
-        <w:shd w:fill="F1F6F8"/>
       </w:pPr>
       <w:r>
         <w:rPr>
           <w:b w:val="0"/>
         </w:rPr>
-        <w:t>Teacher prompt: Explain the case, then point to a limit on the claim. Ask learners to describe one label or arrow in ordinary words. Use the adjacent transcript if the image is difficult to see.</w:t>
+        <w:t>Keep the stated scope: One keyboard check is not a complete accessibility audit; test relevant assistive technologies and gather user feedback.</w:t>
       </w:r>
     </w:p>
     <w:p>
       <w:pPr>
-        <w:spacing w:line="336" w:lineRule="auto" w:after="180"/>
-        <w:shd w:fill="F1F6F8"/>
-      </w:pPr>
-      <w:r>
-        <w:rPr>
-          <w:b w:val="0"/>
-        </w:rPr>
-        <w:t>Keep the stated scope: One keyboard check is not a complete accessibility audit; test relevant assistive technologies and gather user feedback.</w:t>
-      </w:r>
-    </w:p>
-    <w:p>
-      <w:pPr>
-        <w:pStyle w:val="Heading3"/>
+        <w:pStyle w:val="Heading2"/>
       </w:pPr>
       <w:r>
         <w:t>06. Make the idea visible in your project</w:t>
@@ -5162,7 +5833,7 @@
         <w:drawing>
           <wp:inline xmlns:a="http://schemas.openxmlformats.org/drawingml/2006/main" xmlns:pic="http://schemas.openxmlformats.org/drawingml/2006/picture">
             <wp:extent cx="5486400" cy="3529584"/>
-            <wp:docPr id="7" name="Picture 7" descr="For the Grounded Learning Service, retain an annotated trace and the changed-case result. Name the contract or evidence that makes the deciding step valid, so another team can review it. Draw your input, deciding step, result and limit. Supported question: Explain what each text, keyboard and assistive-technology change adds to the feedback. Why does changing the red circle to orange alone not solve the communication barrier?"/>
+            <wp:docPr id="8" name="Picture 8" descr="For the Grounded Learning Service, retain an annotated trace and the changed-case result. Name the contract or evidence that makes the deciding step valid, so another team can review it. Draw your input, deciding step, result and limit. Supported question: Explain what each text, keyboard and assistive-technology change adds to the feedback. Why does changing the red circle to orange alone not solve the communication barrier?"/>
             <wp:cNvGraphicFramePr>
               <a:graphicFrameLocks noChangeAspect="1"/>
             </wp:cNvGraphicFramePr>
@@ -5253,7 +5924,6 @@
     <w:p>
       <w:pPr>
         <w:spacing w:line="336" w:lineRule="auto" w:after="180"/>
-        <w:shd w:fill="F5F1FB"/>
       </w:pPr>
       <w:r>
         <w:rPr>
@@ -5276,58 +5946,126 @@
     </w:p>
     <w:p>
       <w:pPr>
-        <w:pStyle w:val="Heading3"/>
-      </w:pPr>
-      <w:r>
-        <w:t>Discuss while showing the picture</w:t>
+        <w:spacing w:line="336" w:lineRule="auto" w:after="180"/>
+      </w:pPr>
+      <w:r>
+        <w:rPr>
+          <w:b w:val="0"/>
+        </w:rPr>
+        <w:t xml:space="preserve">Teacher prompt: Draw your project trace and justify the deciding step using </w:t>
+      </w:r>
+      <w:r>
+        <w:rPr>
+          <w:b/>
+        </w:rPr>
+        <w:t>evidence</w:t>
+      </w:r>
+      <w:r>
+        <w:rPr>
+          <w:b w:val="0"/>
+        </w:rPr>
+        <w:t>. Ask learners to describe one label or arrow in ordinary words. Use the adjacent transcript if the image is difficult to see.</w:t>
       </w:r>
     </w:p>
     <w:p>
       <w:pPr>
         <w:spacing w:line="336" w:lineRule="auto" w:after="180"/>
-        <w:shd w:fill="F1F6F8"/>
       </w:pPr>
       <w:r>
         <w:rPr>
           <w:b w:val="0"/>
         </w:rPr>
-        <w:t xml:space="preserve">Teacher prompt: Draw your project trace and justify the deciding step using </w:t>
-      </w:r>
-      <w:r>
-        <w:rPr>
-          <w:b/>
-        </w:rPr>
-        <w:t>evidence</w:t>
-      </w:r>
-      <w:r>
-        <w:rPr>
-          <w:b w:val="0"/>
-        </w:rPr>
-        <w:t>. Ask learners to describe one label or arrow in ordinary words. Use the adjacent transcript if the image is difficult to see.</w:t>
+        <w:t>Supported practice key: Colour alone may not communicate the status to every learner. Text and programmatic status explain the same result. A keyboard user can reach the labelled explanation link.</w:t>
       </w:r>
     </w:p>
     <w:p>
       <w:pPr>
         <w:spacing w:line="336" w:lineRule="auto" w:after="180"/>
-        <w:shd w:fill="F1F6F8"/>
       </w:pPr>
       <w:r>
         <w:rPr>
           <w:b w:val="0"/>
         </w:rPr>
-        <w:t>Supported practice key: Colour alone may not communicate the status to every learner. Text and programmatic status explain the same result. A keyboard user can reach the labelled explanation link.</w:t>
+        <w:t>Changed case: The colour-only communication barrier remains. A different hue supplies no textual or programmatic equivalent.</w:t>
       </w:r>
     </w:p>
     <w:p>
       <w:pPr>
+        <w:pStyle w:val="Heading2"/>
+      </w:pPr>
+      <w:r>
+        <w:t>Earlier wording, alternatives and picture transcripts · reference / check after trying</w:t>
+      </w:r>
+    </w:p>
+    <w:p>
+      <w:pPr>
         <w:spacing w:line="336" w:lineRule="auto" w:after="180"/>
-        <w:shd w:fill="F1F6F8"/>
       </w:pPr>
       <w:r>
         <w:rPr>
           <w:b w:val="0"/>
         </w:rPr>
-        <w:t>Changed case: The colour-only communication barrier remains. A different hue supplies no textual or programmatic equivalent.</w:t>
+        <w:t xml:space="preserve">Use one picture at a time. Hide a worked result before asking for a </w:t>
+      </w:r>
+      <w:r>
+        <w:rPr>
+          <w:b/>
+        </w:rPr>
+        <w:t>prediction</w:t>
+      </w:r>
+      <w:r>
+        <w:rPr>
+          <w:b w:val="0"/>
+        </w:rPr>
+        <w:t>, then reveal it for feedback. These are supported teaching cases; retain the separate independent assessment for a fresh first attempt.</w:t>
+      </w:r>
+    </w:p>
+    <w:p>
+      <w:pPr>
+        <w:pStyle w:val="Heading3"/>
+      </w:pPr>
+      <w:r>
+        <w:t>01. Accessibility and user feedback: the case</w:t>
+      </w:r>
+    </w:p>
+    <w:p>
+      <w:pPr>
+        <w:pStyle w:val="Heading3"/>
+      </w:pPr>
+      <w:r>
+        <w:t>02. Follow the deciding steps</w:t>
+      </w:r>
+    </w:p>
+    <w:p>
+      <w:pPr>
+        <w:pStyle w:val="Heading3"/>
+      </w:pPr>
+      <w:r>
+        <w:t>03. Accessibility and user feedback — evidence trace</w:t>
+      </w:r>
+    </w:p>
+    <w:p>
+      <w:pPr>
+        <w:pStyle w:val="Heading3"/>
+      </w:pPr>
+      <w:r>
+        <w:t>04. Change one thing. Trace what follows.</w:t>
+      </w:r>
+    </w:p>
+    <w:p>
+      <w:pPr>
+        <w:pStyle w:val="Heading3"/>
+      </w:pPr>
+      <w:r>
+        <w:t>05. Connect the explanation to its limit</w:t>
+      </w:r>
+    </w:p>
+    <w:p>
+      <w:pPr>
+        <w:pStyle w:val="Heading3"/>
+      </w:pPr>
+      <w:r>
+        <w:t>06. Make the idea visible in your project</w:t>
       </w:r>
     </w:p>
     <w:sectPr>
